--- a/2022年/2022年12月中国电子学会软件编程图形化等级考试1级.docx
+++ b/2022年/2022年12月中国电子学会软件编程图形化等级考试1级.docx
@@ -1,523 +1,5 @@
 
-<file path=docProps\app.xml><?xml version="1.0" encoding="utf-8"?>
-<Properties xmlns="http://schemas.openxmlformats.org/officeDocument/2006/extended-properties" xmlns:vt="http://schemas.openxmlformats.org/officeDocument/2006/docPropsVTypes">
-  <Template>Normal.dotm</Template>
-  <Pages>1</Pages>
-  <Words>22</Words>
-  <Characters>22</Characters>
-  <Lines>0</Lines>
-  <Paragraphs>0</Paragraphs>
-  <TotalTime>3</TotalTime>
-  <ScaleCrop>false</ScaleCrop>
-  <LinksUpToDate>false</LinksUpToDate>
-  <CharactersWithSpaces>22</CharactersWithSpaces>
-  <Application>WPS Office_11.1.0.13703_F1E327BC-269C-435d-A152-05C5408002CA</Application>
-  <DocSecurity>0</DocSecurity>
-</Properties>
-</file>
-
-<file path=docProps\core.xml><?xml version="1.0" encoding="utf-8"?>
-<cp:coreProperties xmlns:cp="http://schemas.openxmlformats.org/package/2006/metadata/core-properties" xmlns:dc="http://purl.org/dc/elements/1.1/" xmlns:dcterms="http://purl.org/dc/terms/" xmlns:dcmitype="http://purl.org/dc/dcmitype/" xmlns:xsi="http://www.w3.org/2001/XMLSchema-instance">
-  <dcterms:created xsi:type="dcterms:W3CDTF">2023-01-05T02:40:00Z</dcterms:created>
-  <dc:creator>黎～</dc:creator>
-  <cp:lastModifiedBy>黎～</cp:lastModifiedBy>
-  <dcterms:modified xsi:type="dcterms:W3CDTF">2023-01-05T02:44:23Z</dcterms:modified>
-  <cp:revision>1</cp:revision>
-</cp:coreProperties>
-</file>
-
-<file path=docProps\custom.xml><?xml version="1.0" encoding="utf-8"?>
-<Properties xmlns="http://schemas.openxmlformats.org/officeDocument/2006/custom-properties" xmlns:vt="http://schemas.openxmlformats.org/officeDocument/2006/docPropsVTypes">
-  <property fmtid="{D5CDD505-2E9C-101B-9397-08002B2CF9AE}" pid="2" name="KSOProductBuildVer">
-    <vt:lpwstr>2052-11.1.0.13703</vt:lpwstr>
-  </property>
-  <property fmtid="{D5CDD505-2E9C-101B-9397-08002B2CF9AE}" pid="3" name="ICV">
-    <vt:lpwstr>B595DA359FDD44329A7335C2047C9B46</vt:lpwstr>
-  </property>
-</Properties>
-</file>
-
-<file path=word\activeX\activeX1.xml><?xml version="1.0" encoding="utf-8"?>
-<ax:ocx xmlns:ax="http://schemas.microsoft.com/office/2006/activeX" xmlns:r="http://schemas.openxmlformats.org/officeDocument/2006/relationships" ax:classid="{5512D118-5CC6-11CF-8D67-00AA00BDCE1D}" r:id="rId1" ax:persistence="persistStorage"/>
-</file>
-
-<file path=word\activeX\activeX10.xml><?xml version="1.0" encoding="utf-8"?>
-<ax:ocx xmlns:ax="http://schemas.microsoft.com/office/2006/activeX" xmlns:r="http://schemas.openxmlformats.org/officeDocument/2006/relationships" ax:classid="{5512D118-5CC6-11CF-8D67-00AA00BDCE1D}" r:id="rId1" ax:persistence="persistStorage"/>
-</file>
-
-<file path=word\activeX\activeX100.xml><?xml version="1.0" encoding="utf-8"?>
-<ax:ocx xmlns:ax="http://schemas.microsoft.com/office/2006/activeX" xmlns:r="http://schemas.openxmlformats.org/officeDocument/2006/relationships" ax:classid="{5512D118-5CC6-11CF-8D67-00AA00BDCE1D}" r:id="rId1" ax:persistence="persistStorage"/>
-</file>
-
-<file path=word\activeX\activeX101.xml><?xml version="1.0" encoding="utf-8"?>
-<ax:ocx xmlns:ax="http://schemas.microsoft.com/office/2006/activeX" xmlns:r="http://schemas.openxmlformats.org/officeDocument/2006/relationships" ax:classid="{5512D118-5CC6-11CF-8D67-00AA00BDCE1D}" r:id="rId1" ax:persistence="persistStorage"/>
-</file>
-
-<file path=word\activeX\activeX102.xml><?xml version="1.0" encoding="utf-8"?>
-<ax:ocx xmlns:ax="http://schemas.microsoft.com/office/2006/activeX" xmlns:r="http://schemas.openxmlformats.org/officeDocument/2006/relationships" ax:classid="{5512D118-5CC6-11CF-8D67-00AA00BDCE1D}" r:id="rId1" ax:persistence="persistStorage"/>
-</file>
-
-<file path=word\activeX\activeX103.xml><?xml version="1.0" encoding="utf-8"?>
-<ax:ocx xmlns:ax="http://schemas.microsoft.com/office/2006/activeX" xmlns:r="http://schemas.openxmlformats.org/officeDocument/2006/relationships" ax:classid="{5512D118-5CC6-11CF-8D67-00AA00BDCE1D}" r:id="rId1" ax:persistence="persistStorage"/>
-</file>
-
-<file path=word\activeX\activeX104.xml><?xml version="1.0" encoding="utf-8"?>
-<ax:ocx xmlns:ax="http://schemas.microsoft.com/office/2006/activeX" xmlns:r="http://schemas.openxmlformats.org/officeDocument/2006/relationships" ax:classid="{5512D118-5CC6-11CF-8D67-00AA00BDCE1D}" r:id="rId1" ax:persistence="persistStorage"/>
-</file>
-
-<file path=word\activeX\activeX105.xml><?xml version="1.0" encoding="utf-8"?>
-<ax:ocx xmlns:ax="http://schemas.microsoft.com/office/2006/activeX" xmlns:r="http://schemas.openxmlformats.org/officeDocument/2006/relationships" ax:classid="{5512D118-5CC6-11CF-8D67-00AA00BDCE1D}" r:id="rId1" ax:persistence="persistStorage"/>
-</file>
-
-<file path=word\activeX\activeX106.xml><?xml version="1.0" encoding="utf-8"?>
-<ax:ocx xmlns:ax="http://schemas.microsoft.com/office/2006/activeX" xmlns:r="http://schemas.openxmlformats.org/officeDocument/2006/relationships" ax:classid="{5512D118-5CC6-11CF-8D67-00AA00BDCE1D}" r:id="rId1" ax:persistence="persistStorage"/>
-</file>
-
-<file path=word\activeX\activeX107.xml><?xml version="1.0" encoding="utf-8"?>
-<ax:ocx xmlns:ax="http://schemas.microsoft.com/office/2006/activeX" xmlns:r="http://schemas.openxmlformats.org/officeDocument/2006/relationships" ax:classid="{5512D118-5CC6-11CF-8D67-00AA00BDCE1D}" r:id="rId1" ax:persistence="persistStorage"/>
-</file>
-
-<file path=word\activeX\activeX108.xml><?xml version="1.0" encoding="utf-8"?>
-<ax:ocx xmlns:ax="http://schemas.microsoft.com/office/2006/activeX" xmlns:r="http://schemas.openxmlformats.org/officeDocument/2006/relationships" ax:classid="{5512D118-5CC6-11CF-8D67-00AA00BDCE1D}" r:id="rId1" ax:persistence="persistStorage"/>
-</file>
-
-<file path=word\activeX\activeX109.xml><?xml version="1.0" encoding="utf-8"?>
-<ax:ocx xmlns:ax="http://schemas.microsoft.com/office/2006/activeX" xmlns:r="http://schemas.openxmlformats.org/officeDocument/2006/relationships" ax:classid="{5512D118-5CC6-11CF-8D67-00AA00BDCE1D}" r:id="rId1" ax:persistence="persistStorage"/>
-</file>
-
-<file path=word\activeX\activeX11.xml><?xml version="1.0" encoding="utf-8"?>
-<ax:ocx xmlns:ax="http://schemas.microsoft.com/office/2006/activeX" xmlns:r="http://schemas.openxmlformats.org/officeDocument/2006/relationships" ax:classid="{5512D118-5CC6-11CF-8D67-00AA00BDCE1D}" r:id="rId1" ax:persistence="persistStorage"/>
-</file>
-
-<file path=word\activeX\activeX110.xml><?xml version="1.0" encoding="utf-8"?>
-<ax:ocx xmlns:ax="http://schemas.microsoft.com/office/2006/activeX" xmlns:r="http://schemas.openxmlformats.org/officeDocument/2006/relationships" ax:classid="{5512D118-5CC6-11CF-8D67-00AA00BDCE1D}" r:id="rId1" ax:persistence="persistStorage"/>
-</file>
-
-<file path=word\activeX\activeX111.xml><?xml version="1.0" encoding="utf-8"?>
-<ax:ocx xmlns:ax="http://schemas.microsoft.com/office/2006/activeX" xmlns:r="http://schemas.openxmlformats.org/officeDocument/2006/relationships" ax:classid="{5512D118-5CC6-11CF-8D67-00AA00BDCE1D}" r:id="rId1" ax:persistence="persistStorage"/>
-</file>
-
-<file path=word\activeX\activeX112.xml><?xml version="1.0" encoding="utf-8"?>
-<ax:ocx xmlns:ax="http://schemas.microsoft.com/office/2006/activeX" xmlns:r="http://schemas.openxmlformats.org/officeDocument/2006/relationships" ax:classid="{5512D118-5CC6-11CF-8D67-00AA00BDCE1D}" r:id="rId1" ax:persistence="persistStorage"/>
-</file>
-
-<file path=word\activeX\activeX113.xml><?xml version="1.0" encoding="utf-8"?>
-<ax:ocx xmlns:ax="http://schemas.microsoft.com/office/2006/activeX" xmlns:r="http://schemas.openxmlformats.org/officeDocument/2006/relationships" ax:classid="{5512D118-5CC6-11CF-8D67-00AA00BDCE1D}" r:id="rId1" ax:persistence="persistStorage"/>
-</file>
-
-<file path=word\activeX\activeX114.xml><?xml version="1.0" encoding="utf-8"?>
-<ax:ocx xmlns:ax="http://schemas.microsoft.com/office/2006/activeX" xmlns:r="http://schemas.openxmlformats.org/officeDocument/2006/relationships" ax:classid="{5512D118-5CC6-11CF-8D67-00AA00BDCE1D}" r:id="rId1" ax:persistence="persistStorage"/>
-</file>
-
-<file path=word\activeX\activeX115.xml><?xml version="1.0" encoding="utf-8"?>
-<ax:ocx xmlns:ax="http://schemas.microsoft.com/office/2006/activeX" xmlns:r="http://schemas.openxmlformats.org/officeDocument/2006/relationships" ax:classid="{5512D118-5CC6-11CF-8D67-00AA00BDCE1D}" r:id="rId1" ax:persistence="persistStorage"/>
-</file>
-
-<file path=word\activeX\activeX116.xml><?xml version="1.0" encoding="utf-8"?>
-<ax:ocx xmlns:ax="http://schemas.microsoft.com/office/2006/activeX" xmlns:r="http://schemas.openxmlformats.org/officeDocument/2006/relationships" ax:classid="{5512D118-5CC6-11CF-8D67-00AA00BDCE1D}" r:id="rId1" ax:persistence="persistStorage"/>
-</file>
-
-<file path=word\activeX\activeX117.xml><?xml version="1.0" encoding="utf-8"?>
-<ax:ocx xmlns:ax="http://schemas.microsoft.com/office/2006/activeX" xmlns:r="http://schemas.openxmlformats.org/officeDocument/2006/relationships" ax:classid="{5512D118-5CC6-11CF-8D67-00AA00BDCE1D}" r:id="rId1" ax:persistence="persistStorage"/>
-</file>
-
-<file path=word\activeX\activeX118.xml><?xml version="1.0" encoding="utf-8"?>
-<ax:ocx xmlns:ax="http://schemas.microsoft.com/office/2006/activeX" xmlns:r="http://schemas.openxmlformats.org/officeDocument/2006/relationships" ax:classid="{5512D118-5CC6-11CF-8D67-00AA00BDCE1D}" r:id="rId1" ax:persistence="persistStorage"/>
-</file>
-
-<file path=word\activeX\activeX119.xml><?xml version="1.0" encoding="utf-8"?>
-<ax:ocx xmlns:ax="http://schemas.microsoft.com/office/2006/activeX" xmlns:r="http://schemas.openxmlformats.org/officeDocument/2006/relationships" ax:classid="{5512D118-5CC6-11CF-8D67-00AA00BDCE1D}" r:id="rId1" ax:persistence="persistStorage"/>
-</file>
-
-<file path=word\activeX\activeX12.xml><?xml version="1.0" encoding="utf-8"?>
-<ax:ocx xmlns:ax="http://schemas.microsoft.com/office/2006/activeX" xmlns:r="http://schemas.openxmlformats.org/officeDocument/2006/relationships" ax:classid="{5512D118-5CC6-11CF-8D67-00AA00BDCE1D}" r:id="rId1" ax:persistence="persistStorage"/>
-</file>
-
-<file path=word\activeX\activeX120.xml><?xml version="1.0" encoding="utf-8"?>
-<ax:ocx xmlns:ax="http://schemas.microsoft.com/office/2006/activeX" xmlns:r="http://schemas.openxmlformats.org/officeDocument/2006/relationships" ax:classid="{5512D118-5CC6-11CF-8D67-00AA00BDCE1D}" r:id="rId1" ax:persistence="persistStorage"/>
-</file>
-
-<file path=word\activeX\activeX13.xml><?xml version="1.0" encoding="utf-8"?>
-<ax:ocx xmlns:ax="http://schemas.microsoft.com/office/2006/activeX" xmlns:r="http://schemas.openxmlformats.org/officeDocument/2006/relationships" ax:classid="{5512D118-5CC6-11CF-8D67-00AA00BDCE1D}" r:id="rId1" ax:persistence="persistStorage"/>
-</file>
-
-<file path=word\activeX\activeX14.xml><?xml version="1.0" encoding="utf-8"?>
-<ax:ocx xmlns:ax="http://schemas.microsoft.com/office/2006/activeX" xmlns:r="http://schemas.openxmlformats.org/officeDocument/2006/relationships" ax:classid="{5512D118-5CC6-11CF-8D67-00AA00BDCE1D}" r:id="rId1" ax:persistence="persistStorage"/>
-</file>
-
-<file path=word\activeX\activeX15.xml><?xml version="1.0" encoding="utf-8"?>
-<ax:ocx xmlns:ax="http://schemas.microsoft.com/office/2006/activeX" xmlns:r="http://schemas.openxmlformats.org/officeDocument/2006/relationships" ax:classid="{5512D118-5CC6-11CF-8D67-00AA00BDCE1D}" r:id="rId1" ax:persistence="persistStorage"/>
-</file>
-
-<file path=word\activeX\activeX16.xml><?xml version="1.0" encoding="utf-8"?>
-<ax:ocx xmlns:ax="http://schemas.microsoft.com/office/2006/activeX" xmlns:r="http://schemas.openxmlformats.org/officeDocument/2006/relationships" ax:classid="{5512D118-5CC6-11CF-8D67-00AA00BDCE1D}" r:id="rId1" ax:persistence="persistStorage"/>
-</file>
-
-<file path=word\activeX\activeX17.xml><?xml version="1.0" encoding="utf-8"?>
-<ax:ocx xmlns:ax="http://schemas.microsoft.com/office/2006/activeX" xmlns:r="http://schemas.openxmlformats.org/officeDocument/2006/relationships" ax:classid="{5512D118-5CC6-11CF-8D67-00AA00BDCE1D}" r:id="rId1" ax:persistence="persistStorage"/>
-</file>
-
-<file path=word\activeX\activeX18.xml><?xml version="1.0" encoding="utf-8"?>
-<ax:ocx xmlns:ax="http://schemas.microsoft.com/office/2006/activeX" xmlns:r="http://schemas.openxmlformats.org/officeDocument/2006/relationships" ax:classid="{5512D118-5CC6-11CF-8D67-00AA00BDCE1D}" r:id="rId1" ax:persistence="persistStorage"/>
-</file>
-
-<file path=word\activeX\activeX19.xml><?xml version="1.0" encoding="utf-8"?>
-<ax:ocx xmlns:ax="http://schemas.microsoft.com/office/2006/activeX" xmlns:r="http://schemas.openxmlformats.org/officeDocument/2006/relationships" ax:classid="{5512D118-5CC6-11CF-8D67-00AA00BDCE1D}" r:id="rId1" ax:persistence="persistStorage"/>
-</file>
-
-<file path=word\activeX\activeX2.xml><?xml version="1.0" encoding="utf-8"?>
-<ax:ocx xmlns:ax="http://schemas.microsoft.com/office/2006/activeX" xmlns:r="http://schemas.openxmlformats.org/officeDocument/2006/relationships" ax:classid="{5512D118-5CC6-11CF-8D67-00AA00BDCE1D}" r:id="rId1" ax:persistence="persistStorage"/>
-</file>
-
-<file path=word\activeX\activeX20.xml><?xml version="1.0" encoding="utf-8"?>
-<ax:ocx xmlns:ax="http://schemas.microsoft.com/office/2006/activeX" xmlns:r="http://schemas.openxmlformats.org/officeDocument/2006/relationships" ax:classid="{5512D118-5CC6-11CF-8D67-00AA00BDCE1D}" r:id="rId1" ax:persistence="persistStorage"/>
-</file>
-
-<file path=word\activeX\activeX21.xml><?xml version="1.0" encoding="utf-8"?>
-<ax:ocx xmlns:ax="http://schemas.microsoft.com/office/2006/activeX" xmlns:r="http://schemas.openxmlformats.org/officeDocument/2006/relationships" ax:classid="{5512D118-5CC6-11CF-8D67-00AA00BDCE1D}" r:id="rId1" ax:persistence="persistStorage"/>
-</file>
-
-<file path=word\activeX\activeX22.xml><?xml version="1.0" encoding="utf-8"?>
-<ax:ocx xmlns:ax="http://schemas.microsoft.com/office/2006/activeX" xmlns:r="http://schemas.openxmlformats.org/officeDocument/2006/relationships" ax:classid="{5512D118-5CC6-11CF-8D67-00AA00BDCE1D}" r:id="rId1" ax:persistence="persistStorage"/>
-</file>
-
-<file path=word\activeX\activeX23.xml><?xml version="1.0" encoding="utf-8"?>
-<ax:ocx xmlns:ax="http://schemas.microsoft.com/office/2006/activeX" xmlns:r="http://schemas.openxmlformats.org/officeDocument/2006/relationships" ax:classid="{5512D118-5CC6-11CF-8D67-00AA00BDCE1D}" r:id="rId1" ax:persistence="persistStorage"/>
-</file>
-
-<file path=word\activeX\activeX24.xml><?xml version="1.0" encoding="utf-8"?>
-<ax:ocx xmlns:ax="http://schemas.microsoft.com/office/2006/activeX" xmlns:r="http://schemas.openxmlformats.org/officeDocument/2006/relationships" ax:classid="{5512D118-5CC6-11CF-8D67-00AA00BDCE1D}" r:id="rId1" ax:persistence="persistStorage"/>
-</file>
-
-<file path=word\activeX\activeX25.xml><?xml version="1.0" encoding="utf-8"?>
-<ax:ocx xmlns:ax="http://schemas.microsoft.com/office/2006/activeX" xmlns:r="http://schemas.openxmlformats.org/officeDocument/2006/relationships" ax:classid="{5512D118-5CC6-11CF-8D67-00AA00BDCE1D}" r:id="rId1" ax:persistence="persistStorage"/>
-</file>
-
-<file path=word\activeX\activeX26.xml><?xml version="1.0" encoding="utf-8"?>
-<ax:ocx xmlns:ax="http://schemas.microsoft.com/office/2006/activeX" xmlns:r="http://schemas.openxmlformats.org/officeDocument/2006/relationships" ax:classid="{5512D118-5CC6-11CF-8D67-00AA00BDCE1D}" r:id="rId1" ax:persistence="persistStorage"/>
-</file>
-
-<file path=word\activeX\activeX27.xml><?xml version="1.0" encoding="utf-8"?>
-<ax:ocx xmlns:ax="http://schemas.microsoft.com/office/2006/activeX" xmlns:r="http://schemas.openxmlformats.org/officeDocument/2006/relationships" ax:classid="{5512D118-5CC6-11CF-8D67-00AA00BDCE1D}" r:id="rId1" ax:persistence="persistStorage"/>
-</file>
-
-<file path=word\activeX\activeX28.xml><?xml version="1.0" encoding="utf-8"?>
-<ax:ocx xmlns:ax="http://schemas.microsoft.com/office/2006/activeX" xmlns:r="http://schemas.openxmlformats.org/officeDocument/2006/relationships" ax:classid="{5512D118-5CC6-11CF-8D67-00AA00BDCE1D}" r:id="rId1" ax:persistence="persistStorage"/>
-</file>
-
-<file path=word\activeX\activeX29.xml><?xml version="1.0" encoding="utf-8"?>
-<ax:ocx xmlns:ax="http://schemas.microsoft.com/office/2006/activeX" xmlns:r="http://schemas.openxmlformats.org/officeDocument/2006/relationships" ax:classid="{5512D118-5CC6-11CF-8D67-00AA00BDCE1D}" r:id="rId1" ax:persistence="persistStorage"/>
-</file>
-
-<file path=word\activeX\activeX3.xml><?xml version="1.0" encoding="utf-8"?>
-<ax:ocx xmlns:ax="http://schemas.microsoft.com/office/2006/activeX" xmlns:r="http://schemas.openxmlformats.org/officeDocument/2006/relationships" ax:classid="{5512D118-5CC6-11CF-8D67-00AA00BDCE1D}" r:id="rId1" ax:persistence="persistStorage"/>
-</file>
-
-<file path=word\activeX\activeX30.xml><?xml version="1.0" encoding="utf-8"?>
-<ax:ocx xmlns:ax="http://schemas.microsoft.com/office/2006/activeX" xmlns:r="http://schemas.openxmlformats.org/officeDocument/2006/relationships" ax:classid="{5512D118-5CC6-11CF-8D67-00AA00BDCE1D}" r:id="rId1" ax:persistence="persistStorage"/>
-</file>
-
-<file path=word\activeX\activeX31.xml><?xml version="1.0" encoding="utf-8"?>
-<ax:ocx xmlns:ax="http://schemas.microsoft.com/office/2006/activeX" xmlns:r="http://schemas.openxmlformats.org/officeDocument/2006/relationships" ax:classid="{5512D118-5CC6-11CF-8D67-00AA00BDCE1D}" r:id="rId1" ax:persistence="persistStorage"/>
-</file>
-
-<file path=word\activeX\activeX32.xml><?xml version="1.0" encoding="utf-8"?>
-<ax:ocx xmlns:ax="http://schemas.microsoft.com/office/2006/activeX" xmlns:r="http://schemas.openxmlformats.org/officeDocument/2006/relationships" ax:classid="{5512D118-5CC6-11CF-8D67-00AA00BDCE1D}" r:id="rId1" ax:persistence="persistStorage"/>
-</file>
-
-<file path=word\activeX\activeX33.xml><?xml version="1.0" encoding="utf-8"?>
-<ax:ocx xmlns:ax="http://schemas.microsoft.com/office/2006/activeX" xmlns:r="http://schemas.openxmlformats.org/officeDocument/2006/relationships" ax:classid="{5512D118-5CC6-11CF-8D67-00AA00BDCE1D}" r:id="rId1" ax:persistence="persistStorage"/>
-</file>
-
-<file path=word\activeX\activeX34.xml><?xml version="1.0" encoding="utf-8"?>
-<ax:ocx xmlns:ax="http://schemas.microsoft.com/office/2006/activeX" xmlns:r="http://schemas.openxmlformats.org/officeDocument/2006/relationships" ax:classid="{5512D118-5CC6-11CF-8D67-00AA00BDCE1D}" r:id="rId1" ax:persistence="persistStorage"/>
-</file>
-
-<file path=word\activeX\activeX35.xml><?xml version="1.0" encoding="utf-8"?>
-<ax:ocx xmlns:ax="http://schemas.microsoft.com/office/2006/activeX" xmlns:r="http://schemas.openxmlformats.org/officeDocument/2006/relationships" ax:classid="{5512D118-5CC6-11CF-8D67-00AA00BDCE1D}" r:id="rId1" ax:persistence="persistStorage"/>
-</file>
-
-<file path=word\activeX\activeX36.xml><?xml version="1.0" encoding="utf-8"?>
-<ax:ocx xmlns:ax="http://schemas.microsoft.com/office/2006/activeX" xmlns:r="http://schemas.openxmlformats.org/officeDocument/2006/relationships" ax:classid="{5512D118-5CC6-11CF-8D67-00AA00BDCE1D}" r:id="rId1" ax:persistence="persistStorage"/>
-</file>
-
-<file path=word\activeX\activeX37.xml><?xml version="1.0" encoding="utf-8"?>
-<ax:ocx xmlns:ax="http://schemas.microsoft.com/office/2006/activeX" xmlns:r="http://schemas.openxmlformats.org/officeDocument/2006/relationships" ax:classid="{5512D118-5CC6-11CF-8D67-00AA00BDCE1D}" r:id="rId1" ax:persistence="persistStorage"/>
-</file>
-
-<file path=word\activeX\activeX38.xml><?xml version="1.0" encoding="utf-8"?>
-<ax:ocx xmlns:ax="http://schemas.microsoft.com/office/2006/activeX" xmlns:r="http://schemas.openxmlformats.org/officeDocument/2006/relationships" ax:classid="{5512D118-5CC6-11CF-8D67-00AA00BDCE1D}" r:id="rId1" ax:persistence="persistStorage"/>
-</file>
-
-<file path=word\activeX\activeX39.xml><?xml version="1.0" encoding="utf-8"?>
-<ax:ocx xmlns:ax="http://schemas.microsoft.com/office/2006/activeX" xmlns:r="http://schemas.openxmlformats.org/officeDocument/2006/relationships" ax:classid="{5512D118-5CC6-11CF-8D67-00AA00BDCE1D}" r:id="rId1" ax:persistence="persistStorage"/>
-</file>
-
-<file path=word\activeX\activeX4.xml><?xml version="1.0" encoding="utf-8"?>
-<ax:ocx xmlns:ax="http://schemas.microsoft.com/office/2006/activeX" xmlns:r="http://schemas.openxmlformats.org/officeDocument/2006/relationships" ax:classid="{5512D118-5CC6-11CF-8D67-00AA00BDCE1D}" r:id="rId1" ax:persistence="persistStorage"/>
-</file>
-
-<file path=word\activeX\activeX40.xml><?xml version="1.0" encoding="utf-8"?>
-<ax:ocx xmlns:ax="http://schemas.microsoft.com/office/2006/activeX" xmlns:r="http://schemas.openxmlformats.org/officeDocument/2006/relationships" ax:classid="{5512D118-5CC6-11CF-8D67-00AA00BDCE1D}" r:id="rId1" ax:persistence="persistStorage"/>
-</file>
-
-<file path=word\activeX\activeX41.xml><?xml version="1.0" encoding="utf-8"?>
-<ax:ocx xmlns:ax="http://schemas.microsoft.com/office/2006/activeX" xmlns:r="http://schemas.openxmlformats.org/officeDocument/2006/relationships" ax:classid="{5512D118-5CC6-11CF-8D67-00AA00BDCE1D}" r:id="rId1" ax:persistence="persistStorage"/>
-</file>
-
-<file path=word\activeX\activeX42.xml><?xml version="1.0" encoding="utf-8"?>
-<ax:ocx xmlns:ax="http://schemas.microsoft.com/office/2006/activeX" xmlns:r="http://schemas.openxmlformats.org/officeDocument/2006/relationships" ax:classid="{5512D118-5CC6-11CF-8D67-00AA00BDCE1D}" r:id="rId1" ax:persistence="persistStorage"/>
-</file>
-
-<file path=word\activeX\activeX43.xml><?xml version="1.0" encoding="utf-8"?>
-<ax:ocx xmlns:ax="http://schemas.microsoft.com/office/2006/activeX" xmlns:r="http://schemas.openxmlformats.org/officeDocument/2006/relationships" ax:classid="{5512D118-5CC6-11CF-8D67-00AA00BDCE1D}" r:id="rId1" ax:persistence="persistStorage"/>
-</file>
-
-<file path=word\activeX\activeX44.xml><?xml version="1.0" encoding="utf-8"?>
-<ax:ocx xmlns:ax="http://schemas.microsoft.com/office/2006/activeX" xmlns:r="http://schemas.openxmlformats.org/officeDocument/2006/relationships" ax:classid="{5512D118-5CC6-11CF-8D67-00AA00BDCE1D}" r:id="rId1" ax:persistence="persistStorage"/>
-</file>
-
-<file path=word\activeX\activeX45.xml><?xml version="1.0" encoding="utf-8"?>
-<ax:ocx xmlns:ax="http://schemas.microsoft.com/office/2006/activeX" xmlns:r="http://schemas.openxmlformats.org/officeDocument/2006/relationships" ax:classid="{5512D118-5CC6-11CF-8D67-00AA00BDCE1D}" r:id="rId1" ax:persistence="persistStorage"/>
-</file>
-
-<file path=word\activeX\activeX46.xml><?xml version="1.0" encoding="utf-8"?>
-<ax:ocx xmlns:ax="http://schemas.microsoft.com/office/2006/activeX" xmlns:r="http://schemas.openxmlformats.org/officeDocument/2006/relationships" ax:classid="{5512D118-5CC6-11CF-8D67-00AA00BDCE1D}" r:id="rId1" ax:persistence="persistStorage"/>
-</file>
-
-<file path=word\activeX\activeX47.xml><?xml version="1.0" encoding="utf-8"?>
-<ax:ocx xmlns:ax="http://schemas.microsoft.com/office/2006/activeX" xmlns:r="http://schemas.openxmlformats.org/officeDocument/2006/relationships" ax:classid="{5512D118-5CC6-11CF-8D67-00AA00BDCE1D}" r:id="rId1" ax:persistence="persistStorage"/>
-</file>
-
-<file path=word\activeX\activeX48.xml><?xml version="1.0" encoding="utf-8"?>
-<ax:ocx xmlns:ax="http://schemas.microsoft.com/office/2006/activeX" xmlns:r="http://schemas.openxmlformats.org/officeDocument/2006/relationships" ax:classid="{5512D118-5CC6-11CF-8D67-00AA00BDCE1D}" r:id="rId1" ax:persistence="persistStorage"/>
-</file>
-
-<file path=word\activeX\activeX49.xml><?xml version="1.0" encoding="utf-8"?>
-<ax:ocx xmlns:ax="http://schemas.microsoft.com/office/2006/activeX" xmlns:r="http://schemas.openxmlformats.org/officeDocument/2006/relationships" ax:classid="{5512D118-5CC6-11CF-8D67-00AA00BDCE1D}" r:id="rId1" ax:persistence="persistStorage"/>
-</file>
-
-<file path=word\activeX\activeX5.xml><?xml version="1.0" encoding="utf-8"?>
-<ax:ocx xmlns:ax="http://schemas.microsoft.com/office/2006/activeX" xmlns:r="http://schemas.openxmlformats.org/officeDocument/2006/relationships" ax:classid="{5512D118-5CC6-11CF-8D67-00AA00BDCE1D}" r:id="rId1" ax:persistence="persistStorage"/>
-</file>
-
-<file path=word\activeX\activeX50.xml><?xml version="1.0" encoding="utf-8"?>
-<ax:ocx xmlns:ax="http://schemas.microsoft.com/office/2006/activeX" xmlns:r="http://schemas.openxmlformats.org/officeDocument/2006/relationships" ax:classid="{5512D118-5CC6-11CF-8D67-00AA00BDCE1D}" r:id="rId1" ax:persistence="persistStorage"/>
-</file>
-
-<file path=word\activeX\activeX51.xml><?xml version="1.0" encoding="utf-8"?>
-<ax:ocx xmlns:ax="http://schemas.microsoft.com/office/2006/activeX" xmlns:r="http://schemas.openxmlformats.org/officeDocument/2006/relationships" ax:classid="{5512D118-5CC6-11CF-8D67-00AA00BDCE1D}" r:id="rId1" ax:persistence="persistStorage"/>
-</file>
-
-<file path=word\activeX\activeX52.xml><?xml version="1.0" encoding="utf-8"?>
-<ax:ocx xmlns:ax="http://schemas.microsoft.com/office/2006/activeX" xmlns:r="http://schemas.openxmlformats.org/officeDocument/2006/relationships" ax:classid="{5512D118-5CC6-11CF-8D67-00AA00BDCE1D}" r:id="rId1" ax:persistence="persistStorage"/>
-</file>
-
-<file path=word\activeX\activeX53.xml><?xml version="1.0" encoding="utf-8"?>
-<ax:ocx xmlns:ax="http://schemas.microsoft.com/office/2006/activeX" xmlns:r="http://schemas.openxmlformats.org/officeDocument/2006/relationships" ax:classid="{5512D118-5CC6-11CF-8D67-00AA00BDCE1D}" r:id="rId1" ax:persistence="persistStorage"/>
-</file>
-
-<file path=word\activeX\activeX54.xml><?xml version="1.0" encoding="utf-8"?>
-<ax:ocx xmlns:ax="http://schemas.microsoft.com/office/2006/activeX" xmlns:r="http://schemas.openxmlformats.org/officeDocument/2006/relationships" ax:classid="{5512D118-5CC6-11CF-8D67-00AA00BDCE1D}" r:id="rId1" ax:persistence="persistStorage"/>
-</file>
-
-<file path=word\activeX\activeX55.xml><?xml version="1.0" encoding="utf-8"?>
-<ax:ocx xmlns:ax="http://schemas.microsoft.com/office/2006/activeX" xmlns:r="http://schemas.openxmlformats.org/officeDocument/2006/relationships" ax:classid="{5512D118-5CC6-11CF-8D67-00AA00BDCE1D}" r:id="rId1" ax:persistence="persistStorage"/>
-</file>
-
-<file path=word\activeX\activeX56.xml><?xml version="1.0" encoding="utf-8"?>
-<ax:ocx xmlns:ax="http://schemas.microsoft.com/office/2006/activeX" xmlns:r="http://schemas.openxmlformats.org/officeDocument/2006/relationships" ax:classid="{5512D118-5CC6-11CF-8D67-00AA00BDCE1D}" r:id="rId1" ax:persistence="persistStorage"/>
-</file>
-
-<file path=word\activeX\activeX57.xml><?xml version="1.0" encoding="utf-8"?>
-<ax:ocx xmlns:ax="http://schemas.microsoft.com/office/2006/activeX" xmlns:r="http://schemas.openxmlformats.org/officeDocument/2006/relationships" ax:classid="{5512D118-5CC6-11CF-8D67-00AA00BDCE1D}" r:id="rId1" ax:persistence="persistStorage"/>
-</file>
-
-<file path=word\activeX\activeX58.xml><?xml version="1.0" encoding="utf-8"?>
-<ax:ocx xmlns:ax="http://schemas.microsoft.com/office/2006/activeX" xmlns:r="http://schemas.openxmlformats.org/officeDocument/2006/relationships" ax:classid="{5512D118-5CC6-11CF-8D67-00AA00BDCE1D}" r:id="rId1" ax:persistence="persistStorage"/>
-</file>
-
-<file path=word\activeX\activeX59.xml><?xml version="1.0" encoding="utf-8"?>
-<ax:ocx xmlns:ax="http://schemas.microsoft.com/office/2006/activeX" xmlns:r="http://schemas.openxmlformats.org/officeDocument/2006/relationships" ax:classid="{5512D118-5CC6-11CF-8D67-00AA00BDCE1D}" r:id="rId1" ax:persistence="persistStorage"/>
-</file>
-
-<file path=word\activeX\activeX6.xml><?xml version="1.0" encoding="utf-8"?>
-<ax:ocx xmlns:ax="http://schemas.microsoft.com/office/2006/activeX" xmlns:r="http://schemas.openxmlformats.org/officeDocument/2006/relationships" ax:classid="{5512D118-5CC6-11CF-8D67-00AA00BDCE1D}" r:id="rId1" ax:persistence="persistStorage"/>
-</file>
-
-<file path=word\activeX\activeX60.xml><?xml version="1.0" encoding="utf-8"?>
-<ax:ocx xmlns:ax="http://schemas.microsoft.com/office/2006/activeX" xmlns:r="http://schemas.openxmlformats.org/officeDocument/2006/relationships" ax:classid="{5512D118-5CC6-11CF-8D67-00AA00BDCE1D}" r:id="rId1" ax:persistence="persistStorage"/>
-</file>
-
-<file path=word\activeX\activeX61.xml><?xml version="1.0" encoding="utf-8"?>
-<ax:ocx xmlns:ax="http://schemas.microsoft.com/office/2006/activeX" xmlns:r="http://schemas.openxmlformats.org/officeDocument/2006/relationships" ax:classid="{5512D118-5CC6-11CF-8D67-00AA00BDCE1D}" r:id="rId1" ax:persistence="persistStorage"/>
-</file>
-
-<file path=word\activeX\activeX62.xml><?xml version="1.0" encoding="utf-8"?>
-<ax:ocx xmlns:ax="http://schemas.microsoft.com/office/2006/activeX" xmlns:r="http://schemas.openxmlformats.org/officeDocument/2006/relationships" ax:classid="{5512D118-5CC6-11CF-8D67-00AA00BDCE1D}" r:id="rId1" ax:persistence="persistStorage"/>
-</file>
-
-<file path=word\activeX\activeX63.xml><?xml version="1.0" encoding="utf-8"?>
-<ax:ocx xmlns:ax="http://schemas.microsoft.com/office/2006/activeX" xmlns:r="http://schemas.openxmlformats.org/officeDocument/2006/relationships" ax:classid="{5512D118-5CC6-11CF-8D67-00AA00BDCE1D}" r:id="rId1" ax:persistence="persistStorage"/>
-</file>
-
-<file path=word\activeX\activeX64.xml><?xml version="1.0" encoding="utf-8"?>
-<ax:ocx xmlns:ax="http://schemas.microsoft.com/office/2006/activeX" xmlns:r="http://schemas.openxmlformats.org/officeDocument/2006/relationships" ax:classid="{5512D118-5CC6-11CF-8D67-00AA00BDCE1D}" r:id="rId1" ax:persistence="persistStorage"/>
-</file>
-
-<file path=word\activeX\activeX65.xml><?xml version="1.0" encoding="utf-8"?>
-<ax:ocx xmlns:ax="http://schemas.microsoft.com/office/2006/activeX" xmlns:r="http://schemas.openxmlformats.org/officeDocument/2006/relationships" ax:classid="{5512D118-5CC6-11CF-8D67-00AA00BDCE1D}" r:id="rId1" ax:persistence="persistStorage"/>
-</file>
-
-<file path=word\activeX\activeX66.xml><?xml version="1.0" encoding="utf-8"?>
-<ax:ocx xmlns:ax="http://schemas.microsoft.com/office/2006/activeX" xmlns:r="http://schemas.openxmlformats.org/officeDocument/2006/relationships" ax:classid="{5512D118-5CC6-11CF-8D67-00AA00BDCE1D}" r:id="rId1" ax:persistence="persistStorage"/>
-</file>
-
-<file path=word\activeX\activeX67.xml><?xml version="1.0" encoding="utf-8"?>
-<ax:ocx xmlns:ax="http://schemas.microsoft.com/office/2006/activeX" xmlns:r="http://schemas.openxmlformats.org/officeDocument/2006/relationships" ax:classid="{5512D118-5CC6-11CF-8D67-00AA00BDCE1D}" r:id="rId1" ax:persistence="persistStorage"/>
-</file>
-
-<file path=word\activeX\activeX68.xml><?xml version="1.0" encoding="utf-8"?>
-<ax:ocx xmlns:ax="http://schemas.microsoft.com/office/2006/activeX" xmlns:r="http://schemas.openxmlformats.org/officeDocument/2006/relationships" ax:classid="{5512D118-5CC6-11CF-8D67-00AA00BDCE1D}" r:id="rId1" ax:persistence="persistStorage"/>
-</file>
-
-<file path=word\activeX\activeX69.xml><?xml version="1.0" encoding="utf-8"?>
-<ax:ocx xmlns:ax="http://schemas.microsoft.com/office/2006/activeX" xmlns:r="http://schemas.openxmlformats.org/officeDocument/2006/relationships" ax:classid="{5512D118-5CC6-11CF-8D67-00AA00BDCE1D}" r:id="rId1" ax:persistence="persistStorage"/>
-</file>
-
-<file path=word\activeX\activeX7.xml><?xml version="1.0" encoding="utf-8"?>
-<ax:ocx xmlns:ax="http://schemas.microsoft.com/office/2006/activeX" xmlns:r="http://schemas.openxmlformats.org/officeDocument/2006/relationships" ax:classid="{5512D118-5CC6-11CF-8D67-00AA00BDCE1D}" r:id="rId1" ax:persistence="persistStorage"/>
-</file>
-
-<file path=word\activeX\activeX70.xml><?xml version="1.0" encoding="utf-8"?>
-<ax:ocx xmlns:ax="http://schemas.microsoft.com/office/2006/activeX" xmlns:r="http://schemas.openxmlformats.org/officeDocument/2006/relationships" ax:classid="{5512D118-5CC6-11CF-8D67-00AA00BDCE1D}" r:id="rId1" ax:persistence="persistStorage"/>
-</file>
-
-<file path=word\activeX\activeX71.xml><?xml version="1.0" encoding="utf-8"?>
-<ax:ocx xmlns:ax="http://schemas.microsoft.com/office/2006/activeX" xmlns:r="http://schemas.openxmlformats.org/officeDocument/2006/relationships" ax:classid="{5512D118-5CC6-11CF-8D67-00AA00BDCE1D}" r:id="rId1" ax:persistence="persistStorage"/>
-</file>
-
-<file path=word\activeX\activeX72.xml><?xml version="1.0" encoding="utf-8"?>
-<ax:ocx xmlns:ax="http://schemas.microsoft.com/office/2006/activeX" xmlns:r="http://schemas.openxmlformats.org/officeDocument/2006/relationships" ax:classid="{5512D118-5CC6-11CF-8D67-00AA00BDCE1D}" r:id="rId1" ax:persistence="persistStorage"/>
-</file>
-
-<file path=word\activeX\activeX73.xml><?xml version="1.0" encoding="utf-8"?>
-<ax:ocx xmlns:ax="http://schemas.microsoft.com/office/2006/activeX" xmlns:r="http://schemas.openxmlformats.org/officeDocument/2006/relationships" ax:classid="{5512D118-5CC6-11CF-8D67-00AA00BDCE1D}" r:id="rId1" ax:persistence="persistStorage"/>
-</file>
-
-<file path=word\activeX\activeX74.xml><?xml version="1.0" encoding="utf-8"?>
-<ax:ocx xmlns:ax="http://schemas.microsoft.com/office/2006/activeX" xmlns:r="http://schemas.openxmlformats.org/officeDocument/2006/relationships" ax:classid="{5512D118-5CC6-11CF-8D67-00AA00BDCE1D}" r:id="rId1" ax:persistence="persistStorage"/>
-</file>
-
-<file path=word\activeX\activeX75.xml><?xml version="1.0" encoding="utf-8"?>
-<ax:ocx xmlns:ax="http://schemas.microsoft.com/office/2006/activeX" xmlns:r="http://schemas.openxmlformats.org/officeDocument/2006/relationships" ax:classid="{5512D118-5CC6-11CF-8D67-00AA00BDCE1D}" r:id="rId1" ax:persistence="persistStorage"/>
-</file>
-
-<file path=word\activeX\activeX76.xml><?xml version="1.0" encoding="utf-8"?>
-<ax:ocx xmlns:ax="http://schemas.microsoft.com/office/2006/activeX" xmlns:r="http://schemas.openxmlformats.org/officeDocument/2006/relationships" ax:classid="{5512D118-5CC6-11CF-8D67-00AA00BDCE1D}" r:id="rId1" ax:persistence="persistStorage"/>
-</file>
-
-<file path=word\activeX\activeX77.xml><?xml version="1.0" encoding="utf-8"?>
-<ax:ocx xmlns:ax="http://schemas.microsoft.com/office/2006/activeX" xmlns:r="http://schemas.openxmlformats.org/officeDocument/2006/relationships" ax:classid="{5512D118-5CC6-11CF-8D67-00AA00BDCE1D}" r:id="rId1" ax:persistence="persistStorage"/>
-</file>
-
-<file path=word\activeX\activeX78.xml><?xml version="1.0" encoding="utf-8"?>
-<ax:ocx xmlns:ax="http://schemas.microsoft.com/office/2006/activeX" xmlns:r="http://schemas.openxmlformats.org/officeDocument/2006/relationships" ax:classid="{5512D118-5CC6-11CF-8D67-00AA00BDCE1D}" r:id="rId1" ax:persistence="persistStorage"/>
-</file>
-
-<file path=word\activeX\activeX79.xml><?xml version="1.0" encoding="utf-8"?>
-<ax:ocx xmlns:ax="http://schemas.microsoft.com/office/2006/activeX" xmlns:r="http://schemas.openxmlformats.org/officeDocument/2006/relationships" ax:classid="{5512D118-5CC6-11CF-8D67-00AA00BDCE1D}" r:id="rId1" ax:persistence="persistStorage"/>
-</file>
-
-<file path=word\activeX\activeX8.xml><?xml version="1.0" encoding="utf-8"?>
-<ax:ocx xmlns:ax="http://schemas.microsoft.com/office/2006/activeX" xmlns:r="http://schemas.openxmlformats.org/officeDocument/2006/relationships" ax:classid="{5512D118-5CC6-11CF-8D67-00AA00BDCE1D}" r:id="rId1" ax:persistence="persistStorage"/>
-</file>
-
-<file path=word\activeX\activeX80.xml><?xml version="1.0" encoding="utf-8"?>
-<ax:ocx xmlns:ax="http://schemas.microsoft.com/office/2006/activeX" xmlns:r="http://schemas.openxmlformats.org/officeDocument/2006/relationships" ax:classid="{5512D118-5CC6-11CF-8D67-00AA00BDCE1D}" r:id="rId1" ax:persistence="persistStorage"/>
-</file>
-
-<file path=word\activeX\activeX81.xml><?xml version="1.0" encoding="utf-8"?>
-<ax:ocx xmlns:ax="http://schemas.microsoft.com/office/2006/activeX" xmlns:r="http://schemas.openxmlformats.org/officeDocument/2006/relationships" ax:classid="{5512D118-5CC6-11CF-8D67-00AA00BDCE1D}" r:id="rId1" ax:persistence="persistStorage"/>
-</file>
-
-<file path=word\activeX\activeX82.xml><?xml version="1.0" encoding="utf-8"?>
-<ax:ocx xmlns:ax="http://schemas.microsoft.com/office/2006/activeX" xmlns:r="http://schemas.openxmlformats.org/officeDocument/2006/relationships" ax:classid="{5512D118-5CC6-11CF-8D67-00AA00BDCE1D}" r:id="rId1" ax:persistence="persistStorage"/>
-</file>
-
-<file path=word\activeX\activeX83.xml><?xml version="1.0" encoding="utf-8"?>
-<ax:ocx xmlns:ax="http://schemas.microsoft.com/office/2006/activeX" xmlns:r="http://schemas.openxmlformats.org/officeDocument/2006/relationships" ax:classid="{5512D118-5CC6-11CF-8D67-00AA00BDCE1D}" r:id="rId1" ax:persistence="persistStorage"/>
-</file>
-
-<file path=word\activeX\activeX84.xml><?xml version="1.0" encoding="utf-8"?>
-<ax:ocx xmlns:ax="http://schemas.microsoft.com/office/2006/activeX" xmlns:r="http://schemas.openxmlformats.org/officeDocument/2006/relationships" ax:classid="{5512D118-5CC6-11CF-8D67-00AA00BDCE1D}" r:id="rId1" ax:persistence="persistStorage"/>
-</file>
-
-<file path=word\activeX\activeX85.xml><?xml version="1.0" encoding="utf-8"?>
-<ax:ocx xmlns:ax="http://schemas.microsoft.com/office/2006/activeX" xmlns:r="http://schemas.openxmlformats.org/officeDocument/2006/relationships" ax:classid="{5512D118-5CC6-11CF-8D67-00AA00BDCE1D}" r:id="rId1" ax:persistence="persistStorage"/>
-</file>
-
-<file path=word\activeX\activeX86.xml><?xml version="1.0" encoding="utf-8"?>
-<ax:ocx xmlns:ax="http://schemas.microsoft.com/office/2006/activeX" xmlns:r="http://schemas.openxmlformats.org/officeDocument/2006/relationships" ax:classid="{5512D118-5CC6-11CF-8D67-00AA00BDCE1D}" r:id="rId1" ax:persistence="persistStorage"/>
-</file>
-
-<file path=word\activeX\activeX87.xml><?xml version="1.0" encoding="utf-8"?>
-<ax:ocx xmlns:ax="http://schemas.microsoft.com/office/2006/activeX" xmlns:r="http://schemas.openxmlformats.org/officeDocument/2006/relationships" ax:classid="{5512D118-5CC6-11CF-8D67-00AA00BDCE1D}" r:id="rId1" ax:persistence="persistStorage"/>
-</file>
-
-<file path=word\activeX\activeX88.xml><?xml version="1.0" encoding="utf-8"?>
-<ax:ocx xmlns:ax="http://schemas.microsoft.com/office/2006/activeX" xmlns:r="http://schemas.openxmlformats.org/officeDocument/2006/relationships" ax:classid="{5512D118-5CC6-11CF-8D67-00AA00BDCE1D}" r:id="rId1" ax:persistence="persistStorage"/>
-</file>
-
-<file path=word\activeX\activeX89.xml><?xml version="1.0" encoding="utf-8"?>
-<ax:ocx xmlns:ax="http://schemas.microsoft.com/office/2006/activeX" xmlns:r="http://schemas.openxmlformats.org/officeDocument/2006/relationships" ax:classid="{5512D118-5CC6-11CF-8D67-00AA00BDCE1D}" r:id="rId1" ax:persistence="persistStorage"/>
-</file>
-
-<file path=word\activeX\activeX9.xml><?xml version="1.0" encoding="utf-8"?>
-<ax:ocx xmlns:ax="http://schemas.microsoft.com/office/2006/activeX" xmlns:r="http://schemas.openxmlformats.org/officeDocument/2006/relationships" ax:classid="{5512D118-5CC6-11CF-8D67-00AA00BDCE1D}" r:id="rId1" ax:persistence="persistStorage"/>
-</file>
-
-<file path=word\activeX\activeX90.xml><?xml version="1.0" encoding="utf-8"?>
-<ax:ocx xmlns:ax="http://schemas.microsoft.com/office/2006/activeX" xmlns:r="http://schemas.openxmlformats.org/officeDocument/2006/relationships" ax:classid="{5512D118-5CC6-11CF-8D67-00AA00BDCE1D}" r:id="rId1" ax:persistence="persistStorage"/>
-</file>
-
-<file path=word\activeX\activeX91.xml><?xml version="1.0" encoding="utf-8"?>
-<ax:ocx xmlns:ax="http://schemas.microsoft.com/office/2006/activeX" xmlns:r="http://schemas.openxmlformats.org/officeDocument/2006/relationships" ax:classid="{5512D118-5CC6-11CF-8D67-00AA00BDCE1D}" r:id="rId1" ax:persistence="persistStorage"/>
-</file>
-
-<file path=word\activeX\activeX92.xml><?xml version="1.0" encoding="utf-8"?>
-<ax:ocx xmlns:ax="http://schemas.microsoft.com/office/2006/activeX" xmlns:r="http://schemas.openxmlformats.org/officeDocument/2006/relationships" ax:classid="{5512D118-5CC6-11CF-8D67-00AA00BDCE1D}" r:id="rId1" ax:persistence="persistStorage"/>
-</file>
-
-<file path=word\activeX\activeX93.xml><?xml version="1.0" encoding="utf-8"?>
-<ax:ocx xmlns:ax="http://schemas.microsoft.com/office/2006/activeX" xmlns:r="http://schemas.openxmlformats.org/officeDocument/2006/relationships" ax:classid="{5512D118-5CC6-11CF-8D67-00AA00BDCE1D}" r:id="rId1" ax:persistence="persistStorage"/>
-</file>
-
-<file path=word\activeX\activeX94.xml><?xml version="1.0" encoding="utf-8"?>
-<ax:ocx xmlns:ax="http://schemas.microsoft.com/office/2006/activeX" xmlns:r="http://schemas.openxmlformats.org/officeDocument/2006/relationships" ax:classid="{5512D118-5CC6-11CF-8D67-00AA00BDCE1D}" r:id="rId1" ax:persistence="persistStorage"/>
-</file>
-
-<file path=word\activeX\activeX95.xml><?xml version="1.0" encoding="utf-8"?>
-<ax:ocx xmlns:ax="http://schemas.microsoft.com/office/2006/activeX" xmlns:r="http://schemas.openxmlformats.org/officeDocument/2006/relationships" ax:classid="{5512D118-5CC6-11CF-8D67-00AA00BDCE1D}" r:id="rId1" ax:persistence="persistStorage"/>
-</file>
-
-<file path=word\activeX\activeX96.xml><?xml version="1.0" encoding="utf-8"?>
-<ax:ocx xmlns:ax="http://schemas.microsoft.com/office/2006/activeX" xmlns:r="http://schemas.openxmlformats.org/officeDocument/2006/relationships" ax:classid="{5512D118-5CC6-11CF-8D67-00AA00BDCE1D}" r:id="rId1" ax:persistence="persistStorage"/>
-</file>
-
-<file path=word\activeX\activeX97.xml><?xml version="1.0" encoding="utf-8"?>
-<ax:ocx xmlns:ax="http://schemas.microsoft.com/office/2006/activeX" xmlns:r="http://schemas.openxmlformats.org/officeDocument/2006/relationships" ax:classid="{5512D118-5CC6-11CF-8D67-00AA00BDCE1D}" r:id="rId1" ax:persistence="persistStorage"/>
-</file>
-
-<file path=word\activeX\activeX98.xml><?xml version="1.0" encoding="utf-8"?>
-<ax:ocx xmlns:ax="http://schemas.microsoft.com/office/2006/activeX" xmlns:r="http://schemas.openxmlformats.org/officeDocument/2006/relationships" ax:classid="{5512D118-5CC6-11CF-8D67-00AA00BDCE1D}" r:id="rId1" ax:persistence="persistStorage"/>
-</file>
-
-<file path=word\activeX\activeX99.xml><?xml version="1.0" encoding="utf-8"?>
-<ax:ocx xmlns:ax="http://schemas.microsoft.com/office/2006/activeX" xmlns:r="http://schemas.openxmlformats.org/officeDocument/2006/relationships" ax:classid="{5512D118-5CC6-11CF-8D67-00AA00BDCE1D}" r:id="rId1" ax:persistence="persistStorage"/>
-</file>
-
-<file path=word\document.xml><?xml version="1.0" encoding="utf-8"?>
+<file path=word/document.xml><?xml version="1.0" encoding="utf-8"?>
 <w:document xmlns:w="http://schemas.openxmlformats.org/wordprocessingml/2006/main" xmlns:r="http://schemas.openxmlformats.org/officeDocument/2006/relationships" xmlns:wp="http://schemas.openxmlformats.org/drawingml/2006/wordprocessingDrawing" xmlns:a="http://schemas.openxmlformats.org/drawingml/2006/main" xmlns:pic="http://schemas.openxmlformats.org/drawingml/2006/picture">
   <w:body>
     <w:p>
@@ -820,23 +302,23 @@
               </w:rPr>
               <w:drawing>
                 <wp:inline distT="0" distB="0" distL="0" distR="0">
-                  <wp:extent cx="2571750" cy="2857500"/>
+                  <wp:extent cx="257175" cy="200025"/>
                   <wp:effectExtent l="0" t="0" r="0" b="0"/>
-                  <wp:docPr id="102" name="Picture 102" descr="image"/>
+                  <wp:docPr id="225" name="Picture 225" descr="image"/>
                   <wp:cNvGraphicFramePr>
-                    <a:graphicFrameLocks xmlns:a="http://schemas.openxmlformats.org/drawingml/2006/main" noChangeAspect="1"/>
+                    <a:graphicFrameLocks noChangeAspect="1"/>
                   </wp:cNvGraphicFramePr>
-                  <a:graphic xmlns:a="http://schemas.openxmlformats.org/drawingml/2006/main">
+                  <a:graphic>
                     <a:graphicData uri="http://schemas.openxmlformats.org/drawingml/2006/picture">
-                      <pic:pic xmlns:pic="http://schemas.openxmlformats.org/drawingml/2006/picture">
+                      <pic:pic>
                         <pic:nvPicPr>
-                          <pic:cNvPr id="102" name="Picture 102" descr="image"/>
+                          <pic:cNvPr id="225" name="Picture 225" descr="image"/>
                           <pic:cNvPicPr>
                             <a:picLocks noChangeAspect="1"/>
                           </pic:cNvPicPr>
                         </pic:nvPicPr>
                         <pic:blipFill>
-                          <a:blip r:embed="rId6|rId7"/>
+                          <a:blip r:embed="rId6"/>
                           <a:stretch>
                             <a:fillRect/>
                           </a:stretch>
@@ -844,7 +326,44 @@
                         <pic:spPr>
                           <a:xfrm>
                             <a:off x="0" y="0"/>
-                            <a:ext cx="2571750" cy="2857500"/>
+                            <a:ext cx="257175" cy="200025"/>
+                          </a:xfrm>
+                          <a:prstGeom prst="rect">
+                            <a:avLst/>
+                          </a:prstGeom>
+                        </pic:spPr>
+                      </pic:pic>
+                    </a:graphicData>
+                  </a:graphic>
+                </wp:inline>
+              </w:drawing>
+              <w:drawing>
+                <wp:inline distT="0" distB="0" distL="0" distR="0">
+                  <wp:extent cx="1676400" cy="2200275"/>
+                  <wp:effectExtent l="0" t="0" r="0" b="0"/>
+                  <wp:docPr id="226" name="Picture 226" descr="image"/>
+                  <wp:cNvGraphicFramePr>
+                    <a:graphicFrameLocks noChangeAspect="1"/>
+                  </wp:cNvGraphicFramePr>
+                  <a:graphic>
+                    <a:graphicData uri="http://schemas.openxmlformats.org/drawingml/2006/picture">
+                      <pic:pic>
+                        <pic:nvPicPr>
+                          <pic:cNvPr id="226" name="Picture 226" descr="image"/>
+                          <pic:cNvPicPr>
+                            <a:picLocks noChangeAspect="1"/>
+                          </pic:cNvPicPr>
+                        </pic:nvPicPr>
+                        <pic:blipFill>
+                          <a:blip r:embed="rId7"/>
+                          <a:stretch>
+                            <a:fillRect/>
+                          </a:stretch>
+                        </pic:blipFill>
+                        <pic:spPr>
+                          <a:xfrm>
+                            <a:off x="0" y="0"/>
+                            <a:ext cx="1676400" cy="2200275"/>
                           </a:xfrm>
                           <a:prstGeom prst="rect">
                             <a:avLst/>
@@ -908,23 +427,23 @@
               </w:rPr>
               <w:drawing>
                 <wp:inline distT="0" distB="0" distL="0" distR="0">
-                  <wp:extent cx="2571750" cy="2857500"/>
+                  <wp:extent cx="257175" cy="200025"/>
                   <wp:effectExtent l="0" t="0" r="0" b="0"/>
-                  <wp:docPr id="103" name="Picture 103" descr="image"/>
+                  <wp:docPr id="227" name="Picture 227" descr="image"/>
                   <wp:cNvGraphicFramePr>
-                    <a:graphicFrameLocks xmlns:a="http://schemas.openxmlformats.org/drawingml/2006/main" noChangeAspect="1"/>
+                    <a:graphicFrameLocks noChangeAspect="1"/>
                   </wp:cNvGraphicFramePr>
-                  <a:graphic xmlns:a="http://schemas.openxmlformats.org/drawingml/2006/main">
+                  <a:graphic>
                     <a:graphicData uri="http://schemas.openxmlformats.org/drawingml/2006/picture">
-                      <pic:pic xmlns:pic="http://schemas.openxmlformats.org/drawingml/2006/picture">
+                      <pic:pic>
                         <pic:nvPicPr>
-                          <pic:cNvPr id="103" name="Picture 103" descr="image"/>
+                          <pic:cNvPr id="227" name="Picture 227" descr="image"/>
                           <pic:cNvPicPr>
                             <a:picLocks noChangeAspect="1"/>
                           </pic:cNvPicPr>
                         </pic:nvPicPr>
                         <pic:blipFill>
-                          <a:blip r:embed="rId6|rId9"/>
+                          <a:blip r:embed="rId6"/>
                           <a:stretch>
                             <a:fillRect/>
                           </a:stretch>
@@ -932,7 +451,44 @@
                         <pic:spPr>
                           <a:xfrm>
                             <a:off x="0" y="0"/>
-                            <a:ext cx="2571750" cy="2857500"/>
+                            <a:ext cx="257175" cy="200025"/>
+                          </a:xfrm>
+                          <a:prstGeom prst="rect">
+                            <a:avLst/>
+                          </a:prstGeom>
+                        </pic:spPr>
+                      </pic:pic>
+                    </a:graphicData>
+                  </a:graphic>
+                </wp:inline>
+              </w:drawing>
+              <w:drawing>
+                <wp:inline distT="0" distB="0" distL="0" distR="0">
+                  <wp:extent cx="2362200" cy="2209800"/>
+                  <wp:effectExtent l="0" t="0" r="0" b="0"/>
+                  <wp:docPr id="228" name="Picture 228" descr="image"/>
+                  <wp:cNvGraphicFramePr>
+                    <a:graphicFrameLocks noChangeAspect="1"/>
+                  </wp:cNvGraphicFramePr>
+                  <a:graphic>
+                    <a:graphicData uri="http://schemas.openxmlformats.org/drawingml/2006/picture">
+                      <pic:pic>
+                        <pic:nvPicPr>
+                          <pic:cNvPr id="228" name="Picture 228" descr="image"/>
+                          <pic:cNvPicPr>
+                            <a:picLocks noChangeAspect="1"/>
+                          </pic:cNvPicPr>
+                        </pic:nvPicPr>
+                        <pic:blipFill>
+                          <a:blip r:embed="rId9"/>
+                          <a:stretch>
+                            <a:fillRect/>
+                          </a:stretch>
+                        </pic:blipFill>
+                        <pic:spPr>
+                          <a:xfrm>
+                            <a:off x="0" y="0"/>
+                            <a:ext cx="2362200" cy="2209800"/>
                           </a:xfrm>
                           <a:prstGeom prst="rect">
                             <a:avLst/>
@@ -1001,23 +557,23 @@
               </w:rPr>
               <w:drawing>
                 <wp:inline distT="0" distB="0" distL="0" distR="0">
-                  <wp:extent cx="2571750" cy="2857500"/>
+                  <wp:extent cx="257175" cy="200025"/>
                   <wp:effectExtent l="0" t="0" r="0" b="0"/>
-                  <wp:docPr id="104" name="Picture 104" descr="image"/>
+                  <wp:docPr id="229" name="Picture 229" descr="image"/>
                   <wp:cNvGraphicFramePr>
-                    <a:graphicFrameLocks xmlns:a="http://schemas.openxmlformats.org/drawingml/2006/main" noChangeAspect="1"/>
+                    <a:graphicFrameLocks noChangeAspect="1"/>
                   </wp:cNvGraphicFramePr>
-                  <a:graphic xmlns:a="http://schemas.openxmlformats.org/drawingml/2006/main">
+                  <a:graphic>
                     <a:graphicData uri="http://schemas.openxmlformats.org/drawingml/2006/picture">
-                      <pic:pic xmlns:pic="http://schemas.openxmlformats.org/drawingml/2006/picture">
+                      <pic:pic>
                         <pic:nvPicPr>
-                          <pic:cNvPr id="104" name="Picture 104" descr="image"/>
+                          <pic:cNvPr id="229" name="Picture 229" descr="image"/>
                           <pic:cNvPicPr>
                             <a:picLocks noChangeAspect="1"/>
                           </pic:cNvPicPr>
                         </pic:nvPicPr>
                         <pic:blipFill>
-                          <a:blip r:embed="rId6|rId11"/>
+                          <a:blip r:embed="rId6"/>
                           <a:stretch>
                             <a:fillRect/>
                           </a:stretch>
@@ -1025,7 +581,44 @@
                         <pic:spPr>
                           <a:xfrm>
                             <a:off x="0" y="0"/>
-                            <a:ext cx="2571750" cy="2857500"/>
+                            <a:ext cx="257175" cy="200025"/>
+                          </a:xfrm>
+                          <a:prstGeom prst="rect">
+                            <a:avLst/>
+                          </a:prstGeom>
+                        </pic:spPr>
+                      </pic:pic>
+                    </a:graphicData>
+                  </a:graphic>
+                </wp:inline>
+              </w:drawing>
+              <w:drawing>
+                <wp:inline distT="0" distB="0" distL="0" distR="0">
+                  <wp:extent cx="2162175" cy="2190750"/>
+                  <wp:effectExtent l="0" t="0" r="0" b="0"/>
+                  <wp:docPr id="230" name="Picture 230" descr="image"/>
+                  <wp:cNvGraphicFramePr>
+                    <a:graphicFrameLocks noChangeAspect="1"/>
+                  </wp:cNvGraphicFramePr>
+                  <a:graphic>
+                    <a:graphicData uri="http://schemas.openxmlformats.org/drawingml/2006/picture">
+                      <pic:pic>
+                        <pic:nvPicPr>
+                          <pic:cNvPr id="230" name="Picture 230" descr="image"/>
+                          <pic:cNvPicPr>
+                            <a:picLocks noChangeAspect="1"/>
+                          </pic:cNvPicPr>
+                        </pic:nvPicPr>
+                        <pic:blipFill>
+                          <a:blip r:embed="rId11"/>
+                          <a:stretch>
+                            <a:fillRect/>
+                          </a:stretch>
+                        </pic:blipFill>
+                        <pic:spPr>
+                          <a:xfrm>
+                            <a:off x="0" y="0"/>
+                            <a:ext cx="2162175" cy="2190750"/>
                           </a:xfrm>
                           <a:prstGeom prst="rect">
                             <a:avLst/>
@@ -1089,23 +682,23 @@
               </w:rPr>
               <w:drawing>
                 <wp:inline distT="0" distB="0" distL="0" distR="0">
-                  <wp:extent cx="2571750" cy="2857500"/>
+                  <wp:extent cx="257175" cy="200025"/>
                   <wp:effectExtent l="0" t="0" r="0" b="0"/>
-                  <wp:docPr id="105" name="Picture 105" descr="image"/>
+                  <wp:docPr id="231" name="Picture 231" descr="image"/>
                   <wp:cNvGraphicFramePr>
-                    <a:graphicFrameLocks xmlns:a="http://schemas.openxmlformats.org/drawingml/2006/main" noChangeAspect="1"/>
+                    <a:graphicFrameLocks noChangeAspect="1"/>
                   </wp:cNvGraphicFramePr>
-                  <a:graphic xmlns:a="http://schemas.openxmlformats.org/drawingml/2006/main">
+                  <a:graphic>
                     <a:graphicData uri="http://schemas.openxmlformats.org/drawingml/2006/picture">
-                      <pic:pic xmlns:pic="http://schemas.openxmlformats.org/drawingml/2006/picture">
+                      <pic:pic>
                         <pic:nvPicPr>
-                          <pic:cNvPr id="105" name="Picture 105" descr="image"/>
+                          <pic:cNvPr id="231" name="Picture 231" descr="image"/>
                           <pic:cNvPicPr>
                             <a:picLocks noChangeAspect="1"/>
                           </pic:cNvPicPr>
                         </pic:nvPicPr>
                         <pic:blipFill>
-                          <a:blip r:embed="rId13|rId14"/>
+                          <a:blip r:embed="rId13"/>
                           <a:stretch>
                             <a:fillRect/>
                           </a:stretch>
@@ -1113,7 +706,44 @@
                         <pic:spPr>
                           <a:xfrm>
                             <a:off x="0" y="0"/>
-                            <a:ext cx="2571750" cy="2857500"/>
+                            <a:ext cx="257175" cy="200025"/>
+                          </a:xfrm>
+                          <a:prstGeom prst="rect">
+                            <a:avLst/>
+                          </a:prstGeom>
+                        </pic:spPr>
+                      </pic:pic>
+                    </a:graphicData>
+                  </a:graphic>
+                </wp:inline>
+              </w:drawing>
+              <w:drawing>
+                <wp:inline distT="0" distB="0" distL="0" distR="0">
+                  <wp:extent cx="2352675" cy="2190750"/>
+                  <wp:effectExtent l="0" t="0" r="0" b="0"/>
+                  <wp:docPr id="232" name="Picture 232" descr="image"/>
+                  <wp:cNvGraphicFramePr>
+                    <a:graphicFrameLocks noChangeAspect="1"/>
+                  </wp:cNvGraphicFramePr>
+                  <a:graphic>
+                    <a:graphicData uri="http://schemas.openxmlformats.org/drawingml/2006/picture">
+                      <pic:pic>
+                        <pic:nvPicPr>
+                          <pic:cNvPr id="232" name="Picture 232" descr="image"/>
+                          <pic:cNvPicPr>
+                            <a:picLocks noChangeAspect="1"/>
+                          </pic:cNvPicPr>
+                        </pic:nvPicPr>
+                        <pic:blipFill>
+                          <a:blip r:embed="rId14"/>
+                          <a:stretch>
+                            <a:fillRect/>
+                          </a:stretch>
+                        </pic:blipFill>
+                        <pic:spPr>
+                          <a:xfrm>
+                            <a:off x="0" y="0"/>
+                            <a:ext cx="2352675" cy="2190750"/>
                           </a:xfrm>
                           <a:prstGeom prst="rect">
                             <a:avLst/>
@@ -1298,23 +928,23 @@
               </w:rPr>
               <w:drawing>
                 <wp:inline distT="0" distB="0" distL="0" distR="0">
-                  <wp:extent cx="2571750" cy="2857500"/>
+                  <wp:extent cx="257175" cy="200025"/>
                   <wp:effectExtent l="0" t="0" r="0" b="0"/>
-                  <wp:docPr id="107" name="Picture 107" descr="image"/>
+                  <wp:docPr id="233" name="Picture 233" descr="image"/>
                   <wp:cNvGraphicFramePr>
-                    <a:graphicFrameLocks xmlns:a="http://schemas.openxmlformats.org/drawingml/2006/main" noChangeAspect="1"/>
+                    <a:graphicFrameLocks noChangeAspect="1"/>
                   </wp:cNvGraphicFramePr>
-                  <a:graphic xmlns:a="http://schemas.openxmlformats.org/drawingml/2006/main">
+                  <a:graphic>
                     <a:graphicData uri="http://schemas.openxmlformats.org/drawingml/2006/picture">
-                      <pic:pic xmlns:pic="http://schemas.openxmlformats.org/drawingml/2006/picture">
+                      <pic:pic>
                         <pic:nvPicPr>
-                          <pic:cNvPr id="107" name="Picture 107" descr="image"/>
+                          <pic:cNvPr id="233" name="Picture 233" descr="image"/>
                           <pic:cNvPicPr>
                             <a:picLocks noChangeAspect="1"/>
                           </pic:cNvPicPr>
                         </pic:nvPicPr>
                         <pic:blipFill>
-                          <a:blip r:embed="rId6|rId17"/>
+                          <a:blip r:embed="rId6"/>
                           <a:stretch>
                             <a:fillRect/>
                           </a:stretch>
@@ -1322,7 +952,44 @@
                         <pic:spPr>
                           <a:xfrm>
                             <a:off x="0" y="0"/>
-                            <a:ext cx="2571750" cy="2857500"/>
+                            <a:ext cx="257175" cy="200025"/>
+                          </a:xfrm>
+                          <a:prstGeom prst="rect">
+                            <a:avLst/>
+                          </a:prstGeom>
+                        </pic:spPr>
+                      </pic:pic>
+                    </a:graphicData>
+                  </a:graphic>
+                </wp:inline>
+              </w:drawing>
+              <w:drawing>
+                <wp:inline distT="0" distB="0" distL="0" distR="0">
+                  <wp:extent cx="981075" cy="600075"/>
+                  <wp:effectExtent l="0" t="0" r="0" b="0"/>
+                  <wp:docPr id="234" name="Picture 234" descr="image"/>
+                  <wp:cNvGraphicFramePr>
+                    <a:graphicFrameLocks noChangeAspect="1"/>
+                  </wp:cNvGraphicFramePr>
+                  <a:graphic>
+                    <a:graphicData uri="http://schemas.openxmlformats.org/drawingml/2006/picture">
+                      <pic:pic>
+                        <pic:nvPicPr>
+                          <pic:cNvPr id="234" name="Picture 234" descr="image"/>
+                          <pic:cNvPicPr>
+                            <a:picLocks noChangeAspect="1"/>
+                          </pic:cNvPicPr>
+                        </pic:nvPicPr>
+                        <pic:blipFill>
+                          <a:blip r:embed="rId17"/>
+                          <a:stretch>
+                            <a:fillRect/>
+                          </a:stretch>
+                        </pic:blipFill>
+                        <pic:spPr>
+                          <a:xfrm>
+                            <a:off x="0" y="0"/>
+                            <a:ext cx="981075" cy="600075"/>
                           </a:xfrm>
                           <a:prstGeom prst="rect">
                             <a:avLst/>
@@ -1386,23 +1053,23 @@
               </w:rPr>
               <w:drawing>
                 <wp:inline distT="0" distB="0" distL="0" distR="0">
-                  <wp:extent cx="2571750" cy="2857500"/>
+                  <wp:extent cx="257175" cy="200025"/>
                   <wp:effectExtent l="0" t="0" r="0" b="0"/>
-                  <wp:docPr id="108" name="Picture 108" descr="image"/>
+                  <wp:docPr id="235" name="Picture 235" descr="image"/>
                   <wp:cNvGraphicFramePr>
-                    <a:graphicFrameLocks xmlns:a="http://schemas.openxmlformats.org/drawingml/2006/main" noChangeAspect="1"/>
+                    <a:graphicFrameLocks noChangeAspect="1"/>
                   </wp:cNvGraphicFramePr>
-                  <a:graphic xmlns:a="http://schemas.openxmlformats.org/drawingml/2006/main">
+                  <a:graphic>
                     <a:graphicData uri="http://schemas.openxmlformats.org/drawingml/2006/picture">
-                      <pic:pic xmlns:pic="http://schemas.openxmlformats.org/drawingml/2006/picture">
+                      <pic:pic>
                         <pic:nvPicPr>
-                          <pic:cNvPr id="108" name="Picture 108" descr="image"/>
+                          <pic:cNvPr id="235" name="Picture 235" descr="image"/>
                           <pic:cNvPicPr>
                             <a:picLocks noChangeAspect="1"/>
                           </pic:cNvPicPr>
                         </pic:nvPicPr>
                         <pic:blipFill>
-                          <a:blip r:embed="rId6|rId19"/>
+                          <a:blip r:embed="rId6"/>
                           <a:stretch>
                             <a:fillRect/>
                           </a:stretch>
@@ -1410,7 +1077,44 @@
                         <pic:spPr>
                           <a:xfrm>
                             <a:off x="0" y="0"/>
-                            <a:ext cx="2571750" cy="2857500"/>
+                            <a:ext cx="257175" cy="200025"/>
+                          </a:xfrm>
+                          <a:prstGeom prst="rect">
+                            <a:avLst/>
+                          </a:prstGeom>
+                        </pic:spPr>
+                      </pic:pic>
+                    </a:graphicData>
+                  </a:graphic>
+                </wp:inline>
+              </w:drawing>
+              <w:drawing>
+                <wp:inline distT="0" distB="0" distL="0" distR="0">
+                  <wp:extent cx="1762125" cy="638175"/>
+                  <wp:effectExtent l="0" t="0" r="0" b="0"/>
+                  <wp:docPr id="236" name="Picture 236" descr="image"/>
+                  <wp:cNvGraphicFramePr>
+                    <a:graphicFrameLocks noChangeAspect="1"/>
+                  </wp:cNvGraphicFramePr>
+                  <a:graphic>
+                    <a:graphicData uri="http://schemas.openxmlformats.org/drawingml/2006/picture">
+                      <pic:pic>
+                        <pic:nvPicPr>
+                          <pic:cNvPr id="236" name="Picture 236" descr="image"/>
+                          <pic:cNvPicPr>
+                            <a:picLocks noChangeAspect="1"/>
+                          </pic:cNvPicPr>
+                        </pic:nvPicPr>
+                        <pic:blipFill>
+                          <a:blip r:embed="rId19"/>
+                          <a:stretch>
+                            <a:fillRect/>
+                          </a:stretch>
+                        </pic:blipFill>
+                        <pic:spPr>
+                          <a:xfrm>
+                            <a:off x="0" y="0"/>
+                            <a:ext cx="1762125" cy="638175"/>
                           </a:xfrm>
                           <a:prstGeom prst="rect">
                             <a:avLst/>
@@ -1479,23 +1183,23 @@
               </w:rPr>
               <w:drawing>
                 <wp:inline distT="0" distB="0" distL="0" distR="0">
-                  <wp:extent cx="2571750" cy="2857500"/>
+                  <wp:extent cx="257175" cy="200025"/>
                   <wp:effectExtent l="0" t="0" r="0" b="0"/>
-                  <wp:docPr id="109" name="Picture 109" descr="image"/>
+                  <wp:docPr id="237" name="Picture 237" descr="image"/>
                   <wp:cNvGraphicFramePr>
-                    <a:graphicFrameLocks xmlns:a="http://schemas.openxmlformats.org/drawingml/2006/main" noChangeAspect="1"/>
+                    <a:graphicFrameLocks noChangeAspect="1"/>
                   </wp:cNvGraphicFramePr>
-                  <a:graphic xmlns:a="http://schemas.openxmlformats.org/drawingml/2006/main">
+                  <a:graphic>
                     <a:graphicData uri="http://schemas.openxmlformats.org/drawingml/2006/picture">
-                      <pic:pic xmlns:pic="http://schemas.openxmlformats.org/drawingml/2006/picture">
+                      <pic:pic>
                         <pic:nvPicPr>
-                          <pic:cNvPr id="109" name="Picture 109" descr="image"/>
+                          <pic:cNvPr id="237" name="Picture 237" descr="image"/>
                           <pic:cNvPicPr>
                             <a:picLocks noChangeAspect="1"/>
                           </pic:cNvPicPr>
                         </pic:nvPicPr>
                         <pic:blipFill>
-                          <a:blip r:embed="rId13|rId21"/>
+                          <a:blip r:embed="rId13"/>
                           <a:stretch>
                             <a:fillRect/>
                           </a:stretch>
@@ -1503,7 +1207,44 @@
                         <pic:spPr>
                           <a:xfrm>
                             <a:off x="0" y="0"/>
-                            <a:ext cx="2571750" cy="2857500"/>
+                            <a:ext cx="257175" cy="200025"/>
+                          </a:xfrm>
+                          <a:prstGeom prst="rect">
+                            <a:avLst/>
+                          </a:prstGeom>
+                        </pic:spPr>
+                      </pic:pic>
+                    </a:graphicData>
+                  </a:graphic>
+                </wp:inline>
+              </w:drawing>
+              <w:drawing>
+                <wp:inline distT="0" distB="0" distL="0" distR="0">
+                  <wp:extent cx="1009650" cy="628650"/>
+                  <wp:effectExtent l="0" t="0" r="0" b="0"/>
+                  <wp:docPr id="238" name="Picture 238" descr="image"/>
+                  <wp:cNvGraphicFramePr>
+                    <a:graphicFrameLocks noChangeAspect="1"/>
+                  </wp:cNvGraphicFramePr>
+                  <a:graphic>
+                    <a:graphicData uri="http://schemas.openxmlformats.org/drawingml/2006/picture">
+                      <pic:pic>
+                        <pic:nvPicPr>
+                          <pic:cNvPr id="238" name="Picture 238" descr="image"/>
+                          <pic:cNvPicPr>
+                            <a:picLocks noChangeAspect="1"/>
+                          </pic:cNvPicPr>
+                        </pic:nvPicPr>
+                        <pic:blipFill>
+                          <a:blip r:embed="rId21"/>
+                          <a:stretch>
+                            <a:fillRect/>
+                          </a:stretch>
+                        </pic:blipFill>
+                        <pic:spPr>
+                          <a:xfrm>
+                            <a:off x="0" y="0"/>
+                            <a:ext cx="1009650" cy="628650"/>
                           </a:xfrm>
                           <a:prstGeom prst="rect">
                             <a:avLst/>
@@ -1567,23 +1308,23 @@
               </w:rPr>
               <w:drawing>
                 <wp:inline distT="0" distB="0" distL="0" distR="0">
-                  <wp:extent cx="2571750" cy="2857500"/>
+                  <wp:extent cx="257175" cy="200025"/>
                   <wp:effectExtent l="0" t="0" r="0" b="0"/>
-                  <wp:docPr id="110" name="Picture 110" descr="image"/>
+                  <wp:docPr id="239" name="Picture 239" descr="image"/>
                   <wp:cNvGraphicFramePr>
-                    <a:graphicFrameLocks xmlns:a="http://schemas.openxmlformats.org/drawingml/2006/main" noChangeAspect="1"/>
+                    <a:graphicFrameLocks noChangeAspect="1"/>
                   </wp:cNvGraphicFramePr>
-                  <a:graphic xmlns:a="http://schemas.openxmlformats.org/drawingml/2006/main">
+                  <a:graphic>
                     <a:graphicData uri="http://schemas.openxmlformats.org/drawingml/2006/picture">
-                      <pic:pic xmlns:pic="http://schemas.openxmlformats.org/drawingml/2006/picture">
+                      <pic:pic>
                         <pic:nvPicPr>
-                          <pic:cNvPr id="110" name="Picture 110" descr="image"/>
+                          <pic:cNvPr id="239" name="Picture 239" descr="image"/>
                           <pic:cNvPicPr>
                             <a:picLocks noChangeAspect="1"/>
                           </pic:cNvPicPr>
                         </pic:nvPicPr>
                         <pic:blipFill>
-                          <a:blip r:embed="rId6|rId23"/>
+                          <a:blip r:embed="rId6"/>
                           <a:stretch>
                             <a:fillRect/>
                           </a:stretch>
@@ -1591,7 +1332,44 @@
                         <pic:spPr>
                           <a:xfrm>
                             <a:off x="0" y="0"/>
-                            <a:ext cx="2571750" cy="2857500"/>
+                            <a:ext cx="257175" cy="200025"/>
+                          </a:xfrm>
+                          <a:prstGeom prst="rect">
+                            <a:avLst/>
+                          </a:prstGeom>
+                        </pic:spPr>
+                      </pic:pic>
+                    </a:graphicData>
+                  </a:graphic>
+                </wp:inline>
+              </w:drawing>
+              <w:drawing>
+                <wp:inline distT="0" distB="0" distL="0" distR="0">
+                  <wp:extent cx="1743075" cy="609600"/>
+                  <wp:effectExtent l="0" t="0" r="0" b="0"/>
+                  <wp:docPr id="240" name="Picture 240" descr="image"/>
+                  <wp:cNvGraphicFramePr>
+                    <a:graphicFrameLocks noChangeAspect="1"/>
+                  </wp:cNvGraphicFramePr>
+                  <a:graphic>
+                    <a:graphicData uri="http://schemas.openxmlformats.org/drawingml/2006/picture">
+                      <pic:pic>
+                        <pic:nvPicPr>
+                          <pic:cNvPr id="240" name="Picture 240" descr="image"/>
+                          <pic:cNvPicPr>
+                            <a:picLocks noChangeAspect="1"/>
+                          </pic:cNvPicPr>
+                        </pic:nvPicPr>
+                        <pic:blipFill>
+                          <a:blip r:embed="rId23"/>
+                          <a:stretch>
+                            <a:fillRect/>
+                          </a:stretch>
+                        </pic:blipFill>
+                        <pic:spPr>
+                          <a:xfrm>
+                            <a:off x="0" y="0"/>
+                            <a:ext cx="1743075" cy="609600"/>
                           </a:xfrm>
                           <a:prstGeom prst="rect">
                             <a:avLst/>
@@ -1776,23 +1554,23 @@
               </w:rPr>
               <w:drawing>
                 <wp:inline distT="0" distB="0" distL="0" distR="0">
-                  <wp:extent cx="2571750" cy="2857500"/>
+                  <wp:extent cx="257175" cy="200025"/>
                   <wp:effectExtent l="0" t="0" r="0" b="0"/>
-                  <wp:docPr id="112" name="Picture 112" descr="image"/>
+                  <wp:docPr id="241" name="Picture 241" descr="image"/>
                   <wp:cNvGraphicFramePr>
-                    <a:graphicFrameLocks xmlns:a="http://schemas.openxmlformats.org/drawingml/2006/main" noChangeAspect="1"/>
+                    <a:graphicFrameLocks noChangeAspect="1"/>
                   </wp:cNvGraphicFramePr>
-                  <a:graphic xmlns:a="http://schemas.openxmlformats.org/drawingml/2006/main">
+                  <a:graphic>
                     <a:graphicData uri="http://schemas.openxmlformats.org/drawingml/2006/picture">
-                      <pic:pic xmlns:pic="http://schemas.openxmlformats.org/drawingml/2006/picture">
+                      <pic:pic>
                         <pic:nvPicPr>
-                          <pic:cNvPr id="112" name="Picture 112" descr="image"/>
+                          <pic:cNvPr id="241" name="Picture 241" descr="image"/>
                           <pic:cNvPicPr>
                             <a:picLocks noChangeAspect="1"/>
                           </pic:cNvPicPr>
                         </pic:nvPicPr>
                         <pic:blipFill>
-                          <a:blip r:embed="rId13|rId26"/>
+                          <a:blip r:embed="rId13"/>
                           <a:stretch>
                             <a:fillRect/>
                           </a:stretch>
@@ -1800,7 +1578,44 @@
                         <pic:spPr>
                           <a:xfrm>
                             <a:off x="0" y="0"/>
-                            <a:ext cx="2571750" cy="2857500"/>
+                            <a:ext cx="257175" cy="200025"/>
+                          </a:xfrm>
+                          <a:prstGeom prst="rect">
+                            <a:avLst/>
+                          </a:prstGeom>
+                        </pic:spPr>
+                      </pic:pic>
+                    </a:graphicData>
+                  </a:graphic>
+                </wp:inline>
+              </w:drawing>
+              <w:drawing>
+                <wp:inline distT="0" distB="0" distL="0" distR="0">
+                  <wp:extent cx="1323975" cy="3552825"/>
+                  <wp:effectExtent l="0" t="0" r="0" b="0"/>
+                  <wp:docPr id="242" name="Picture 242" descr="image"/>
+                  <wp:cNvGraphicFramePr>
+                    <a:graphicFrameLocks noChangeAspect="1"/>
+                  </wp:cNvGraphicFramePr>
+                  <a:graphic>
+                    <a:graphicData uri="http://schemas.openxmlformats.org/drawingml/2006/picture">
+                      <pic:pic>
+                        <pic:nvPicPr>
+                          <pic:cNvPr id="242" name="Picture 242" descr="image"/>
+                          <pic:cNvPicPr>
+                            <a:picLocks noChangeAspect="1"/>
+                          </pic:cNvPicPr>
+                        </pic:nvPicPr>
+                        <pic:blipFill>
+                          <a:blip r:embed="rId26"/>
+                          <a:stretch>
+                            <a:fillRect/>
+                          </a:stretch>
+                        </pic:blipFill>
+                        <pic:spPr>
+                          <a:xfrm>
+                            <a:off x="0" y="0"/>
+                            <a:ext cx="1323975" cy="3552825"/>
                           </a:xfrm>
                           <a:prstGeom prst="rect">
                             <a:avLst/>
@@ -1864,23 +1679,23 @@
               </w:rPr>
               <w:drawing>
                 <wp:inline distT="0" distB="0" distL="0" distR="0">
-                  <wp:extent cx="2571750" cy="2857500"/>
+                  <wp:extent cx="257175" cy="200025"/>
                   <wp:effectExtent l="0" t="0" r="0" b="0"/>
-                  <wp:docPr id="113" name="Picture 113" descr="image"/>
+                  <wp:docPr id="243" name="Picture 243" descr="image"/>
                   <wp:cNvGraphicFramePr>
-                    <a:graphicFrameLocks xmlns:a="http://schemas.openxmlformats.org/drawingml/2006/main" noChangeAspect="1"/>
+                    <a:graphicFrameLocks noChangeAspect="1"/>
                   </wp:cNvGraphicFramePr>
-                  <a:graphic xmlns:a="http://schemas.openxmlformats.org/drawingml/2006/main">
+                  <a:graphic>
                     <a:graphicData uri="http://schemas.openxmlformats.org/drawingml/2006/picture">
-                      <pic:pic xmlns:pic="http://schemas.openxmlformats.org/drawingml/2006/picture">
+                      <pic:pic>
                         <pic:nvPicPr>
-                          <pic:cNvPr id="113" name="Picture 113" descr="image"/>
+                          <pic:cNvPr id="243" name="Picture 243" descr="image"/>
                           <pic:cNvPicPr>
                             <a:picLocks noChangeAspect="1"/>
                           </pic:cNvPicPr>
                         </pic:nvPicPr>
                         <pic:blipFill>
-                          <a:blip r:embed="rId6|rId28"/>
+                          <a:blip r:embed="rId6"/>
                           <a:stretch>
                             <a:fillRect/>
                           </a:stretch>
@@ -1888,7 +1703,44 @@
                         <pic:spPr>
                           <a:xfrm>
                             <a:off x="0" y="0"/>
-                            <a:ext cx="2571750" cy="2857500"/>
+                            <a:ext cx="257175" cy="200025"/>
+                          </a:xfrm>
+                          <a:prstGeom prst="rect">
+                            <a:avLst/>
+                          </a:prstGeom>
+                        </pic:spPr>
+                      </pic:pic>
+                    </a:graphicData>
+                  </a:graphic>
+                </wp:inline>
+              </w:drawing>
+              <w:drawing>
+                <wp:inline distT="0" distB="0" distL="0" distR="0">
+                  <wp:extent cx="1343025" cy="2152650"/>
+                  <wp:effectExtent l="0" t="0" r="0" b="0"/>
+                  <wp:docPr id="244" name="Picture 244" descr="image"/>
+                  <wp:cNvGraphicFramePr>
+                    <a:graphicFrameLocks noChangeAspect="1"/>
+                  </wp:cNvGraphicFramePr>
+                  <a:graphic>
+                    <a:graphicData uri="http://schemas.openxmlformats.org/drawingml/2006/picture">
+                      <pic:pic>
+                        <pic:nvPicPr>
+                          <pic:cNvPr id="244" name="Picture 244" descr="image"/>
+                          <pic:cNvPicPr>
+                            <a:picLocks noChangeAspect="1"/>
+                          </pic:cNvPicPr>
+                        </pic:nvPicPr>
+                        <pic:blipFill>
+                          <a:blip r:embed="rId28"/>
+                          <a:stretch>
+                            <a:fillRect/>
+                          </a:stretch>
+                        </pic:blipFill>
+                        <pic:spPr>
+                          <a:xfrm>
+                            <a:off x="0" y="0"/>
+                            <a:ext cx="1343025" cy="2152650"/>
                           </a:xfrm>
                           <a:prstGeom prst="rect">
                             <a:avLst/>
@@ -1957,23 +1809,23 @@
               </w:rPr>
               <w:drawing>
                 <wp:inline distT="0" distB="0" distL="0" distR="0">
-                  <wp:extent cx="2571750" cy="2857500"/>
+                  <wp:extent cx="257175" cy="200025"/>
                   <wp:effectExtent l="0" t="0" r="0" b="0"/>
-                  <wp:docPr id="114" name="Picture 114" descr="image"/>
+                  <wp:docPr id="245" name="Picture 245" descr="image"/>
                   <wp:cNvGraphicFramePr>
-                    <a:graphicFrameLocks xmlns:a="http://schemas.openxmlformats.org/drawingml/2006/main" noChangeAspect="1"/>
+                    <a:graphicFrameLocks noChangeAspect="1"/>
                   </wp:cNvGraphicFramePr>
-                  <a:graphic xmlns:a="http://schemas.openxmlformats.org/drawingml/2006/main">
+                  <a:graphic>
                     <a:graphicData uri="http://schemas.openxmlformats.org/drawingml/2006/picture">
-                      <pic:pic xmlns:pic="http://schemas.openxmlformats.org/drawingml/2006/picture">
+                      <pic:pic>
                         <pic:nvPicPr>
-                          <pic:cNvPr id="114" name="Picture 114" descr="image"/>
+                          <pic:cNvPr id="245" name="Picture 245" descr="image"/>
                           <pic:cNvPicPr>
                             <a:picLocks noChangeAspect="1"/>
                           </pic:cNvPicPr>
                         </pic:nvPicPr>
                         <pic:blipFill>
-                          <a:blip r:embed="rId6|rId30"/>
+                          <a:blip r:embed="rId6"/>
                           <a:stretch>
                             <a:fillRect/>
                           </a:stretch>
@@ -1981,7 +1833,44 @@
                         <pic:spPr>
                           <a:xfrm>
                             <a:off x="0" y="0"/>
-                            <a:ext cx="2571750" cy="2857500"/>
+                            <a:ext cx="257175" cy="200025"/>
+                          </a:xfrm>
+                          <a:prstGeom prst="rect">
+                            <a:avLst/>
+                          </a:prstGeom>
+                        </pic:spPr>
+                      </pic:pic>
+                    </a:graphicData>
+                  </a:graphic>
+                </wp:inline>
+              </w:drawing>
+              <w:drawing>
+                <wp:inline distT="0" distB="0" distL="0" distR="0">
+                  <wp:extent cx="1323975" cy="2628900"/>
+                  <wp:effectExtent l="0" t="0" r="0" b="0"/>
+                  <wp:docPr id="246" name="Picture 246" descr="image"/>
+                  <wp:cNvGraphicFramePr>
+                    <a:graphicFrameLocks noChangeAspect="1"/>
+                  </wp:cNvGraphicFramePr>
+                  <a:graphic>
+                    <a:graphicData uri="http://schemas.openxmlformats.org/drawingml/2006/picture">
+                      <pic:pic>
+                        <pic:nvPicPr>
+                          <pic:cNvPr id="246" name="Picture 246" descr="image"/>
+                          <pic:cNvPicPr>
+                            <a:picLocks noChangeAspect="1"/>
+                          </pic:cNvPicPr>
+                        </pic:nvPicPr>
+                        <pic:blipFill>
+                          <a:blip r:embed="rId30"/>
+                          <a:stretch>
+                            <a:fillRect/>
+                          </a:stretch>
+                        </pic:blipFill>
+                        <pic:spPr>
+                          <a:xfrm>
+                            <a:off x="0" y="0"/>
+                            <a:ext cx="1323975" cy="2628900"/>
                           </a:xfrm>
                           <a:prstGeom prst="rect">
                             <a:avLst/>
@@ -2045,23 +1934,23 @@
               </w:rPr>
               <w:drawing>
                 <wp:inline distT="0" distB="0" distL="0" distR="0">
-                  <wp:extent cx="2571750" cy="2857500"/>
+                  <wp:extent cx="257175" cy="200025"/>
                   <wp:effectExtent l="0" t="0" r="0" b="0"/>
-                  <wp:docPr id="115" name="Picture 115" descr="image"/>
+                  <wp:docPr id="247" name="Picture 247" descr="image"/>
                   <wp:cNvGraphicFramePr>
-                    <a:graphicFrameLocks xmlns:a="http://schemas.openxmlformats.org/drawingml/2006/main" noChangeAspect="1"/>
+                    <a:graphicFrameLocks noChangeAspect="1"/>
                   </wp:cNvGraphicFramePr>
-                  <a:graphic xmlns:a="http://schemas.openxmlformats.org/drawingml/2006/main">
+                  <a:graphic>
                     <a:graphicData uri="http://schemas.openxmlformats.org/drawingml/2006/picture">
-                      <pic:pic xmlns:pic="http://schemas.openxmlformats.org/drawingml/2006/picture">
+                      <pic:pic>
                         <pic:nvPicPr>
-                          <pic:cNvPr id="115" name="Picture 115" descr="image"/>
+                          <pic:cNvPr id="247" name="Picture 247" descr="image"/>
                           <pic:cNvPicPr>
                             <a:picLocks noChangeAspect="1"/>
                           </pic:cNvPicPr>
                         </pic:nvPicPr>
                         <pic:blipFill>
-                          <a:blip r:embed="rId6|rId32"/>
+                          <a:blip r:embed="rId6"/>
                           <a:stretch>
                             <a:fillRect/>
                           </a:stretch>
@@ -2069,7 +1958,44 @@
                         <pic:spPr>
                           <a:xfrm>
                             <a:off x="0" y="0"/>
-                            <a:ext cx="2571750" cy="2857500"/>
+                            <a:ext cx="257175" cy="200025"/>
+                          </a:xfrm>
+                          <a:prstGeom prst="rect">
+                            <a:avLst/>
+                          </a:prstGeom>
+                        </pic:spPr>
+                      </pic:pic>
+                    </a:graphicData>
+                  </a:graphic>
+                </wp:inline>
+              </w:drawing>
+              <w:drawing>
+                <wp:inline distT="0" distB="0" distL="0" distR="0">
+                  <wp:extent cx="1304925" cy="2162175"/>
+                  <wp:effectExtent l="0" t="0" r="0" b="0"/>
+                  <wp:docPr id="248" name="Picture 248" descr="image"/>
+                  <wp:cNvGraphicFramePr>
+                    <a:graphicFrameLocks noChangeAspect="1"/>
+                  </wp:cNvGraphicFramePr>
+                  <a:graphic>
+                    <a:graphicData uri="http://schemas.openxmlformats.org/drawingml/2006/picture">
+                      <pic:pic>
+                        <pic:nvPicPr>
+                          <pic:cNvPr id="248" name="Picture 248" descr="image"/>
+                          <pic:cNvPicPr>
+                            <a:picLocks noChangeAspect="1"/>
+                          </pic:cNvPicPr>
+                        </pic:nvPicPr>
+                        <pic:blipFill>
+                          <a:blip r:embed="rId32"/>
+                          <a:stretch>
+                            <a:fillRect/>
+                          </a:stretch>
+                        </pic:blipFill>
+                        <pic:spPr>
+                          <a:xfrm>
+                            <a:off x="0" y="0"/>
+                            <a:ext cx="1304925" cy="2162175"/>
                           </a:xfrm>
                           <a:prstGeom prst="rect">
                             <a:avLst/>
@@ -2254,23 +2180,23 @@
               </w:rPr>
               <w:drawing>
                 <wp:inline distT="0" distB="0" distL="0" distR="0">
-                  <wp:extent cx="2571750" cy="2857500"/>
+                  <wp:extent cx="257175" cy="200025"/>
                   <wp:effectExtent l="0" t="0" r="0" b="0"/>
-                  <wp:docPr id="117" name="Picture 117" descr="image"/>
+                  <wp:docPr id="249" name="Picture 249" descr="image"/>
                   <wp:cNvGraphicFramePr>
-                    <a:graphicFrameLocks xmlns:a="http://schemas.openxmlformats.org/drawingml/2006/main" noChangeAspect="1"/>
+                    <a:graphicFrameLocks noChangeAspect="1"/>
                   </wp:cNvGraphicFramePr>
-                  <a:graphic xmlns:a="http://schemas.openxmlformats.org/drawingml/2006/main">
+                  <a:graphic>
                     <a:graphicData uri="http://schemas.openxmlformats.org/drawingml/2006/picture">
-                      <pic:pic xmlns:pic="http://schemas.openxmlformats.org/drawingml/2006/picture">
+                      <pic:pic>
                         <pic:nvPicPr>
-                          <pic:cNvPr id="117" name="Picture 117" descr="image"/>
+                          <pic:cNvPr id="249" name="Picture 249" descr="image"/>
                           <pic:cNvPicPr>
                             <a:picLocks noChangeAspect="1"/>
                           </pic:cNvPicPr>
                         </pic:nvPicPr>
                         <pic:blipFill>
-                          <a:blip r:embed="rId6|rId35"/>
+                          <a:blip r:embed="rId6"/>
                           <a:stretch>
                             <a:fillRect/>
                           </a:stretch>
@@ -2278,7 +2204,44 @@
                         <pic:spPr>
                           <a:xfrm>
                             <a:off x="0" y="0"/>
-                            <a:ext cx="2571750" cy="2857500"/>
+                            <a:ext cx="257175" cy="200025"/>
+                          </a:xfrm>
+                          <a:prstGeom prst="rect">
+                            <a:avLst/>
+                          </a:prstGeom>
+                        </pic:spPr>
+                      </pic:pic>
+                    </a:graphicData>
+                  </a:graphic>
+                </wp:inline>
+              </w:drawing>
+              <w:drawing>
+                <wp:inline distT="0" distB="0" distL="0" distR="0">
+                  <wp:extent cx="1447800" cy="2628900"/>
+                  <wp:effectExtent l="0" t="0" r="0" b="0"/>
+                  <wp:docPr id="250" name="Picture 250" descr="image"/>
+                  <wp:cNvGraphicFramePr>
+                    <a:graphicFrameLocks noChangeAspect="1"/>
+                  </wp:cNvGraphicFramePr>
+                  <a:graphic>
+                    <a:graphicData uri="http://schemas.openxmlformats.org/drawingml/2006/picture">
+                      <pic:pic>
+                        <pic:nvPicPr>
+                          <pic:cNvPr id="250" name="Picture 250" descr="image"/>
+                          <pic:cNvPicPr>
+                            <a:picLocks noChangeAspect="1"/>
+                          </pic:cNvPicPr>
+                        </pic:nvPicPr>
+                        <pic:blipFill>
+                          <a:blip r:embed="rId35"/>
+                          <a:stretch>
+                            <a:fillRect/>
+                          </a:stretch>
+                        </pic:blipFill>
+                        <pic:spPr>
+                          <a:xfrm>
+                            <a:off x="0" y="0"/>
+                            <a:ext cx="1447800" cy="2628900"/>
                           </a:xfrm>
                           <a:prstGeom prst="rect">
                             <a:avLst/>
@@ -2342,23 +2305,23 @@
               </w:rPr>
               <w:drawing>
                 <wp:inline distT="0" distB="0" distL="0" distR="0">
-                  <wp:extent cx="2571750" cy="2857500"/>
+                  <wp:extent cx="257175" cy="200025"/>
                   <wp:effectExtent l="0" t="0" r="0" b="0"/>
-                  <wp:docPr id="118" name="Picture 118" descr="image"/>
+                  <wp:docPr id="251" name="Picture 251" descr="image"/>
                   <wp:cNvGraphicFramePr>
-                    <a:graphicFrameLocks xmlns:a="http://schemas.openxmlformats.org/drawingml/2006/main" noChangeAspect="1"/>
+                    <a:graphicFrameLocks noChangeAspect="1"/>
                   </wp:cNvGraphicFramePr>
-                  <a:graphic xmlns:a="http://schemas.openxmlformats.org/drawingml/2006/main">
+                  <a:graphic>
                     <a:graphicData uri="http://schemas.openxmlformats.org/drawingml/2006/picture">
-                      <pic:pic xmlns:pic="http://schemas.openxmlformats.org/drawingml/2006/picture">
+                      <pic:pic>
                         <pic:nvPicPr>
-                          <pic:cNvPr id="118" name="Picture 118" descr="image"/>
+                          <pic:cNvPr id="251" name="Picture 251" descr="image"/>
                           <pic:cNvPicPr>
                             <a:picLocks noChangeAspect="1"/>
                           </pic:cNvPicPr>
                         </pic:nvPicPr>
                         <pic:blipFill>
-                          <a:blip r:embed="rId6|rId37"/>
+                          <a:blip r:embed="rId6"/>
                           <a:stretch>
                             <a:fillRect/>
                           </a:stretch>
@@ -2366,7 +2329,44 @@
                         <pic:spPr>
                           <a:xfrm>
                             <a:off x="0" y="0"/>
-                            <a:ext cx="2571750" cy="2857500"/>
+                            <a:ext cx="257175" cy="200025"/>
+                          </a:xfrm>
+                          <a:prstGeom prst="rect">
+                            <a:avLst/>
+                          </a:prstGeom>
+                        </pic:spPr>
+                      </pic:pic>
+                    </a:graphicData>
+                  </a:graphic>
+                </wp:inline>
+              </w:drawing>
+              <w:drawing>
+                <wp:inline distT="0" distB="0" distL="0" distR="0">
+                  <wp:extent cx="1381125" cy="2628900"/>
+                  <wp:effectExtent l="0" t="0" r="0" b="0"/>
+                  <wp:docPr id="252" name="Picture 252" descr="image"/>
+                  <wp:cNvGraphicFramePr>
+                    <a:graphicFrameLocks noChangeAspect="1"/>
+                  </wp:cNvGraphicFramePr>
+                  <a:graphic>
+                    <a:graphicData uri="http://schemas.openxmlformats.org/drawingml/2006/picture">
+                      <pic:pic>
+                        <pic:nvPicPr>
+                          <pic:cNvPr id="252" name="Picture 252" descr="image"/>
+                          <pic:cNvPicPr>
+                            <a:picLocks noChangeAspect="1"/>
+                          </pic:cNvPicPr>
+                        </pic:nvPicPr>
+                        <pic:blipFill>
+                          <a:blip r:embed="rId37"/>
+                          <a:stretch>
+                            <a:fillRect/>
+                          </a:stretch>
+                        </pic:blipFill>
+                        <pic:spPr>
+                          <a:xfrm>
+                            <a:off x="0" y="0"/>
+                            <a:ext cx="1381125" cy="2628900"/>
                           </a:xfrm>
                           <a:prstGeom prst="rect">
                             <a:avLst/>
@@ -2435,23 +2435,23 @@
               </w:rPr>
               <w:drawing>
                 <wp:inline distT="0" distB="0" distL="0" distR="0">
-                  <wp:extent cx="2571750" cy="2857500"/>
+                  <wp:extent cx="257175" cy="200025"/>
                   <wp:effectExtent l="0" t="0" r="0" b="0"/>
-                  <wp:docPr id="119" name="Picture 119" descr="image"/>
+                  <wp:docPr id="253" name="Picture 253" descr="image"/>
                   <wp:cNvGraphicFramePr>
-                    <a:graphicFrameLocks xmlns:a="http://schemas.openxmlformats.org/drawingml/2006/main" noChangeAspect="1"/>
+                    <a:graphicFrameLocks noChangeAspect="1"/>
                   </wp:cNvGraphicFramePr>
-                  <a:graphic xmlns:a="http://schemas.openxmlformats.org/drawingml/2006/main">
+                  <a:graphic>
                     <a:graphicData uri="http://schemas.openxmlformats.org/drawingml/2006/picture">
-                      <pic:pic xmlns:pic="http://schemas.openxmlformats.org/drawingml/2006/picture">
+                      <pic:pic>
                         <pic:nvPicPr>
-                          <pic:cNvPr id="119" name="Picture 119" descr="image"/>
+                          <pic:cNvPr id="253" name="Picture 253" descr="image"/>
                           <pic:cNvPicPr>
                             <a:picLocks noChangeAspect="1"/>
                           </pic:cNvPicPr>
                         </pic:nvPicPr>
                         <pic:blipFill>
-                          <a:blip r:embed="rId13|rId39"/>
+                          <a:blip r:embed="rId13"/>
                           <a:stretch>
                             <a:fillRect/>
                           </a:stretch>
@@ -2459,7 +2459,44 @@
                         <pic:spPr>
                           <a:xfrm>
                             <a:off x="0" y="0"/>
-                            <a:ext cx="2571750" cy="2857500"/>
+                            <a:ext cx="257175" cy="200025"/>
+                          </a:xfrm>
+                          <a:prstGeom prst="rect">
+                            <a:avLst/>
+                          </a:prstGeom>
+                        </pic:spPr>
+                      </pic:pic>
+                    </a:graphicData>
+                  </a:graphic>
+                </wp:inline>
+              </w:drawing>
+              <w:drawing>
+                <wp:inline distT="0" distB="0" distL="0" distR="0">
+                  <wp:extent cx="1466850" cy="2628900"/>
+                  <wp:effectExtent l="0" t="0" r="0" b="0"/>
+                  <wp:docPr id="254" name="Picture 254" descr="image"/>
+                  <wp:cNvGraphicFramePr>
+                    <a:graphicFrameLocks noChangeAspect="1"/>
+                  </wp:cNvGraphicFramePr>
+                  <a:graphic>
+                    <a:graphicData uri="http://schemas.openxmlformats.org/drawingml/2006/picture">
+                      <pic:pic>
+                        <pic:nvPicPr>
+                          <pic:cNvPr id="254" name="Picture 254" descr="image"/>
+                          <pic:cNvPicPr>
+                            <a:picLocks noChangeAspect="1"/>
+                          </pic:cNvPicPr>
+                        </pic:nvPicPr>
+                        <pic:blipFill>
+                          <a:blip r:embed="rId39"/>
+                          <a:stretch>
+                            <a:fillRect/>
+                          </a:stretch>
+                        </pic:blipFill>
+                        <pic:spPr>
+                          <a:xfrm>
+                            <a:off x="0" y="0"/>
+                            <a:ext cx="1466850" cy="2628900"/>
                           </a:xfrm>
                           <a:prstGeom prst="rect">
                             <a:avLst/>
@@ -2523,23 +2560,23 @@
               </w:rPr>
               <w:drawing>
                 <wp:inline distT="0" distB="0" distL="0" distR="0">
-                  <wp:extent cx="2571750" cy="2857500"/>
+                  <wp:extent cx="257175" cy="200025"/>
                   <wp:effectExtent l="0" t="0" r="0" b="0"/>
-                  <wp:docPr id="120" name="Picture 120" descr="image"/>
+                  <wp:docPr id="255" name="Picture 255" descr="image"/>
                   <wp:cNvGraphicFramePr>
-                    <a:graphicFrameLocks xmlns:a="http://schemas.openxmlformats.org/drawingml/2006/main" noChangeAspect="1"/>
+                    <a:graphicFrameLocks noChangeAspect="1"/>
                   </wp:cNvGraphicFramePr>
-                  <a:graphic xmlns:a="http://schemas.openxmlformats.org/drawingml/2006/main">
+                  <a:graphic>
                     <a:graphicData uri="http://schemas.openxmlformats.org/drawingml/2006/picture">
-                      <pic:pic xmlns:pic="http://schemas.openxmlformats.org/drawingml/2006/picture">
+                      <pic:pic>
                         <pic:nvPicPr>
-                          <pic:cNvPr id="120" name="Picture 120" descr="image"/>
+                          <pic:cNvPr id="255" name="Picture 255" descr="image"/>
                           <pic:cNvPicPr>
                             <a:picLocks noChangeAspect="1"/>
                           </pic:cNvPicPr>
                         </pic:nvPicPr>
                         <pic:blipFill>
-                          <a:blip r:embed="rId6|rId41"/>
+                          <a:blip r:embed="rId6"/>
                           <a:stretch>
                             <a:fillRect/>
                           </a:stretch>
@@ -2547,7 +2584,44 @@
                         <pic:spPr>
                           <a:xfrm>
                             <a:off x="0" y="0"/>
-                            <a:ext cx="2571750" cy="2857500"/>
+                            <a:ext cx="257175" cy="200025"/>
+                          </a:xfrm>
+                          <a:prstGeom prst="rect">
+                            <a:avLst/>
+                          </a:prstGeom>
+                        </pic:spPr>
+                      </pic:pic>
+                    </a:graphicData>
+                  </a:graphic>
+                </wp:inline>
+              </w:drawing>
+              <w:drawing>
+                <wp:inline distT="0" distB="0" distL="0" distR="0">
+                  <wp:extent cx="1476375" cy="2619375"/>
+                  <wp:effectExtent l="0" t="0" r="0" b="0"/>
+                  <wp:docPr id="256" name="Picture 256" descr="image"/>
+                  <wp:cNvGraphicFramePr>
+                    <a:graphicFrameLocks noChangeAspect="1"/>
+                  </wp:cNvGraphicFramePr>
+                  <a:graphic>
+                    <a:graphicData uri="http://schemas.openxmlformats.org/drawingml/2006/picture">
+                      <pic:pic>
+                        <pic:nvPicPr>
+                          <pic:cNvPr id="256" name="Picture 256" descr="image"/>
+                          <pic:cNvPicPr>
+                            <a:picLocks noChangeAspect="1"/>
+                          </pic:cNvPicPr>
+                        </pic:nvPicPr>
+                        <pic:blipFill>
+                          <a:blip r:embed="rId41"/>
+                          <a:stretch>
+                            <a:fillRect/>
+                          </a:stretch>
+                        </pic:blipFill>
+                        <pic:spPr>
+                          <a:xfrm>
+                            <a:off x="0" y="0"/>
+                            <a:ext cx="1476375" cy="2619375"/>
                           </a:xfrm>
                           <a:prstGeom prst="rect">
                             <a:avLst/>
@@ -2675,23 +2749,23 @@
               </w:rPr>
               <w:drawing>
                 <wp:inline distT="0" distB="0" distL="0" distR="0">
-                  <wp:extent cx="2571750" cy="2857500"/>
+                  <wp:extent cx="257175" cy="200025"/>
                   <wp:effectExtent l="0" t="0" r="0" b="0"/>
-                  <wp:docPr id="121" name="Picture 121" descr="image"/>
+                  <wp:docPr id="257" name="Picture 257" descr="image"/>
                   <wp:cNvGraphicFramePr>
-                    <a:graphicFrameLocks xmlns:a="http://schemas.openxmlformats.org/drawingml/2006/main" noChangeAspect="1"/>
+                    <a:graphicFrameLocks noChangeAspect="1"/>
                   </wp:cNvGraphicFramePr>
-                  <a:graphic xmlns:a="http://schemas.openxmlformats.org/drawingml/2006/main">
+                  <a:graphic>
                     <a:graphicData uri="http://schemas.openxmlformats.org/drawingml/2006/picture">
-                      <pic:pic xmlns:pic="http://schemas.openxmlformats.org/drawingml/2006/picture">
+                      <pic:pic>
                         <pic:nvPicPr>
-                          <pic:cNvPr id="121" name="Picture 121" descr="image"/>
+                          <pic:cNvPr id="257" name="Picture 257" descr="image"/>
                           <pic:cNvPicPr>
                             <a:picLocks noChangeAspect="1"/>
                           </pic:cNvPicPr>
                         </pic:nvPicPr>
                         <pic:blipFill>
-                          <a:blip r:embed="rId6|rId43"/>
+                          <a:blip r:embed="rId6"/>
                           <a:stretch>
                             <a:fillRect/>
                           </a:stretch>
@@ -2699,7 +2773,44 @@
                         <pic:spPr>
                           <a:xfrm>
                             <a:off x="0" y="0"/>
-                            <a:ext cx="2571750" cy="2857500"/>
+                            <a:ext cx="257175" cy="200025"/>
+                          </a:xfrm>
+                          <a:prstGeom prst="rect">
+                            <a:avLst/>
+                          </a:prstGeom>
+                        </pic:spPr>
+                      </pic:pic>
+                    </a:graphicData>
+                  </a:graphic>
+                </wp:inline>
+              </w:drawing>
+              <w:drawing>
+                <wp:inline distT="0" distB="0" distL="0" distR="0">
+                  <wp:extent cx="666750" cy="533400"/>
+                  <wp:effectExtent l="0" t="0" r="0" b="0"/>
+                  <wp:docPr id="258" name="Picture 258" descr="image"/>
+                  <wp:cNvGraphicFramePr>
+                    <a:graphicFrameLocks noChangeAspect="1"/>
+                  </wp:cNvGraphicFramePr>
+                  <a:graphic>
+                    <a:graphicData uri="http://schemas.openxmlformats.org/drawingml/2006/picture">
+                      <pic:pic>
+                        <pic:nvPicPr>
+                          <pic:cNvPr id="258" name="Picture 258" descr="image"/>
+                          <pic:cNvPicPr>
+                            <a:picLocks noChangeAspect="1"/>
+                          </pic:cNvPicPr>
+                        </pic:nvPicPr>
+                        <pic:blipFill>
+                          <a:blip r:embed="rId43"/>
+                          <a:stretch>
+                            <a:fillRect/>
+                          </a:stretch>
+                        </pic:blipFill>
+                        <pic:spPr>
+                          <a:xfrm>
+                            <a:off x="0" y="0"/>
+                            <a:ext cx="666750" cy="533400"/>
                           </a:xfrm>
                           <a:prstGeom prst="rect">
                             <a:avLst/>
@@ -2763,23 +2874,23 @@
               </w:rPr>
               <w:drawing>
                 <wp:inline distT="0" distB="0" distL="0" distR="0">
-                  <wp:extent cx="2571750" cy="2857500"/>
+                  <wp:extent cx="257175" cy="200025"/>
                   <wp:effectExtent l="0" t="0" r="0" b="0"/>
-                  <wp:docPr id="122" name="Picture 122" descr="image"/>
+                  <wp:docPr id="259" name="Picture 259" descr="image"/>
                   <wp:cNvGraphicFramePr>
-                    <a:graphicFrameLocks xmlns:a="http://schemas.openxmlformats.org/drawingml/2006/main" noChangeAspect="1"/>
+                    <a:graphicFrameLocks noChangeAspect="1"/>
                   </wp:cNvGraphicFramePr>
-                  <a:graphic xmlns:a="http://schemas.openxmlformats.org/drawingml/2006/main">
+                  <a:graphic>
                     <a:graphicData uri="http://schemas.openxmlformats.org/drawingml/2006/picture">
-                      <pic:pic xmlns:pic="http://schemas.openxmlformats.org/drawingml/2006/picture">
+                      <pic:pic>
                         <pic:nvPicPr>
-                          <pic:cNvPr id="122" name="Picture 122" descr="image"/>
+                          <pic:cNvPr id="259" name="Picture 259" descr="image"/>
                           <pic:cNvPicPr>
                             <a:picLocks noChangeAspect="1"/>
                           </pic:cNvPicPr>
                         </pic:nvPicPr>
                         <pic:blipFill>
-                          <a:blip r:embed="rId6|rId45"/>
+                          <a:blip r:embed="rId6"/>
                           <a:stretch>
                             <a:fillRect/>
                           </a:stretch>
@@ -2787,7 +2898,44 @@
                         <pic:spPr>
                           <a:xfrm>
                             <a:off x="0" y="0"/>
-                            <a:ext cx="2571750" cy="2857500"/>
+                            <a:ext cx="257175" cy="200025"/>
+                          </a:xfrm>
+                          <a:prstGeom prst="rect">
+                            <a:avLst/>
+                          </a:prstGeom>
+                        </pic:spPr>
+                      </pic:pic>
+                    </a:graphicData>
+                  </a:graphic>
+                </wp:inline>
+              </w:drawing>
+              <w:drawing>
+                <wp:inline distT="0" distB="0" distL="0" distR="0">
+                  <wp:extent cx="495300" cy="523875"/>
+                  <wp:effectExtent l="0" t="0" r="0" b="0"/>
+                  <wp:docPr id="260" name="Picture 260" descr="image"/>
+                  <wp:cNvGraphicFramePr>
+                    <a:graphicFrameLocks noChangeAspect="1"/>
+                  </wp:cNvGraphicFramePr>
+                  <a:graphic>
+                    <a:graphicData uri="http://schemas.openxmlformats.org/drawingml/2006/picture">
+                      <pic:pic>
+                        <pic:nvPicPr>
+                          <pic:cNvPr id="260" name="Picture 260" descr="image"/>
+                          <pic:cNvPicPr>
+                            <a:picLocks noChangeAspect="1"/>
+                          </pic:cNvPicPr>
+                        </pic:nvPicPr>
+                        <pic:blipFill>
+                          <a:blip r:embed="rId45"/>
+                          <a:stretch>
+                            <a:fillRect/>
+                          </a:stretch>
+                        </pic:blipFill>
+                        <pic:spPr>
+                          <a:xfrm>
+                            <a:off x="0" y="0"/>
+                            <a:ext cx="495300" cy="523875"/>
                           </a:xfrm>
                           <a:prstGeom prst="rect">
                             <a:avLst/>
@@ -2856,23 +3004,23 @@
               </w:rPr>
               <w:drawing>
                 <wp:inline distT="0" distB="0" distL="0" distR="0">
-                  <wp:extent cx="2571750" cy="2857500"/>
+                  <wp:extent cx="257175" cy="200025"/>
                   <wp:effectExtent l="0" t="0" r="0" b="0"/>
-                  <wp:docPr id="123" name="Picture 123" descr="image"/>
+                  <wp:docPr id="261" name="Picture 261" descr="image"/>
                   <wp:cNvGraphicFramePr>
-                    <a:graphicFrameLocks xmlns:a="http://schemas.openxmlformats.org/drawingml/2006/main" noChangeAspect="1"/>
+                    <a:graphicFrameLocks noChangeAspect="1"/>
                   </wp:cNvGraphicFramePr>
-                  <a:graphic xmlns:a="http://schemas.openxmlformats.org/drawingml/2006/main">
+                  <a:graphic>
                     <a:graphicData uri="http://schemas.openxmlformats.org/drawingml/2006/picture">
-                      <pic:pic xmlns:pic="http://schemas.openxmlformats.org/drawingml/2006/picture">
+                      <pic:pic>
                         <pic:nvPicPr>
-                          <pic:cNvPr id="123" name="Picture 123" descr="image"/>
+                          <pic:cNvPr id="261" name="Picture 261" descr="image"/>
                           <pic:cNvPicPr>
                             <a:picLocks noChangeAspect="1"/>
                           </pic:cNvPicPr>
                         </pic:nvPicPr>
                         <pic:blipFill>
-                          <a:blip r:embed="rId13|rId47"/>
+                          <a:blip r:embed="rId13"/>
                           <a:stretch>
                             <a:fillRect/>
                           </a:stretch>
@@ -2880,7 +3028,44 @@
                         <pic:spPr>
                           <a:xfrm>
                             <a:off x="0" y="0"/>
-                            <a:ext cx="2571750" cy="2857500"/>
+                            <a:ext cx="257175" cy="200025"/>
+                          </a:xfrm>
+                          <a:prstGeom prst="rect">
+                            <a:avLst/>
+                          </a:prstGeom>
+                        </pic:spPr>
+                      </pic:pic>
+                    </a:graphicData>
+                  </a:graphic>
+                </wp:inline>
+              </w:drawing>
+              <w:drawing>
+                <wp:inline distT="0" distB="0" distL="0" distR="0">
+                  <wp:extent cx="552450" cy="476250"/>
+                  <wp:effectExtent l="0" t="0" r="0" b="0"/>
+                  <wp:docPr id="262" name="Picture 262" descr="image"/>
+                  <wp:cNvGraphicFramePr>
+                    <a:graphicFrameLocks noChangeAspect="1"/>
+                  </wp:cNvGraphicFramePr>
+                  <a:graphic>
+                    <a:graphicData uri="http://schemas.openxmlformats.org/drawingml/2006/picture">
+                      <pic:pic>
+                        <pic:nvPicPr>
+                          <pic:cNvPr id="262" name="Picture 262" descr="image"/>
+                          <pic:cNvPicPr>
+                            <a:picLocks noChangeAspect="1"/>
+                          </pic:cNvPicPr>
+                        </pic:nvPicPr>
+                        <pic:blipFill>
+                          <a:blip r:embed="rId47"/>
+                          <a:stretch>
+                            <a:fillRect/>
+                          </a:stretch>
+                        </pic:blipFill>
+                        <pic:spPr>
+                          <a:xfrm>
+                            <a:off x="0" y="0"/>
+                            <a:ext cx="552450" cy="476250"/>
                           </a:xfrm>
                           <a:prstGeom prst="rect">
                             <a:avLst/>
@@ -2944,23 +3129,23 @@
               </w:rPr>
               <w:drawing>
                 <wp:inline distT="0" distB="0" distL="0" distR="0">
-                  <wp:extent cx="2571750" cy="2857500"/>
+                  <wp:extent cx="257175" cy="200025"/>
                   <wp:effectExtent l="0" t="0" r="0" b="0"/>
-                  <wp:docPr id="124" name="Picture 124" descr="image"/>
+                  <wp:docPr id="263" name="Picture 263" descr="image"/>
                   <wp:cNvGraphicFramePr>
-                    <a:graphicFrameLocks xmlns:a="http://schemas.openxmlformats.org/drawingml/2006/main" noChangeAspect="1"/>
+                    <a:graphicFrameLocks noChangeAspect="1"/>
                   </wp:cNvGraphicFramePr>
-                  <a:graphic xmlns:a="http://schemas.openxmlformats.org/drawingml/2006/main">
+                  <a:graphic>
                     <a:graphicData uri="http://schemas.openxmlformats.org/drawingml/2006/picture">
-                      <pic:pic xmlns:pic="http://schemas.openxmlformats.org/drawingml/2006/picture">
+                      <pic:pic>
                         <pic:nvPicPr>
-                          <pic:cNvPr id="124" name="Picture 124" descr="image"/>
+                          <pic:cNvPr id="263" name="Picture 263" descr="image"/>
                           <pic:cNvPicPr>
                             <a:picLocks noChangeAspect="1"/>
                           </pic:cNvPicPr>
                         </pic:nvPicPr>
                         <pic:blipFill>
-                          <a:blip r:embed="rId6|rId49"/>
+                          <a:blip r:embed="rId6"/>
                           <a:stretch>
                             <a:fillRect/>
                           </a:stretch>
@@ -2968,7 +3153,44 @@
                         <pic:spPr>
                           <a:xfrm>
                             <a:off x="0" y="0"/>
-                            <a:ext cx="2571750" cy="2857500"/>
+                            <a:ext cx="257175" cy="200025"/>
+                          </a:xfrm>
+                          <a:prstGeom prst="rect">
+                            <a:avLst/>
+                          </a:prstGeom>
+                        </pic:spPr>
+                      </pic:pic>
+                    </a:graphicData>
+                  </a:graphic>
+                </wp:inline>
+              </w:drawing>
+              <w:drawing>
+                <wp:inline distT="0" distB="0" distL="0" distR="0">
+                  <wp:extent cx="504825" cy="485775"/>
+                  <wp:effectExtent l="0" t="0" r="0" b="0"/>
+                  <wp:docPr id="264" name="Picture 264" descr="image"/>
+                  <wp:cNvGraphicFramePr>
+                    <a:graphicFrameLocks noChangeAspect="1"/>
+                  </wp:cNvGraphicFramePr>
+                  <a:graphic>
+                    <a:graphicData uri="http://schemas.openxmlformats.org/drawingml/2006/picture">
+                      <pic:pic>
+                        <pic:nvPicPr>
+                          <pic:cNvPr id="264" name="Picture 264" descr="image"/>
+                          <pic:cNvPicPr>
+                            <a:picLocks noChangeAspect="1"/>
+                          </pic:cNvPicPr>
+                        </pic:nvPicPr>
+                        <pic:blipFill>
+                          <a:blip r:embed="rId49"/>
+                          <a:stretch>
+                            <a:fillRect/>
+                          </a:stretch>
+                        </pic:blipFill>
+                        <pic:spPr>
+                          <a:xfrm>
+                            <a:off x="0" y="0"/>
+                            <a:ext cx="504825" cy="485775"/>
                           </a:xfrm>
                           <a:prstGeom prst="rect">
                             <a:avLst/>
@@ -3450,23 +3672,23 @@
               </w:rPr>
               <w:drawing>
                 <wp:inline distT="0" distB="0" distL="0" distR="0">
-                  <wp:extent cx="2571750" cy="2857500"/>
+                  <wp:extent cx="257175" cy="200025"/>
                   <wp:effectExtent l="0" t="0" r="0" b="0"/>
-                  <wp:docPr id="129" name="Picture 129" descr="image"/>
+                  <wp:docPr id="265" name="Picture 265" descr="image"/>
                   <wp:cNvGraphicFramePr>
-                    <a:graphicFrameLocks xmlns:a="http://schemas.openxmlformats.org/drawingml/2006/main" noChangeAspect="1"/>
+                    <a:graphicFrameLocks noChangeAspect="1"/>
                   </wp:cNvGraphicFramePr>
-                  <a:graphic xmlns:a="http://schemas.openxmlformats.org/drawingml/2006/main">
+                  <a:graphic>
                     <a:graphicData uri="http://schemas.openxmlformats.org/drawingml/2006/picture">
-                      <pic:pic xmlns:pic="http://schemas.openxmlformats.org/drawingml/2006/picture">
+                      <pic:pic>
                         <pic:nvPicPr>
-                          <pic:cNvPr id="129" name="Picture 129" descr="image"/>
+                          <pic:cNvPr id="265" name="Picture 265" descr="image"/>
                           <pic:cNvPicPr>
                             <a:picLocks noChangeAspect="1"/>
                           </pic:cNvPicPr>
                         </pic:nvPicPr>
                         <pic:blipFill>
-                          <a:blip r:embed="rId6|rId55"/>
+                          <a:blip r:embed="rId6"/>
                           <a:stretch>
                             <a:fillRect/>
                           </a:stretch>
@@ -3474,7 +3696,44 @@
                         <pic:spPr>
                           <a:xfrm>
                             <a:off x="0" y="0"/>
-                            <a:ext cx="2571750" cy="2857500"/>
+                            <a:ext cx="257175" cy="200025"/>
+                          </a:xfrm>
+                          <a:prstGeom prst="rect">
+                            <a:avLst/>
+                          </a:prstGeom>
+                        </pic:spPr>
+                      </pic:pic>
+                    </a:graphicData>
+                  </a:graphic>
+                </wp:inline>
+              </w:drawing>
+              <w:drawing>
+                <wp:inline distT="0" distB="0" distL="0" distR="0">
+                  <wp:extent cx="314325" cy="323850"/>
+                  <wp:effectExtent l="0" t="0" r="0" b="0"/>
+                  <wp:docPr id="266" name="Picture 266" descr="image"/>
+                  <wp:cNvGraphicFramePr>
+                    <a:graphicFrameLocks noChangeAspect="1"/>
+                  </wp:cNvGraphicFramePr>
+                  <a:graphic>
+                    <a:graphicData uri="http://schemas.openxmlformats.org/drawingml/2006/picture">
+                      <pic:pic>
+                        <pic:nvPicPr>
+                          <pic:cNvPr id="266" name="Picture 266" descr="image"/>
+                          <pic:cNvPicPr>
+                            <a:picLocks noChangeAspect="1"/>
+                          </pic:cNvPicPr>
+                        </pic:nvPicPr>
+                        <pic:blipFill>
+                          <a:blip r:embed="rId55"/>
+                          <a:stretch>
+                            <a:fillRect/>
+                          </a:stretch>
+                        </pic:blipFill>
+                        <pic:spPr>
+                          <a:xfrm>
+                            <a:off x="0" y="0"/>
+                            <a:ext cx="314325" cy="323850"/>
                           </a:xfrm>
                           <a:prstGeom prst="rect">
                             <a:avLst/>
@@ -3538,23 +3797,23 @@
               </w:rPr>
               <w:drawing>
                 <wp:inline distT="0" distB="0" distL="0" distR="0">
-                  <wp:extent cx="2571750" cy="2857500"/>
+                  <wp:extent cx="257175" cy="200025"/>
                   <wp:effectExtent l="0" t="0" r="0" b="0"/>
-                  <wp:docPr id="130" name="Picture 130" descr="image"/>
+                  <wp:docPr id="267" name="Picture 267" descr="image"/>
                   <wp:cNvGraphicFramePr>
-                    <a:graphicFrameLocks xmlns:a="http://schemas.openxmlformats.org/drawingml/2006/main" noChangeAspect="1"/>
+                    <a:graphicFrameLocks noChangeAspect="1"/>
                   </wp:cNvGraphicFramePr>
-                  <a:graphic xmlns:a="http://schemas.openxmlformats.org/drawingml/2006/main">
+                  <a:graphic>
                     <a:graphicData uri="http://schemas.openxmlformats.org/drawingml/2006/picture">
-                      <pic:pic xmlns:pic="http://schemas.openxmlformats.org/drawingml/2006/picture">
+                      <pic:pic>
                         <pic:nvPicPr>
-                          <pic:cNvPr id="130" name="Picture 130" descr="image"/>
+                          <pic:cNvPr id="267" name="Picture 267" descr="image"/>
                           <pic:cNvPicPr>
                             <a:picLocks noChangeAspect="1"/>
                           </pic:cNvPicPr>
                         </pic:nvPicPr>
                         <pic:blipFill>
-                          <a:blip r:embed="rId6|rId57"/>
+                          <a:blip r:embed="rId6"/>
                           <a:stretch>
                             <a:fillRect/>
                           </a:stretch>
@@ -3562,7 +3821,44 @@
                         <pic:spPr>
                           <a:xfrm>
                             <a:off x="0" y="0"/>
-                            <a:ext cx="2571750" cy="2857500"/>
+                            <a:ext cx="257175" cy="200025"/>
+                          </a:xfrm>
+                          <a:prstGeom prst="rect">
+                            <a:avLst/>
+                          </a:prstGeom>
+                        </pic:spPr>
+                      </pic:pic>
+                    </a:graphicData>
+                  </a:graphic>
+                </wp:inline>
+              </w:drawing>
+              <w:drawing>
+                <wp:inline distT="0" distB="0" distL="0" distR="0">
+                  <wp:extent cx="352425" cy="295275"/>
+                  <wp:effectExtent l="0" t="0" r="0" b="0"/>
+                  <wp:docPr id="268" name="Picture 268" descr="image"/>
+                  <wp:cNvGraphicFramePr>
+                    <a:graphicFrameLocks noChangeAspect="1"/>
+                  </wp:cNvGraphicFramePr>
+                  <a:graphic>
+                    <a:graphicData uri="http://schemas.openxmlformats.org/drawingml/2006/picture">
+                      <pic:pic>
+                        <pic:nvPicPr>
+                          <pic:cNvPr id="268" name="Picture 268" descr="image"/>
+                          <pic:cNvPicPr>
+                            <a:picLocks noChangeAspect="1"/>
+                          </pic:cNvPicPr>
+                        </pic:nvPicPr>
+                        <pic:blipFill>
+                          <a:blip r:embed="rId57"/>
+                          <a:stretch>
+                            <a:fillRect/>
+                          </a:stretch>
+                        </pic:blipFill>
+                        <pic:spPr>
+                          <a:xfrm>
+                            <a:off x="0" y="0"/>
+                            <a:ext cx="352425" cy="295275"/>
                           </a:xfrm>
                           <a:prstGeom prst="rect">
                             <a:avLst/>
@@ -3631,23 +3927,23 @@
               </w:rPr>
               <w:drawing>
                 <wp:inline distT="0" distB="0" distL="0" distR="0">
-                  <wp:extent cx="2571750" cy="2857500"/>
+                  <wp:extent cx="257175" cy="200025"/>
                   <wp:effectExtent l="0" t="0" r="0" b="0"/>
-                  <wp:docPr id="131" name="Picture 131" descr="image"/>
+                  <wp:docPr id="269" name="Picture 269" descr="image"/>
                   <wp:cNvGraphicFramePr>
-                    <a:graphicFrameLocks xmlns:a="http://schemas.openxmlformats.org/drawingml/2006/main" noChangeAspect="1"/>
+                    <a:graphicFrameLocks noChangeAspect="1"/>
                   </wp:cNvGraphicFramePr>
-                  <a:graphic xmlns:a="http://schemas.openxmlformats.org/drawingml/2006/main">
+                  <a:graphic>
                     <a:graphicData uri="http://schemas.openxmlformats.org/drawingml/2006/picture">
-                      <pic:pic xmlns:pic="http://schemas.openxmlformats.org/drawingml/2006/picture">
+                      <pic:pic>
                         <pic:nvPicPr>
-                          <pic:cNvPr id="131" name="Picture 131" descr="image"/>
+                          <pic:cNvPr id="269" name="Picture 269" descr="image"/>
                           <pic:cNvPicPr>
                             <a:picLocks noChangeAspect="1"/>
                           </pic:cNvPicPr>
                         </pic:nvPicPr>
                         <pic:blipFill>
-                          <a:blip r:embed="rId6|rId59"/>
+                          <a:blip r:embed="rId6"/>
                           <a:stretch>
                             <a:fillRect/>
                           </a:stretch>
@@ -3655,7 +3951,44 @@
                         <pic:spPr>
                           <a:xfrm>
                             <a:off x="0" y="0"/>
-                            <a:ext cx="2571750" cy="2857500"/>
+                            <a:ext cx="257175" cy="200025"/>
+                          </a:xfrm>
+                          <a:prstGeom prst="rect">
+                            <a:avLst/>
+                          </a:prstGeom>
+                        </pic:spPr>
+                      </pic:pic>
+                    </a:graphicData>
+                  </a:graphic>
+                </wp:inline>
+              </w:drawing>
+              <w:drawing>
+                <wp:inline distT="0" distB="0" distL="0" distR="0">
+                  <wp:extent cx="304800" cy="304800"/>
+                  <wp:effectExtent l="0" t="0" r="0" b="0"/>
+                  <wp:docPr id="270" name="Picture 270" descr="image"/>
+                  <wp:cNvGraphicFramePr>
+                    <a:graphicFrameLocks noChangeAspect="1"/>
+                  </wp:cNvGraphicFramePr>
+                  <a:graphic>
+                    <a:graphicData uri="http://schemas.openxmlformats.org/drawingml/2006/picture">
+                      <pic:pic>
+                        <pic:nvPicPr>
+                          <pic:cNvPr id="270" name="Picture 270" descr="image"/>
+                          <pic:cNvPicPr>
+                            <a:picLocks noChangeAspect="1"/>
+                          </pic:cNvPicPr>
+                        </pic:nvPicPr>
+                        <pic:blipFill>
+                          <a:blip r:embed="rId59"/>
+                          <a:stretch>
+                            <a:fillRect/>
+                          </a:stretch>
+                        </pic:blipFill>
+                        <pic:spPr>
+                          <a:xfrm>
+                            <a:off x="0" y="0"/>
+                            <a:ext cx="304800" cy="304800"/>
                           </a:xfrm>
                           <a:prstGeom prst="rect">
                             <a:avLst/>
@@ -3719,23 +4052,23 @@
               </w:rPr>
               <w:drawing>
                 <wp:inline distT="0" distB="0" distL="0" distR="0">
-                  <wp:extent cx="2571750" cy="2857500"/>
+                  <wp:extent cx="257175" cy="200025"/>
                   <wp:effectExtent l="0" t="0" r="0" b="0"/>
-                  <wp:docPr id="132" name="Picture 132" descr="image"/>
+                  <wp:docPr id="271" name="Picture 271" descr="image"/>
                   <wp:cNvGraphicFramePr>
-                    <a:graphicFrameLocks xmlns:a="http://schemas.openxmlformats.org/drawingml/2006/main" noChangeAspect="1"/>
+                    <a:graphicFrameLocks noChangeAspect="1"/>
                   </wp:cNvGraphicFramePr>
-                  <a:graphic xmlns:a="http://schemas.openxmlformats.org/drawingml/2006/main">
+                  <a:graphic>
                     <a:graphicData uri="http://schemas.openxmlformats.org/drawingml/2006/picture">
-                      <pic:pic xmlns:pic="http://schemas.openxmlformats.org/drawingml/2006/picture">
+                      <pic:pic>
                         <pic:nvPicPr>
-                          <pic:cNvPr id="132" name="Picture 132" descr="image"/>
+                          <pic:cNvPr id="271" name="Picture 271" descr="image"/>
                           <pic:cNvPicPr>
                             <a:picLocks noChangeAspect="1"/>
                           </pic:cNvPicPr>
                         </pic:nvPicPr>
                         <pic:blipFill>
-                          <a:blip r:embed="rId13|rId61"/>
+                          <a:blip r:embed="rId13"/>
                           <a:stretch>
                             <a:fillRect/>
                           </a:stretch>
@@ -3743,7 +4076,44 @@
                         <pic:spPr>
                           <a:xfrm>
                             <a:off x="0" y="0"/>
-                            <a:ext cx="2571750" cy="2857500"/>
+                            <a:ext cx="257175" cy="200025"/>
+                          </a:xfrm>
+                          <a:prstGeom prst="rect">
+                            <a:avLst/>
+                          </a:prstGeom>
+                        </pic:spPr>
+                      </pic:pic>
+                    </a:graphicData>
+                  </a:graphic>
+                </wp:inline>
+              </w:drawing>
+              <w:drawing>
+                <wp:inline distT="0" distB="0" distL="0" distR="0">
+                  <wp:extent cx="333375" cy="304800"/>
+                  <wp:effectExtent l="0" t="0" r="0" b="0"/>
+                  <wp:docPr id="272" name="Picture 272" descr="image"/>
+                  <wp:cNvGraphicFramePr>
+                    <a:graphicFrameLocks noChangeAspect="1"/>
+                  </wp:cNvGraphicFramePr>
+                  <a:graphic>
+                    <a:graphicData uri="http://schemas.openxmlformats.org/drawingml/2006/picture">
+                      <pic:pic>
+                        <pic:nvPicPr>
+                          <pic:cNvPr id="272" name="Picture 272" descr="image"/>
+                          <pic:cNvPicPr>
+                            <a:picLocks noChangeAspect="1"/>
+                          </pic:cNvPicPr>
+                        </pic:nvPicPr>
+                        <pic:blipFill>
+                          <a:blip r:embed="rId61"/>
+                          <a:stretch>
+                            <a:fillRect/>
+                          </a:stretch>
+                        </pic:blipFill>
+                        <pic:spPr>
+                          <a:xfrm>
+                            <a:off x="0" y="0"/>
+                            <a:ext cx="333375" cy="304800"/>
                           </a:xfrm>
                           <a:prstGeom prst="rect">
                             <a:avLst/>
@@ -3928,23 +4298,23 @@
               </w:rPr>
               <w:drawing>
                 <wp:inline distT="0" distB="0" distL="0" distR="0">
-                  <wp:extent cx="2571750" cy="2857500"/>
+                  <wp:extent cx="257175" cy="200025"/>
                   <wp:effectExtent l="0" t="0" r="0" b="0"/>
-                  <wp:docPr id="134" name="Picture 134" descr="image"/>
+                  <wp:docPr id="273" name="Picture 273" descr="image"/>
                   <wp:cNvGraphicFramePr>
-                    <a:graphicFrameLocks xmlns:a="http://schemas.openxmlformats.org/drawingml/2006/main" noChangeAspect="1"/>
+                    <a:graphicFrameLocks noChangeAspect="1"/>
                   </wp:cNvGraphicFramePr>
-                  <a:graphic xmlns:a="http://schemas.openxmlformats.org/drawingml/2006/main">
+                  <a:graphic>
                     <a:graphicData uri="http://schemas.openxmlformats.org/drawingml/2006/picture">
-                      <pic:pic xmlns:pic="http://schemas.openxmlformats.org/drawingml/2006/picture">
+                      <pic:pic>
                         <pic:nvPicPr>
-                          <pic:cNvPr id="134" name="Picture 134" descr="image"/>
+                          <pic:cNvPr id="273" name="Picture 273" descr="image"/>
                           <pic:cNvPicPr>
                             <a:picLocks noChangeAspect="1"/>
                           </pic:cNvPicPr>
                         </pic:nvPicPr>
                         <pic:blipFill>
-                          <a:blip r:embed="rId13|rId65"/>
+                          <a:blip r:embed="rId13"/>
                           <a:stretch>
                             <a:fillRect/>
                           </a:stretch>
@@ -3952,7 +4322,44 @@
                         <pic:spPr>
                           <a:xfrm>
                             <a:off x="0" y="0"/>
-                            <a:ext cx="2571750" cy="2857500"/>
+                            <a:ext cx="257175" cy="200025"/>
+                          </a:xfrm>
+                          <a:prstGeom prst="rect">
+                            <a:avLst/>
+                          </a:prstGeom>
+                        </pic:spPr>
+                      </pic:pic>
+                    </a:graphicData>
+                  </a:graphic>
+                </wp:inline>
+              </w:drawing>
+              <w:drawing>
+                <wp:inline distT="0" distB="0" distL="0" distR="0">
+                  <wp:extent cx="495300" cy="457200"/>
+                  <wp:effectExtent l="0" t="0" r="0" b="0"/>
+                  <wp:docPr id="274" name="Picture 274" descr="image"/>
+                  <wp:cNvGraphicFramePr>
+                    <a:graphicFrameLocks noChangeAspect="1"/>
+                  </wp:cNvGraphicFramePr>
+                  <a:graphic>
+                    <a:graphicData uri="http://schemas.openxmlformats.org/drawingml/2006/picture">
+                      <pic:pic>
+                        <pic:nvPicPr>
+                          <pic:cNvPr id="274" name="Picture 274" descr="image"/>
+                          <pic:cNvPicPr>
+                            <a:picLocks noChangeAspect="1"/>
+                          </pic:cNvPicPr>
+                        </pic:nvPicPr>
+                        <pic:blipFill>
+                          <a:blip r:embed="rId65"/>
+                          <a:stretch>
+                            <a:fillRect/>
+                          </a:stretch>
+                        </pic:blipFill>
+                        <pic:spPr>
+                          <a:xfrm>
+                            <a:off x="0" y="0"/>
+                            <a:ext cx="495300" cy="457200"/>
                           </a:xfrm>
                           <a:prstGeom prst="rect">
                             <a:avLst/>
@@ -4016,23 +4423,23 @@
               </w:rPr>
               <w:drawing>
                 <wp:inline distT="0" distB="0" distL="0" distR="0">
-                  <wp:extent cx="2571750" cy="2857500"/>
+                  <wp:extent cx="257175" cy="200025"/>
                   <wp:effectExtent l="0" t="0" r="0" b="0"/>
-                  <wp:docPr id="135" name="Picture 135" descr="image"/>
+                  <wp:docPr id="275" name="Picture 275" descr="image"/>
                   <wp:cNvGraphicFramePr>
-                    <a:graphicFrameLocks xmlns:a="http://schemas.openxmlformats.org/drawingml/2006/main" noChangeAspect="1"/>
+                    <a:graphicFrameLocks noChangeAspect="1"/>
                   </wp:cNvGraphicFramePr>
-                  <a:graphic xmlns:a="http://schemas.openxmlformats.org/drawingml/2006/main">
+                  <a:graphic>
                     <a:graphicData uri="http://schemas.openxmlformats.org/drawingml/2006/picture">
-                      <pic:pic xmlns:pic="http://schemas.openxmlformats.org/drawingml/2006/picture">
+                      <pic:pic>
                         <pic:nvPicPr>
-                          <pic:cNvPr id="135" name="Picture 135" descr="image"/>
+                          <pic:cNvPr id="275" name="Picture 275" descr="image"/>
                           <pic:cNvPicPr>
                             <a:picLocks noChangeAspect="1"/>
                           </pic:cNvPicPr>
                         </pic:nvPicPr>
                         <pic:blipFill>
-                          <a:blip r:embed="rId6|rId67"/>
+                          <a:blip r:embed="rId6"/>
                           <a:stretch>
                             <a:fillRect/>
                           </a:stretch>
@@ -4040,7 +4447,44 @@
                         <pic:spPr>
                           <a:xfrm>
                             <a:off x="0" y="0"/>
-                            <a:ext cx="2571750" cy="2857500"/>
+                            <a:ext cx="257175" cy="200025"/>
+                          </a:xfrm>
+                          <a:prstGeom prst="rect">
+                            <a:avLst/>
+                          </a:prstGeom>
+                        </pic:spPr>
+                      </pic:pic>
+                    </a:graphicData>
+                  </a:graphic>
+                </wp:inline>
+              </w:drawing>
+              <w:drawing>
+                <wp:inline distT="0" distB="0" distL="0" distR="0">
+                  <wp:extent cx="438150" cy="419100"/>
+                  <wp:effectExtent l="0" t="0" r="0" b="0"/>
+                  <wp:docPr id="276" name="Picture 276" descr="image"/>
+                  <wp:cNvGraphicFramePr>
+                    <a:graphicFrameLocks noChangeAspect="1"/>
+                  </wp:cNvGraphicFramePr>
+                  <a:graphic>
+                    <a:graphicData uri="http://schemas.openxmlformats.org/drawingml/2006/picture">
+                      <pic:pic>
+                        <pic:nvPicPr>
+                          <pic:cNvPr id="276" name="Picture 276" descr="image"/>
+                          <pic:cNvPicPr>
+                            <a:picLocks noChangeAspect="1"/>
+                          </pic:cNvPicPr>
+                        </pic:nvPicPr>
+                        <pic:blipFill>
+                          <a:blip r:embed="rId67"/>
+                          <a:stretch>
+                            <a:fillRect/>
+                          </a:stretch>
+                        </pic:blipFill>
+                        <pic:spPr>
+                          <a:xfrm>
+                            <a:off x="0" y="0"/>
+                            <a:ext cx="438150" cy="419100"/>
                           </a:xfrm>
                           <a:prstGeom prst="rect">
                             <a:avLst/>
@@ -4109,23 +4553,23 @@
               </w:rPr>
               <w:drawing>
                 <wp:inline distT="0" distB="0" distL="0" distR="0">
-                  <wp:extent cx="2571750" cy="2857500"/>
+                  <wp:extent cx="257175" cy="200025"/>
                   <wp:effectExtent l="0" t="0" r="0" b="0"/>
-                  <wp:docPr id="136" name="Picture 136" descr="image"/>
+                  <wp:docPr id="277" name="Picture 277" descr="image"/>
                   <wp:cNvGraphicFramePr>
-                    <a:graphicFrameLocks xmlns:a="http://schemas.openxmlformats.org/drawingml/2006/main" noChangeAspect="1"/>
+                    <a:graphicFrameLocks noChangeAspect="1"/>
                   </wp:cNvGraphicFramePr>
-                  <a:graphic xmlns:a="http://schemas.openxmlformats.org/drawingml/2006/main">
+                  <a:graphic>
                     <a:graphicData uri="http://schemas.openxmlformats.org/drawingml/2006/picture">
-                      <pic:pic xmlns:pic="http://schemas.openxmlformats.org/drawingml/2006/picture">
+                      <pic:pic>
                         <pic:nvPicPr>
-                          <pic:cNvPr id="136" name="Picture 136" descr="image"/>
+                          <pic:cNvPr id="277" name="Picture 277" descr="image"/>
                           <pic:cNvPicPr>
                             <a:picLocks noChangeAspect="1"/>
                           </pic:cNvPicPr>
                         </pic:nvPicPr>
                         <pic:blipFill>
-                          <a:blip r:embed="rId6|rId69"/>
+                          <a:blip r:embed="rId6"/>
                           <a:stretch>
                             <a:fillRect/>
                           </a:stretch>
@@ -4133,7 +4577,44 @@
                         <pic:spPr>
                           <a:xfrm>
                             <a:off x="0" y="0"/>
-                            <a:ext cx="2571750" cy="2857500"/>
+                            <a:ext cx="257175" cy="200025"/>
+                          </a:xfrm>
+                          <a:prstGeom prst="rect">
+                            <a:avLst/>
+                          </a:prstGeom>
+                        </pic:spPr>
+                      </pic:pic>
+                    </a:graphicData>
+                  </a:graphic>
+                </wp:inline>
+              </w:drawing>
+              <w:drawing>
+                <wp:inline distT="0" distB="0" distL="0" distR="0">
+                  <wp:extent cx="457200" cy="428625"/>
+                  <wp:effectExtent l="0" t="0" r="0" b="0"/>
+                  <wp:docPr id="278" name="Picture 278" descr="image"/>
+                  <wp:cNvGraphicFramePr>
+                    <a:graphicFrameLocks noChangeAspect="1"/>
+                  </wp:cNvGraphicFramePr>
+                  <a:graphic>
+                    <a:graphicData uri="http://schemas.openxmlformats.org/drawingml/2006/picture">
+                      <pic:pic>
+                        <pic:nvPicPr>
+                          <pic:cNvPr id="278" name="Picture 278" descr="image"/>
+                          <pic:cNvPicPr>
+                            <a:picLocks noChangeAspect="1"/>
+                          </pic:cNvPicPr>
+                        </pic:nvPicPr>
+                        <pic:blipFill>
+                          <a:blip r:embed="rId69"/>
+                          <a:stretch>
+                            <a:fillRect/>
+                          </a:stretch>
+                        </pic:blipFill>
+                        <pic:spPr>
+                          <a:xfrm>
+                            <a:off x="0" y="0"/>
+                            <a:ext cx="457200" cy="428625"/>
                           </a:xfrm>
                           <a:prstGeom prst="rect">
                             <a:avLst/>
@@ -4197,23 +4678,23 @@
               </w:rPr>
               <w:drawing>
                 <wp:inline distT="0" distB="0" distL="0" distR="0">
-                  <wp:extent cx="2571750" cy="2857500"/>
+                  <wp:extent cx="257175" cy="200025"/>
                   <wp:effectExtent l="0" t="0" r="0" b="0"/>
-                  <wp:docPr id="137" name="Picture 137" descr="image"/>
+                  <wp:docPr id="279" name="Picture 279" descr="image"/>
                   <wp:cNvGraphicFramePr>
-                    <a:graphicFrameLocks xmlns:a="http://schemas.openxmlformats.org/drawingml/2006/main" noChangeAspect="1"/>
+                    <a:graphicFrameLocks noChangeAspect="1"/>
                   </wp:cNvGraphicFramePr>
-                  <a:graphic xmlns:a="http://schemas.openxmlformats.org/drawingml/2006/main">
+                  <a:graphic>
                     <a:graphicData uri="http://schemas.openxmlformats.org/drawingml/2006/picture">
-                      <pic:pic xmlns:pic="http://schemas.openxmlformats.org/drawingml/2006/picture">
+                      <pic:pic>
                         <pic:nvPicPr>
-                          <pic:cNvPr id="137" name="Picture 137" descr="image"/>
+                          <pic:cNvPr id="279" name="Picture 279" descr="image"/>
                           <pic:cNvPicPr>
                             <a:picLocks noChangeAspect="1"/>
                           </pic:cNvPicPr>
                         </pic:nvPicPr>
                         <pic:blipFill>
-                          <a:blip r:embed="rId6|rId71"/>
+                          <a:blip r:embed="rId6"/>
                           <a:stretch>
                             <a:fillRect/>
                           </a:stretch>
@@ -4221,7 +4702,44 @@
                         <pic:spPr>
                           <a:xfrm>
                             <a:off x="0" y="0"/>
-                            <a:ext cx="2571750" cy="2857500"/>
+                            <a:ext cx="257175" cy="200025"/>
+                          </a:xfrm>
+                          <a:prstGeom prst="rect">
+                            <a:avLst/>
+                          </a:prstGeom>
+                        </pic:spPr>
+                      </pic:pic>
+                    </a:graphicData>
+                  </a:graphic>
+                </wp:inline>
+              </w:drawing>
+              <w:drawing>
+                <wp:inline distT="0" distB="0" distL="0" distR="0">
+                  <wp:extent cx="495300" cy="400050"/>
+                  <wp:effectExtent l="0" t="0" r="0" b="0"/>
+                  <wp:docPr id="280" name="Picture 280" descr="image"/>
+                  <wp:cNvGraphicFramePr>
+                    <a:graphicFrameLocks noChangeAspect="1"/>
+                  </wp:cNvGraphicFramePr>
+                  <a:graphic>
+                    <a:graphicData uri="http://schemas.openxmlformats.org/drawingml/2006/picture">
+                      <pic:pic>
+                        <pic:nvPicPr>
+                          <pic:cNvPr id="280" name="Picture 280" descr="image"/>
+                          <pic:cNvPicPr>
+                            <a:picLocks noChangeAspect="1"/>
+                          </pic:cNvPicPr>
+                        </pic:nvPicPr>
+                        <pic:blipFill>
+                          <a:blip r:embed="rId71"/>
+                          <a:stretch>
+                            <a:fillRect/>
+                          </a:stretch>
+                        </pic:blipFill>
+                        <pic:spPr>
+                          <a:xfrm>
+                            <a:off x="0" y="0"/>
+                            <a:ext cx="495300" cy="400050"/>
                           </a:xfrm>
                           <a:prstGeom prst="rect">
                             <a:avLst/>
@@ -4760,23 +5278,23 @@
               </w:rPr>
               <w:drawing>
                 <wp:inline distT="0" distB="0" distL="0" distR="0">
-                  <wp:extent cx="2571750" cy="2857500"/>
+                  <wp:extent cx="257175" cy="200025"/>
                   <wp:effectExtent l="0" t="0" r="0" b="0"/>
-                  <wp:docPr id="143" name="Picture 143" descr="image"/>
+                  <wp:docPr id="281" name="Picture 281" descr="image"/>
                   <wp:cNvGraphicFramePr>
-                    <a:graphicFrameLocks xmlns:a="http://schemas.openxmlformats.org/drawingml/2006/main" noChangeAspect="1"/>
+                    <a:graphicFrameLocks noChangeAspect="1"/>
                   </wp:cNvGraphicFramePr>
-                  <a:graphic xmlns:a="http://schemas.openxmlformats.org/drawingml/2006/main">
+                  <a:graphic>
                     <a:graphicData uri="http://schemas.openxmlformats.org/drawingml/2006/picture">
-                      <pic:pic xmlns:pic="http://schemas.openxmlformats.org/drawingml/2006/picture">
+                      <pic:pic>
                         <pic:nvPicPr>
-                          <pic:cNvPr id="143" name="Picture 143" descr="image"/>
+                          <pic:cNvPr id="281" name="Picture 281" descr="image"/>
                           <pic:cNvPicPr>
                             <a:picLocks noChangeAspect="1"/>
                           </pic:cNvPicPr>
                         </pic:nvPicPr>
                         <pic:blipFill>
-                          <a:blip r:embed="rId6|rId78"/>
+                          <a:blip r:embed="rId6"/>
                           <a:stretch>
                             <a:fillRect/>
                           </a:stretch>
@@ -4784,7 +5302,44 @@
                         <pic:spPr>
                           <a:xfrm>
                             <a:off x="0" y="0"/>
-                            <a:ext cx="2571750" cy="2857500"/>
+                            <a:ext cx="257175" cy="200025"/>
+                          </a:xfrm>
+                          <a:prstGeom prst="rect">
+                            <a:avLst/>
+                          </a:prstGeom>
+                        </pic:spPr>
+                      </pic:pic>
+                    </a:graphicData>
+                  </a:graphic>
+                </wp:inline>
+              </w:drawing>
+              <w:drawing>
+                <wp:inline distT="0" distB="0" distL="0" distR="0">
+                  <wp:extent cx="1019175" cy="609600"/>
+                  <wp:effectExtent l="0" t="0" r="0" b="0"/>
+                  <wp:docPr id="282" name="Picture 282" descr="image"/>
+                  <wp:cNvGraphicFramePr>
+                    <a:graphicFrameLocks noChangeAspect="1"/>
+                  </wp:cNvGraphicFramePr>
+                  <a:graphic>
+                    <a:graphicData uri="http://schemas.openxmlformats.org/drawingml/2006/picture">
+                      <pic:pic>
+                        <pic:nvPicPr>
+                          <pic:cNvPr id="282" name="Picture 282" descr="image"/>
+                          <pic:cNvPicPr>
+                            <a:picLocks noChangeAspect="1"/>
+                          </pic:cNvPicPr>
+                        </pic:nvPicPr>
+                        <pic:blipFill>
+                          <a:blip r:embed="rId78"/>
+                          <a:stretch>
+                            <a:fillRect/>
+                          </a:stretch>
+                        </pic:blipFill>
+                        <pic:spPr>
+                          <a:xfrm>
+                            <a:off x="0" y="0"/>
+                            <a:ext cx="1019175" cy="609600"/>
                           </a:xfrm>
                           <a:prstGeom prst="rect">
                             <a:avLst/>
@@ -4848,23 +5403,23 @@
               </w:rPr>
               <w:drawing>
                 <wp:inline distT="0" distB="0" distL="0" distR="0">
-                  <wp:extent cx="2571750" cy="2857500"/>
+                  <wp:extent cx="257175" cy="200025"/>
                   <wp:effectExtent l="0" t="0" r="0" b="0"/>
-                  <wp:docPr id="144" name="Picture 144" descr="image"/>
+                  <wp:docPr id="283" name="Picture 283" descr="image"/>
                   <wp:cNvGraphicFramePr>
-                    <a:graphicFrameLocks xmlns:a="http://schemas.openxmlformats.org/drawingml/2006/main" noChangeAspect="1"/>
+                    <a:graphicFrameLocks noChangeAspect="1"/>
                   </wp:cNvGraphicFramePr>
-                  <a:graphic xmlns:a="http://schemas.openxmlformats.org/drawingml/2006/main">
+                  <a:graphic>
                     <a:graphicData uri="http://schemas.openxmlformats.org/drawingml/2006/picture">
-                      <pic:pic xmlns:pic="http://schemas.openxmlformats.org/drawingml/2006/picture">
+                      <pic:pic>
                         <pic:nvPicPr>
-                          <pic:cNvPr id="144" name="Picture 144" descr="image"/>
+                          <pic:cNvPr id="283" name="Picture 283" descr="image"/>
                           <pic:cNvPicPr>
                             <a:picLocks noChangeAspect="1"/>
                           </pic:cNvPicPr>
                         </pic:nvPicPr>
                         <pic:blipFill>
-                          <a:blip r:embed="rId13|rId80"/>
+                          <a:blip r:embed="rId13"/>
                           <a:stretch>
                             <a:fillRect/>
                           </a:stretch>
@@ -4872,7 +5427,44 @@
                         <pic:spPr>
                           <a:xfrm>
                             <a:off x="0" y="0"/>
-                            <a:ext cx="2571750" cy="2857500"/>
+                            <a:ext cx="257175" cy="200025"/>
+                          </a:xfrm>
+                          <a:prstGeom prst="rect">
+                            <a:avLst/>
+                          </a:prstGeom>
+                        </pic:spPr>
+                      </pic:pic>
+                    </a:graphicData>
+                  </a:graphic>
+                </wp:inline>
+              </w:drawing>
+              <w:drawing>
+                <wp:inline distT="0" distB="0" distL="0" distR="0">
+                  <wp:extent cx="952500" cy="581025"/>
+                  <wp:effectExtent l="0" t="0" r="0" b="0"/>
+                  <wp:docPr id="284" name="Picture 284" descr="image"/>
+                  <wp:cNvGraphicFramePr>
+                    <a:graphicFrameLocks noChangeAspect="1"/>
+                  </wp:cNvGraphicFramePr>
+                  <a:graphic>
+                    <a:graphicData uri="http://schemas.openxmlformats.org/drawingml/2006/picture">
+                      <pic:pic>
+                        <pic:nvPicPr>
+                          <pic:cNvPr id="284" name="Picture 284" descr="image"/>
+                          <pic:cNvPicPr>
+                            <a:picLocks noChangeAspect="1"/>
+                          </pic:cNvPicPr>
+                        </pic:nvPicPr>
+                        <pic:blipFill>
+                          <a:blip r:embed="rId80"/>
+                          <a:stretch>
+                            <a:fillRect/>
+                          </a:stretch>
+                        </pic:blipFill>
+                        <pic:spPr>
+                          <a:xfrm>
+                            <a:off x="0" y="0"/>
+                            <a:ext cx="952500" cy="581025"/>
                           </a:xfrm>
                           <a:prstGeom prst="rect">
                             <a:avLst/>
@@ -4941,23 +5533,23 @@
               </w:rPr>
               <w:drawing>
                 <wp:inline distT="0" distB="0" distL="0" distR="0">
-                  <wp:extent cx="2571750" cy="2857500"/>
+                  <wp:extent cx="257175" cy="200025"/>
                   <wp:effectExtent l="0" t="0" r="0" b="0"/>
-                  <wp:docPr id="145" name="Picture 145" descr="image"/>
+                  <wp:docPr id="285" name="Picture 285" descr="image"/>
                   <wp:cNvGraphicFramePr>
-                    <a:graphicFrameLocks xmlns:a="http://schemas.openxmlformats.org/drawingml/2006/main" noChangeAspect="1"/>
+                    <a:graphicFrameLocks noChangeAspect="1"/>
                   </wp:cNvGraphicFramePr>
-                  <a:graphic xmlns:a="http://schemas.openxmlformats.org/drawingml/2006/main">
+                  <a:graphic>
                     <a:graphicData uri="http://schemas.openxmlformats.org/drawingml/2006/picture">
-                      <pic:pic xmlns:pic="http://schemas.openxmlformats.org/drawingml/2006/picture">
+                      <pic:pic>
                         <pic:nvPicPr>
-                          <pic:cNvPr id="145" name="Picture 145" descr="image"/>
+                          <pic:cNvPr id="285" name="Picture 285" descr="image"/>
                           <pic:cNvPicPr>
                             <a:picLocks noChangeAspect="1"/>
                           </pic:cNvPicPr>
                         </pic:nvPicPr>
                         <pic:blipFill>
-                          <a:blip r:embed="rId6|rId82"/>
+                          <a:blip r:embed="rId6"/>
                           <a:stretch>
                             <a:fillRect/>
                           </a:stretch>
@@ -4965,7 +5557,44 @@
                         <pic:spPr>
                           <a:xfrm>
                             <a:off x="0" y="0"/>
-                            <a:ext cx="2571750" cy="2857500"/>
+                            <a:ext cx="257175" cy="200025"/>
+                          </a:xfrm>
+                          <a:prstGeom prst="rect">
+                            <a:avLst/>
+                          </a:prstGeom>
+                        </pic:spPr>
+                      </pic:pic>
+                    </a:graphicData>
+                  </a:graphic>
+                </wp:inline>
+              </w:drawing>
+              <w:drawing>
+                <wp:inline distT="0" distB="0" distL="0" distR="0">
+                  <wp:extent cx="1933575" cy="571500"/>
+                  <wp:effectExtent l="0" t="0" r="0" b="0"/>
+                  <wp:docPr id="286" name="Picture 286" descr="image"/>
+                  <wp:cNvGraphicFramePr>
+                    <a:graphicFrameLocks noChangeAspect="1"/>
+                  </wp:cNvGraphicFramePr>
+                  <a:graphic>
+                    <a:graphicData uri="http://schemas.openxmlformats.org/drawingml/2006/picture">
+                      <pic:pic>
+                        <pic:nvPicPr>
+                          <pic:cNvPr id="286" name="Picture 286" descr="image"/>
+                          <pic:cNvPicPr>
+                            <a:picLocks noChangeAspect="1"/>
+                          </pic:cNvPicPr>
+                        </pic:nvPicPr>
+                        <pic:blipFill>
+                          <a:blip r:embed="rId82"/>
+                          <a:stretch>
+                            <a:fillRect/>
+                          </a:stretch>
+                        </pic:blipFill>
+                        <pic:spPr>
+                          <a:xfrm>
+                            <a:off x="0" y="0"/>
+                            <a:ext cx="1933575" cy="571500"/>
                           </a:xfrm>
                           <a:prstGeom prst="rect">
                             <a:avLst/>
@@ -5029,23 +5658,23 @@
               </w:rPr>
               <w:drawing>
                 <wp:inline distT="0" distB="0" distL="0" distR="0">
-                  <wp:extent cx="2571750" cy="2857500"/>
+                  <wp:extent cx="257175" cy="200025"/>
                   <wp:effectExtent l="0" t="0" r="0" b="0"/>
-                  <wp:docPr id="146" name="Picture 146" descr="image"/>
+                  <wp:docPr id="287" name="Picture 287" descr="image"/>
                   <wp:cNvGraphicFramePr>
-                    <a:graphicFrameLocks xmlns:a="http://schemas.openxmlformats.org/drawingml/2006/main" noChangeAspect="1"/>
+                    <a:graphicFrameLocks noChangeAspect="1"/>
                   </wp:cNvGraphicFramePr>
-                  <a:graphic xmlns:a="http://schemas.openxmlformats.org/drawingml/2006/main">
+                  <a:graphic>
                     <a:graphicData uri="http://schemas.openxmlformats.org/drawingml/2006/picture">
-                      <pic:pic xmlns:pic="http://schemas.openxmlformats.org/drawingml/2006/picture">
+                      <pic:pic>
                         <pic:nvPicPr>
-                          <pic:cNvPr id="146" name="Picture 146" descr="image"/>
+                          <pic:cNvPr id="287" name="Picture 287" descr="image"/>
                           <pic:cNvPicPr>
                             <a:picLocks noChangeAspect="1"/>
                           </pic:cNvPicPr>
                         </pic:nvPicPr>
                         <pic:blipFill>
-                          <a:blip r:embed="rId6|rId84"/>
+                          <a:blip r:embed="rId6"/>
                           <a:stretch>
                             <a:fillRect/>
                           </a:stretch>
@@ -5053,7 +5682,44 @@
                         <pic:spPr>
                           <a:xfrm>
                             <a:off x="0" y="0"/>
-                            <a:ext cx="2571750" cy="2857500"/>
+                            <a:ext cx="257175" cy="200025"/>
+                          </a:xfrm>
+                          <a:prstGeom prst="rect">
+                            <a:avLst/>
+                          </a:prstGeom>
+                        </pic:spPr>
+                      </pic:pic>
+                    </a:graphicData>
+                  </a:graphic>
+                </wp:inline>
+              </w:drawing>
+              <w:drawing>
+                <wp:inline distT="0" distB="0" distL="0" distR="0">
+                  <wp:extent cx="2066925" cy="542925"/>
+                  <wp:effectExtent l="0" t="0" r="0" b="0"/>
+                  <wp:docPr id="288" name="Picture 288" descr="image"/>
+                  <wp:cNvGraphicFramePr>
+                    <a:graphicFrameLocks noChangeAspect="1"/>
+                  </wp:cNvGraphicFramePr>
+                  <a:graphic>
+                    <a:graphicData uri="http://schemas.openxmlformats.org/drawingml/2006/picture">
+                      <pic:pic>
+                        <pic:nvPicPr>
+                          <pic:cNvPr id="288" name="Picture 288" descr="image"/>
+                          <pic:cNvPicPr>
+                            <a:picLocks noChangeAspect="1"/>
+                          </pic:cNvPicPr>
+                        </pic:nvPicPr>
+                        <pic:blipFill>
+                          <a:blip r:embed="rId84"/>
+                          <a:stretch>
+                            <a:fillRect/>
+                          </a:stretch>
+                        </pic:blipFill>
+                        <pic:spPr>
+                          <a:xfrm>
+                            <a:off x="0" y="0"/>
+                            <a:ext cx="2066925" cy="542925"/>
                           </a:xfrm>
                           <a:prstGeom prst="rect">
                             <a:avLst/>
@@ -5238,23 +5904,23 @@
               </w:rPr>
               <w:drawing>
                 <wp:inline distT="0" distB="0" distL="0" distR="0">
-                  <wp:extent cx="2571750" cy="2857500"/>
+                  <wp:extent cx="257175" cy="200025"/>
                   <wp:effectExtent l="0" t="0" r="0" b="0"/>
-                  <wp:docPr id="148" name="Picture 148" descr="image"/>
+                  <wp:docPr id="289" name="Picture 289" descr="image"/>
                   <wp:cNvGraphicFramePr>
-                    <a:graphicFrameLocks xmlns:a="http://schemas.openxmlformats.org/drawingml/2006/main" noChangeAspect="1"/>
+                    <a:graphicFrameLocks noChangeAspect="1"/>
                   </wp:cNvGraphicFramePr>
-                  <a:graphic xmlns:a="http://schemas.openxmlformats.org/drawingml/2006/main">
+                  <a:graphic>
                     <a:graphicData uri="http://schemas.openxmlformats.org/drawingml/2006/picture">
-                      <pic:pic xmlns:pic="http://schemas.openxmlformats.org/drawingml/2006/picture">
+                      <pic:pic>
                         <pic:nvPicPr>
-                          <pic:cNvPr id="148" name="Picture 148" descr="image"/>
+                          <pic:cNvPr id="289" name="Picture 289" descr="image"/>
                           <pic:cNvPicPr>
                             <a:picLocks noChangeAspect="1"/>
                           </pic:cNvPicPr>
                         </pic:nvPicPr>
                         <pic:blipFill>
-                          <a:blip r:embed="rId6|rId87"/>
+                          <a:blip r:embed="rId6"/>
                           <a:stretch>
                             <a:fillRect/>
                           </a:stretch>
@@ -5262,7 +5928,44 @@
                         <pic:spPr>
                           <a:xfrm>
                             <a:off x="0" y="0"/>
-                            <a:ext cx="2571750" cy="2857500"/>
+                            <a:ext cx="257175" cy="200025"/>
+                          </a:xfrm>
+                          <a:prstGeom prst="rect">
+                            <a:avLst/>
+                          </a:prstGeom>
+                        </pic:spPr>
+                      </pic:pic>
+                    </a:graphicData>
+                  </a:graphic>
+                </wp:inline>
+              </w:drawing>
+              <w:drawing>
+                <wp:inline distT="0" distB="0" distL="0" distR="0">
+                  <wp:extent cx="1524000" cy="1619250"/>
+                  <wp:effectExtent l="0" t="0" r="0" b="0"/>
+                  <wp:docPr id="290" name="Picture 290" descr="image"/>
+                  <wp:cNvGraphicFramePr>
+                    <a:graphicFrameLocks noChangeAspect="1"/>
+                  </wp:cNvGraphicFramePr>
+                  <a:graphic>
+                    <a:graphicData uri="http://schemas.openxmlformats.org/drawingml/2006/picture">
+                      <pic:pic>
+                        <pic:nvPicPr>
+                          <pic:cNvPr id="290" name="Picture 290" descr="image"/>
+                          <pic:cNvPicPr>
+                            <a:picLocks noChangeAspect="1"/>
+                          </pic:cNvPicPr>
+                        </pic:nvPicPr>
+                        <pic:blipFill>
+                          <a:blip r:embed="rId87"/>
+                          <a:stretch>
+                            <a:fillRect/>
+                          </a:stretch>
+                        </pic:blipFill>
+                        <pic:spPr>
+                          <a:xfrm>
+                            <a:off x="0" y="0"/>
+                            <a:ext cx="1524000" cy="1619250"/>
                           </a:xfrm>
                           <a:prstGeom prst="rect">
                             <a:avLst/>
@@ -5326,23 +6029,23 @@
               </w:rPr>
               <w:drawing>
                 <wp:inline distT="0" distB="0" distL="0" distR="0">
-                  <wp:extent cx="2571750" cy="2857500"/>
+                  <wp:extent cx="257175" cy="200025"/>
                   <wp:effectExtent l="0" t="0" r="0" b="0"/>
-                  <wp:docPr id="149" name="Picture 149" descr="image"/>
+                  <wp:docPr id="291" name="Picture 291" descr="image"/>
                   <wp:cNvGraphicFramePr>
-                    <a:graphicFrameLocks xmlns:a="http://schemas.openxmlformats.org/drawingml/2006/main" noChangeAspect="1"/>
+                    <a:graphicFrameLocks noChangeAspect="1"/>
                   </wp:cNvGraphicFramePr>
-                  <a:graphic xmlns:a="http://schemas.openxmlformats.org/drawingml/2006/main">
+                  <a:graphic>
                     <a:graphicData uri="http://schemas.openxmlformats.org/drawingml/2006/picture">
-                      <pic:pic xmlns:pic="http://schemas.openxmlformats.org/drawingml/2006/picture">
+                      <pic:pic>
                         <pic:nvPicPr>
-                          <pic:cNvPr id="149" name="Picture 149" descr="image"/>
+                          <pic:cNvPr id="291" name="Picture 291" descr="image"/>
                           <pic:cNvPicPr>
                             <a:picLocks noChangeAspect="1"/>
                           </pic:cNvPicPr>
                         </pic:nvPicPr>
                         <pic:blipFill>
-                          <a:blip r:embed="rId6|rId89"/>
+                          <a:blip r:embed="rId6"/>
                           <a:stretch>
                             <a:fillRect/>
                           </a:stretch>
@@ -5350,7 +6053,44 @@
                         <pic:spPr>
                           <a:xfrm>
                             <a:off x="0" y="0"/>
-                            <a:ext cx="2571750" cy="2857500"/>
+                            <a:ext cx="257175" cy="200025"/>
+                          </a:xfrm>
+                          <a:prstGeom prst="rect">
+                            <a:avLst/>
+                          </a:prstGeom>
+                        </pic:spPr>
+                      </pic:pic>
+                    </a:graphicData>
+                  </a:graphic>
+                </wp:inline>
+              </w:drawing>
+              <w:drawing>
+                <wp:inline distT="0" distB="0" distL="0" distR="0">
+                  <wp:extent cx="1209675" cy="1190625"/>
+                  <wp:effectExtent l="0" t="0" r="0" b="0"/>
+                  <wp:docPr id="292" name="Picture 292" descr="image"/>
+                  <wp:cNvGraphicFramePr>
+                    <a:graphicFrameLocks noChangeAspect="1"/>
+                  </wp:cNvGraphicFramePr>
+                  <a:graphic>
+                    <a:graphicData uri="http://schemas.openxmlformats.org/drawingml/2006/picture">
+                      <pic:pic>
+                        <pic:nvPicPr>
+                          <pic:cNvPr id="292" name="Picture 292" descr="image"/>
+                          <pic:cNvPicPr>
+                            <a:picLocks noChangeAspect="1"/>
+                          </pic:cNvPicPr>
+                        </pic:nvPicPr>
+                        <pic:blipFill>
+                          <a:blip r:embed="rId89"/>
+                          <a:stretch>
+                            <a:fillRect/>
+                          </a:stretch>
+                        </pic:blipFill>
+                        <pic:spPr>
+                          <a:xfrm>
+                            <a:off x="0" y="0"/>
+                            <a:ext cx="1209675" cy="1190625"/>
                           </a:xfrm>
                           <a:prstGeom prst="rect">
                             <a:avLst/>
@@ -5419,23 +6159,23 @@
               </w:rPr>
               <w:drawing>
                 <wp:inline distT="0" distB="0" distL="0" distR="0">
-                  <wp:extent cx="2571750" cy="2857500"/>
+                  <wp:extent cx="257175" cy="200025"/>
                   <wp:effectExtent l="0" t="0" r="0" b="0"/>
-                  <wp:docPr id="150" name="Picture 150" descr="image"/>
+                  <wp:docPr id="293" name="Picture 293" descr="image"/>
                   <wp:cNvGraphicFramePr>
-                    <a:graphicFrameLocks xmlns:a="http://schemas.openxmlformats.org/drawingml/2006/main" noChangeAspect="1"/>
+                    <a:graphicFrameLocks noChangeAspect="1"/>
                   </wp:cNvGraphicFramePr>
-                  <a:graphic xmlns:a="http://schemas.openxmlformats.org/drawingml/2006/main">
+                  <a:graphic>
                     <a:graphicData uri="http://schemas.openxmlformats.org/drawingml/2006/picture">
-                      <pic:pic xmlns:pic="http://schemas.openxmlformats.org/drawingml/2006/picture">
+                      <pic:pic>
                         <pic:nvPicPr>
-                          <pic:cNvPr id="150" name="Picture 150" descr="image"/>
+                          <pic:cNvPr id="293" name="Picture 293" descr="image"/>
                           <pic:cNvPicPr>
                             <a:picLocks noChangeAspect="1"/>
                           </pic:cNvPicPr>
                         </pic:nvPicPr>
                         <pic:blipFill>
-                          <a:blip r:embed="rId13|rId91"/>
+                          <a:blip r:embed="rId13"/>
                           <a:stretch>
                             <a:fillRect/>
                           </a:stretch>
@@ -5443,7 +6183,44 @@
                         <pic:spPr>
                           <a:xfrm>
                             <a:off x="0" y="0"/>
-                            <a:ext cx="2571750" cy="2857500"/>
+                            <a:ext cx="257175" cy="200025"/>
+                          </a:xfrm>
+                          <a:prstGeom prst="rect">
+                            <a:avLst/>
+                          </a:prstGeom>
+                        </pic:spPr>
+                      </pic:pic>
+                    </a:graphicData>
+                  </a:graphic>
+                </wp:inline>
+              </w:drawing>
+              <w:drawing>
+                <wp:inline distT="0" distB="0" distL="0" distR="0">
+                  <wp:extent cx="1228725" cy="1619250"/>
+                  <wp:effectExtent l="0" t="0" r="0" b="0"/>
+                  <wp:docPr id="294" name="Picture 294" descr="image"/>
+                  <wp:cNvGraphicFramePr>
+                    <a:graphicFrameLocks noChangeAspect="1"/>
+                  </wp:cNvGraphicFramePr>
+                  <a:graphic>
+                    <a:graphicData uri="http://schemas.openxmlformats.org/drawingml/2006/picture">
+                      <pic:pic>
+                        <pic:nvPicPr>
+                          <pic:cNvPr id="294" name="Picture 294" descr="image"/>
+                          <pic:cNvPicPr>
+                            <a:picLocks noChangeAspect="1"/>
+                          </pic:cNvPicPr>
+                        </pic:nvPicPr>
+                        <pic:blipFill>
+                          <a:blip r:embed="rId91"/>
+                          <a:stretch>
+                            <a:fillRect/>
+                          </a:stretch>
+                        </pic:blipFill>
+                        <pic:spPr>
+                          <a:xfrm>
+                            <a:off x="0" y="0"/>
+                            <a:ext cx="1228725" cy="1619250"/>
                           </a:xfrm>
                           <a:prstGeom prst="rect">
                             <a:avLst/>
@@ -5507,23 +6284,23 @@
               </w:rPr>
               <w:drawing>
                 <wp:inline distT="0" distB="0" distL="0" distR="0">
-                  <wp:extent cx="2571750" cy="2857500"/>
+                  <wp:extent cx="257175" cy="200025"/>
                   <wp:effectExtent l="0" t="0" r="0" b="0"/>
-                  <wp:docPr id="151" name="Picture 151" descr="image"/>
+                  <wp:docPr id="295" name="Picture 295" descr="image"/>
                   <wp:cNvGraphicFramePr>
-                    <a:graphicFrameLocks xmlns:a="http://schemas.openxmlformats.org/drawingml/2006/main" noChangeAspect="1"/>
+                    <a:graphicFrameLocks noChangeAspect="1"/>
                   </wp:cNvGraphicFramePr>
-                  <a:graphic xmlns:a="http://schemas.openxmlformats.org/drawingml/2006/main">
+                  <a:graphic>
                     <a:graphicData uri="http://schemas.openxmlformats.org/drawingml/2006/picture">
-                      <pic:pic xmlns:pic="http://schemas.openxmlformats.org/drawingml/2006/picture">
+                      <pic:pic>
                         <pic:nvPicPr>
-                          <pic:cNvPr id="151" name="Picture 151" descr="image"/>
+                          <pic:cNvPr id="295" name="Picture 295" descr="image"/>
                           <pic:cNvPicPr>
                             <a:picLocks noChangeAspect="1"/>
                           </pic:cNvPicPr>
                         </pic:nvPicPr>
                         <pic:blipFill>
-                          <a:blip r:embed="rId6|rId93"/>
+                          <a:blip r:embed="rId6"/>
                           <a:stretch>
                             <a:fillRect/>
                           </a:stretch>
@@ -5531,7 +6308,44 @@
                         <pic:spPr>
                           <a:xfrm>
                             <a:off x="0" y="0"/>
-                            <a:ext cx="2571750" cy="2857500"/>
+                            <a:ext cx="257175" cy="200025"/>
+                          </a:xfrm>
+                          <a:prstGeom prst="rect">
+                            <a:avLst/>
+                          </a:prstGeom>
+                        </pic:spPr>
+                      </pic:pic>
+                    </a:graphicData>
+                  </a:graphic>
+                </wp:inline>
+              </w:drawing>
+              <w:drawing>
+                <wp:inline distT="0" distB="0" distL="0" distR="0">
+                  <wp:extent cx="2114550" cy="1171575"/>
+                  <wp:effectExtent l="0" t="0" r="0" b="0"/>
+                  <wp:docPr id="296" name="Picture 296" descr="image"/>
+                  <wp:cNvGraphicFramePr>
+                    <a:graphicFrameLocks noChangeAspect="1"/>
+                  </wp:cNvGraphicFramePr>
+                  <a:graphic>
+                    <a:graphicData uri="http://schemas.openxmlformats.org/drawingml/2006/picture">
+                      <pic:pic>
+                        <pic:nvPicPr>
+                          <pic:cNvPr id="296" name="Picture 296" descr="image"/>
+                          <pic:cNvPicPr>
+                            <a:picLocks noChangeAspect="1"/>
+                          </pic:cNvPicPr>
+                        </pic:nvPicPr>
+                        <pic:blipFill>
+                          <a:blip r:embed="rId93"/>
+                          <a:stretch>
+                            <a:fillRect/>
+                          </a:stretch>
+                        </pic:blipFill>
+                        <pic:spPr>
+                          <a:xfrm>
+                            <a:off x="0" y="0"/>
+                            <a:ext cx="2114550" cy="1171575"/>
                           </a:xfrm>
                           <a:prstGeom prst="rect">
                             <a:avLst/>
@@ -5716,23 +6530,23 @@
               </w:rPr>
               <w:drawing>
                 <wp:inline distT="0" distB="0" distL="0" distR="0">
-                  <wp:extent cx="2571750" cy="2857500"/>
+                  <wp:extent cx="257175" cy="200025"/>
                   <wp:effectExtent l="0" t="0" r="0" b="0"/>
-                  <wp:docPr id="153" name="Picture 153" descr="image"/>
+                  <wp:docPr id="297" name="Picture 297" descr="image"/>
                   <wp:cNvGraphicFramePr>
-                    <a:graphicFrameLocks xmlns:a="http://schemas.openxmlformats.org/drawingml/2006/main" noChangeAspect="1"/>
+                    <a:graphicFrameLocks noChangeAspect="1"/>
                   </wp:cNvGraphicFramePr>
-                  <a:graphic xmlns:a="http://schemas.openxmlformats.org/drawingml/2006/main">
+                  <a:graphic>
                     <a:graphicData uri="http://schemas.openxmlformats.org/drawingml/2006/picture">
-                      <pic:pic xmlns:pic="http://schemas.openxmlformats.org/drawingml/2006/picture">
+                      <pic:pic>
                         <pic:nvPicPr>
-                          <pic:cNvPr id="153" name="Picture 153" descr="image"/>
+                          <pic:cNvPr id="297" name="Picture 297" descr="image"/>
                           <pic:cNvPicPr>
                             <a:picLocks noChangeAspect="1"/>
                           </pic:cNvPicPr>
                         </pic:nvPicPr>
                         <pic:blipFill>
-                          <a:blip r:embed="rId13|rId96"/>
+                          <a:blip r:embed="rId13"/>
                           <a:stretch>
                             <a:fillRect/>
                           </a:stretch>
@@ -5740,7 +6554,44 @@
                         <pic:spPr>
                           <a:xfrm>
                             <a:off x="0" y="0"/>
-                            <a:ext cx="2571750" cy="2857500"/>
+                            <a:ext cx="257175" cy="200025"/>
+                          </a:xfrm>
+                          <a:prstGeom prst="rect">
+                            <a:avLst/>
+                          </a:prstGeom>
+                        </pic:spPr>
+                      </pic:pic>
+                    </a:graphicData>
+                  </a:graphic>
+                </wp:inline>
+              </w:drawing>
+              <w:drawing>
+                <wp:inline distT="0" distB="0" distL="0" distR="0">
+                  <wp:extent cx="1905000" cy="2085975"/>
+                  <wp:effectExtent l="0" t="0" r="0" b="0"/>
+                  <wp:docPr id="298" name="Picture 298" descr="image"/>
+                  <wp:cNvGraphicFramePr>
+                    <a:graphicFrameLocks noChangeAspect="1"/>
+                  </wp:cNvGraphicFramePr>
+                  <a:graphic>
+                    <a:graphicData uri="http://schemas.openxmlformats.org/drawingml/2006/picture">
+                      <pic:pic>
+                        <pic:nvPicPr>
+                          <pic:cNvPr id="298" name="Picture 298" descr="image"/>
+                          <pic:cNvPicPr>
+                            <a:picLocks noChangeAspect="1"/>
+                          </pic:cNvPicPr>
+                        </pic:nvPicPr>
+                        <pic:blipFill>
+                          <a:blip r:embed="rId96"/>
+                          <a:stretch>
+                            <a:fillRect/>
+                          </a:stretch>
+                        </pic:blipFill>
+                        <pic:spPr>
+                          <a:xfrm>
+                            <a:off x="0" y="0"/>
+                            <a:ext cx="1905000" cy="2085975"/>
                           </a:xfrm>
                           <a:prstGeom prst="rect">
                             <a:avLst/>
@@ -5804,23 +6655,23 @@
               </w:rPr>
               <w:drawing>
                 <wp:inline distT="0" distB="0" distL="0" distR="0">
-                  <wp:extent cx="2571750" cy="2857500"/>
+                  <wp:extent cx="257175" cy="200025"/>
                   <wp:effectExtent l="0" t="0" r="0" b="0"/>
-                  <wp:docPr id="154" name="Picture 154" descr="image"/>
+                  <wp:docPr id="299" name="Picture 299" descr="image"/>
                   <wp:cNvGraphicFramePr>
-                    <a:graphicFrameLocks xmlns:a="http://schemas.openxmlformats.org/drawingml/2006/main" noChangeAspect="1"/>
+                    <a:graphicFrameLocks noChangeAspect="1"/>
                   </wp:cNvGraphicFramePr>
-                  <a:graphic xmlns:a="http://schemas.openxmlformats.org/drawingml/2006/main">
+                  <a:graphic>
                     <a:graphicData uri="http://schemas.openxmlformats.org/drawingml/2006/picture">
-                      <pic:pic xmlns:pic="http://schemas.openxmlformats.org/drawingml/2006/picture">
+                      <pic:pic>
                         <pic:nvPicPr>
-                          <pic:cNvPr id="154" name="Picture 154" descr="image"/>
+                          <pic:cNvPr id="299" name="Picture 299" descr="image"/>
                           <pic:cNvPicPr>
                             <a:picLocks noChangeAspect="1"/>
                           </pic:cNvPicPr>
                         </pic:nvPicPr>
                         <pic:blipFill>
-                          <a:blip r:embed="rId6|rId98"/>
+                          <a:blip r:embed="rId6"/>
                           <a:stretch>
                             <a:fillRect/>
                           </a:stretch>
@@ -5828,7 +6679,44 @@
                         <pic:spPr>
                           <a:xfrm>
                             <a:off x="0" y="0"/>
-                            <a:ext cx="2571750" cy="2857500"/>
+                            <a:ext cx="257175" cy="200025"/>
+                          </a:xfrm>
+                          <a:prstGeom prst="rect">
+                            <a:avLst/>
+                          </a:prstGeom>
+                        </pic:spPr>
+                      </pic:pic>
+                    </a:graphicData>
+                  </a:graphic>
+                </wp:inline>
+              </w:drawing>
+              <w:drawing>
+                <wp:inline distT="0" distB="0" distL="0" distR="0">
+                  <wp:extent cx="1905000" cy="2143125"/>
+                  <wp:effectExtent l="0" t="0" r="0" b="0"/>
+                  <wp:docPr id="300" name="Picture 300" descr="image"/>
+                  <wp:cNvGraphicFramePr>
+                    <a:graphicFrameLocks noChangeAspect="1"/>
+                  </wp:cNvGraphicFramePr>
+                  <a:graphic>
+                    <a:graphicData uri="http://schemas.openxmlformats.org/drawingml/2006/picture">
+                      <pic:pic>
+                        <pic:nvPicPr>
+                          <pic:cNvPr id="300" name="Picture 300" descr="image"/>
+                          <pic:cNvPicPr>
+                            <a:picLocks noChangeAspect="1"/>
+                          </pic:cNvPicPr>
+                        </pic:nvPicPr>
+                        <pic:blipFill>
+                          <a:blip r:embed="rId98"/>
+                          <a:stretch>
+                            <a:fillRect/>
+                          </a:stretch>
+                        </pic:blipFill>
+                        <pic:spPr>
+                          <a:xfrm>
+                            <a:off x="0" y="0"/>
+                            <a:ext cx="1905000" cy="2143125"/>
                           </a:xfrm>
                           <a:prstGeom prst="rect">
                             <a:avLst/>
@@ -5897,23 +6785,23 @@
               </w:rPr>
               <w:drawing>
                 <wp:inline distT="0" distB="0" distL="0" distR="0">
-                  <wp:extent cx="2571750" cy="2857500"/>
+                  <wp:extent cx="257175" cy="200025"/>
                   <wp:effectExtent l="0" t="0" r="0" b="0"/>
-                  <wp:docPr id="155" name="Picture 155" descr="image"/>
+                  <wp:docPr id="301" name="Picture 301" descr="image"/>
                   <wp:cNvGraphicFramePr>
-                    <a:graphicFrameLocks xmlns:a="http://schemas.openxmlformats.org/drawingml/2006/main" noChangeAspect="1"/>
+                    <a:graphicFrameLocks noChangeAspect="1"/>
                   </wp:cNvGraphicFramePr>
-                  <a:graphic xmlns:a="http://schemas.openxmlformats.org/drawingml/2006/main">
+                  <a:graphic>
                     <a:graphicData uri="http://schemas.openxmlformats.org/drawingml/2006/picture">
-                      <pic:pic xmlns:pic="http://schemas.openxmlformats.org/drawingml/2006/picture">
+                      <pic:pic>
                         <pic:nvPicPr>
-                          <pic:cNvPr id="155" name="Picture 155" descr="image"/>
+                          <pic:cNvPr id="301" name="Picture 301" descr="image"/>
                           <pic:cNvPicPr>
                             <a:picLocks noChangeAspect="1"/>
                           </pic:cNvPicPr>
                         </pic:nvPicPr>
                         <pic:blipFill>
-                          <a:blip r:embed="rId6|rId100"/>
+                          <a:blip r:embed="rId6"/>
                           <a:stretch>
                             <a:fillRect/>
                           </a:stretch>
@@ -5921,7 +6809,44 @@
                         <pic:spPr>
                           <a:xfrm>
                             <a:off x="0" y="0"/>
-                            <a:ext cx="2571750" cy="2857500"/>
+                            <a:ext cx="257175" cy="200025"/>
+                          </a:xfrm>
+                          <a:prstGeom prst="rect">
+                            <a:avLst/>
+                          </a:prstGeom>
+                        </pic:spPr>
+                      </pic:pic>
+                    </a:graphicData>
+                  </a:graphic>
+                </wp:inline>
+              </w:drawing>
+              <w:drawing>
+                <wp:inline distT="0" distB="0" distL="0" distR="0">
+                  <wp:extent cx="1905000" cy="2152650"/>
+                  <wp:effectExtent l="0" t="0" r="0" b="0"/>
+                  <wp:docPr id="302" name="Picture 302" descr="image"/>
+                  <wp:cNvGraphicFramePr>
+                    <a:graphicFrameLocks noChangeAspect="1"/>
+                  </wp:cNvGraphicFramePr>
+                  <a:graphic>
+                    <a:graphicData uri="http://schemas.openxmlformats.org/drawingml/2006/picture">
+                      <pic:pic>
+                        <pic:nvPicPr>
+                          <pic:cNvPr id="302" name="Picture 302" descr="image"/>
+                          <pic:cNvPicPr>
+                            <a:picLocks noChangeAspect="1"/>
+                          </pic:cNvPicPr>
+                        </pic:nvPicPr>
+                        <pic:blipFill>
+                          <a:blip r:embed="rId100"/>
+                          <a:stretch>
+                            <a:fillRect/>
+                          </a:stretch>
+                        </pic:blipFill>
+                        <pic:spPr>
+                          <a:xfrm>
+                            <a:off x="0" y="0"/>
+                            <a:ext cx="1905000" cy="2152650"/>
                           </a:xfrm>
                           <a:prstGeom prst="rect">
                             <a:avLst/>
@@ -5985,23 +6910,23 @@
               </w:rPr>
               <w:drawing>
                 <wp:inline distT="0" distB="0" distL="0" distR="0">
-                  <wp:extent cx="2571750" cy="2857500"/>
+                  <wp:extent cx="257175" cy="200025"/>
                   <wp:effectExtent l="0" t="0" r="0" b="0"/>
-                  <wp:docPr id="156" name="Picture 156" descr="image"/>
+                  <wp:docPr id="303" name="Picture 303" descr="image"/>
                   <wp:cNvGraphicFramePr>
-                    <a:graphicFrameLocks xmlns:a="http://schemas.openxmlformats.org/drawingml/2006/main" noChangeAspect="1"/>
+                    <a:graphicFrameLocks noChangeAspect="1"/>
                   </wp:cNvGraphicFramePr>
-                  <a:graphic xmlns:a="http://schemas.openxmlformats.org/drawingml/2006/main">
+                  <a:graphic>
                     <a:graphicData uri="http://schemas.openxmlformats.org/drawingml/2006/picture">
-                      <pic:pic xmlns:pic="http://schemas.openxmlformats.org/drawingml/2006/picture">
+                      <pic:pic>
                         <pic:nvPicPr>
-                          <pic:cNvPr id="156" name="Picture 156" descr="image"/>
+                          <pic:cNvPr id="303" name="Picture 303" descr="image"/>
                           <pic:cNvPicPr>
                             <a:picLocks noChangeAspect="1"/>
                           </pic:cNvPicPr>
                         </pic:nvPicPr>
                         <pic:blipFill>
-                          <a:blip r:embed="rId6|rId102"/>
+                          <a:blip r:embed="rId6"/>
                           <a:stretch>
                             <a:fillRect/>
                           </a:stretch>
@@ -6009,7 +6934,44 @@
                         <pic:spPr>
                           <a:xfrm>
                             <a:off x="0" y="0"/>
-                            <a:ext cx="2571750" cy="2857500"/>
+                            <a:ext cx="257175" cy="200025"/>
+                          </a:xfrm>
+                          <a:prstGeom prst="rect">
+                            <a:avLst/>
+                          </a:prstGeom>
+                        </pic:spPr>
+                      </pic:pic>
+                    </a:graphicData>
+                  </a:graphic>
+                </wp:inline>
+              </w:drawing>
+              <w:drawing>
+                <wp:inline distT="0" distB="0" distL="0" distR="0">
+                  <wp:extent cx="1905000" cy="1685925"/>
+                  <wp:effectExtent l="0" t="0" r="0" b="0"/>
+                  <wp:docPr id="304" name="Picture 304" descr="image"/>
+                  <wp:cNvGraphicFramePr>
+                    <a:graphicFrameLocks noChangeAspect="1"/>
+                  </wp:cNvGraphicFramePr>
+                  <a:graphic>
+                    <a:graphicData uri="http://schemas.openxmlformats.org/drawingml/2006/picture">
+                      <pic:pic>
+                        <pic:nvPicPr>
+                          <pic:cNvPr id="304" name="Picture 304" descr="image"/>
+                          <pic:cNvPicPr>
+                            <a:picLocks noChangeAspect="1"/>
+                          </pic:cNvPicPr>
+                        </pic:nvPicPr>
+                        <pic:blipFill>
+                          <a:blip r:embed="rId102"/>
+                          <a:stretch>
+                            <a:fillRect/>
+                          </a:stretch>
+                        </pic:blipFill>
+                        <pic:spPr>
+                          <a:xfrm>
+                            <a:off x="0" y="0"/>
+                            <a:ext cx="1905000" cy="1685925"/>
                           </a:xfrm>
                           <a:prstGeom prst="rect">
                             <a:avLst/>
@@ -6194,23 +7156,23 @@
               </w:rPr>
               <w:drawing>
                 <wp:inline distT="0" distB="0" distL="0" distR="0">
-                  <wp:extent cx="2571750" cy="2857500"/>
+                  <wp:extent cx="257175" cy="200025"/>
                   <wp:effectExtent l="0" t="0" r="0" b="0"/>
-                  <wp:docPr id="158" name="Picture 158" descr="image"/>
+                  <wp:docPr id="305" name="Picture 305" descr="image"/>
                   <wp:cNvGraphicFramePr>
-                    <a:graphicFrameLocks xmlns:a="http://schemas.openxmlformats.org/drawingml/2006/main" noChangeAspect="1"/>
+                    <a:graphicFrameLocks noChangeAspect="1"/>
                   </wp:cNvGraphicFramePr>
-                  <a:graphic xmlns:a="http://schemas.openxmlformats.org/drawingml/2006/main">
+                  <a:graphic>
                     <a:graphicData uri="http://schemas.openxmlformats.org/drawingml/2006/picture">
-                      <pic:pic xmlns:pic="http://schemas.openxmlformats.org/drawingml/2006/picture">
+                      <pic:pic>
                         <pic:nvPicPr>
-                          <pic:cNvPr id="158" name="Picture 158" descr="image"/>
+                          <pic:cNvPr id="305" name="Picture 305" descr="image"/>
                           <pic:cNvPicPr>
                             <a:picLocks noChangeAspect="1"/>
                           </pic:cNvPicPr>
                         </pic:nvPicPr>
                         <pic:blipFill>
-                          <a:blip r:embed="rId6|rId105"/>
+                          <a:blip r:embed="rId6"/>
                           <a:stretch>
                             <a:fillRect/>
                           </a:stretch>
@@ -6218,7 +7180,44 @@
                         <pic:spPr>
                           <a:xfrm>
                             <a:off x="0" y="0"/>
-                            <a:ext cx="2571750" cy="2857500"/>
+                            <a:ext cx="257175" cy="200025"/>
+                          </a:xfrm>
+                          <a:prstGeom prst="rect">
+                            <a:avLst/>
+                          </a:prstGeom>
+                        </pic:spPr>
+                      </pic:pic>
+                    </a:graphicData>
+                  </a:graphic>
+                </wp:inline>
+              </w:drawing>
+              <w:drawing>
+                <wp:inline distT="0" distB="0" distL="0" distR="0">
+                  <wp:extent cx="1905000" cy="762000"/>
+                  <wp:effectExtent l="0" t="0" r="0" b="0"/>
+                  <wp:docPr id="306" name="Picture 306" descr="image"/>
+                  <wp:cNvGraphicFramePr>
+                    <a:graphicFrameLocks noChangeAspect="1"/>
+                  </wp:cNvGraphicFramePr>
+                  <a:graphic>
+                    <a:graphicData uri="http://schemas.openxmlformats.org/drawingml/2006/picture">
+                      <pic:pic>
+                        <pic:nvPicPr>
+                          <pic:cNvPr id="306" name="Picture 306" descr="image"/>
+                          <pic:cNvPicPr>
+                            <a:picLocks noChangeAspect="1"/>
+                          </pic:cNvPicPr>
+                        </pic:nvPicPr>
+                        <pic:blipFill>
+                          <a:blip r:embed="rId105"/>
+                          <a:stretch>
+                            <a:fillRect/>
+                          </a:stretch>
+                        </pic:blipFill>
+                        <pic:spPr>
+                          <a:xfrm>
+                            <a:off x="0" y="0"/>
+                            <a:ext cx="1905000" cy="762000"/>
                           </a:xfrm>
                           <a:prstGeom prst="rect">
                             <a:avLst/>
@@ -6282,23 +7281,23 @@
               </w:rPr>
               <w:drawing>
                 <wp:inline distT="0" distB="0" distL="0" distR="0">
-                  <wp:extent cx="2571750" cy="2857500"/>
+                  <wp:extent cx="257175" cy="200025"/>
                   <wp:effectExtent l="0" t="0" r="0" b="0"/>
-                  <wp:docPr id="159" name="Picture 159" descr="image"/>
+                  <wp:docPr id="307" name="Picture 307" descr="image"/>
                   <wp:cNvGraphicFramePr>
-                    <a:graphicFrameLocks xmlns:a="http://schemas.openxmlformats.org/drawingml/2006/main" noChangeAspect="1"/>
+                    <a:graphicFrameLocks noChangeAspect="1"/>
                   </wp:cNvGraphicFramePr>
-                  <a:graphic xmlns:a="http://schemas.openxmlformats.org/drawingml/2006/main">
+                  <a:graphic>
                     <a:graphicData uri="http://schemas.openxmlformats.org/drawingml/2006/picture">
-                      <pic:pic xmlns:pic="http://schemas.openxmlformats.org/drawingml/2006/picture">
+                      <pic:pic>
                         <pic:nvPicPr>
-                          <pic:cNvPr id="159" name="Picture 159" descr="image"/>
+                          <pic:cNvPr id="307" name="Picture 307" descr="image"/>
                           <pic:cNvPicPr>
                             <a:picLocks noChangeAspect="1"/>
                           </pic:cNvPicPr>
                         </pic:nvPicPr>
                         <pic:blipFill>
-                          <a:blip r:embed="rId6|rId107"/>
+                          <a:blip r:embed="rId6"/>
                           <a:stretch>
                             <a:fillRect/>
                           </a:stretch>
@@ -6306,7 +7305,44 @@
                         <pic:spPr>
                           <a:xfrm>
                             <a:off x="0" y="0"/>
-                            <a:ext cx="2571750" cy="2857500"/>
+                            <a:ext cx="257175" cy="200025"/>
+                          </a:xfrm>
+                          <a:prstGeom prst="rect">
+                            <a:avLst/>
+                          </a:prstGeom>
+                        </pic:spPr>
+                      </pic:pic>
+                    </a:graphicData>
+                  </a:graphic>
+                </wp:inline>
+              </w:drawing>
+              <w:drawing>
+                <wp:inline distT="0" distB="0" distL="0" distR="0">
+                  <wp:extent cx="1905000" cy="828675"/>
+                  <wp:effectExtent l="0" t="0" r="0" b="0"/>
+                  <wp:docPr id="308" name="Picture 308" descr="image"/>
+                  <wp:cNvGraphicFramePr>
+                    <a:graphicFrameLocks noChangeAspect="1"/>
+                  </wp:cNvGraphicFramePr>
+                  <a:graphic>
+                    <a:graphicData uri="http://schemas.openxmlformats.org/drawingml/2006/picture">
+                      <pic:pic>
+                        <pic:nvPicPr>
+                          <pic:cNvPr id="308" name="Picture 308" descr="image"/>
+                          <pic:cNvPicPr>
+                            <a:picLocks noChangeAspect="1"/>
+                          </pic:cNvPicPr>
+                        </pic:nvPicPr>
+                        <pic:blipFill>
+                          <a:blip r:embed="rId107"/>
+                          <a:stretch>
+                            <a:fillRect/>
+                          </a:stretch>
+                        </pic:blipFill>
+                        <pic:spPr>
+                          <a:xfrm>
+                            <a:off x="0" y="0"/>
+                            <a:ext cx="1905000" cy="828675"/>
                           </a:xfrm>
                           <a:prstGeom prst="rect">
                             <a:avLst/>
@@ -6375,23 +7411,23 @@
               </w:rPr>
               <w:drawing>
                 <wp:inline distT="0" distB="0" distL="0" distR="0">
-                  <wp:extent cx="2571750" cy="2857500"/>
+                  <wp:extent cx="257175" cy="200025"/>
                   <wp:effectExtent l="0" t="0" r="0" b="0"/>
-                  <wp:docPr id="160" name="Picture 160" descr="image"/>
+                  <wp:docPr id="309" name="Picture 309" descr="image"/>
                   <wp:cNvGraphicFramePr>
-                    <a:graphicFrameLocks xmlns:a="http://schemas.openxmlformats.org/drawingml/2006/main" noChangeAspect="1"/>
+                    <a:graphicFrameLocks noChangeAspect="1"/>
                   </wp:cNvGraphicFramePr>
-                  <a:graphic xmlns:a="http://schemas.openxmlformats.org/drawingml/2006/main">
+                  <a:graphic>
                     <a:graphicData uri="http://schemas.openxmlformats.org/drawingml/2006/picture">
-                      <pic:pic xmlns:pic="http://schemas.openxmlformats.org/drawingml/2006/picture">
+                      <pic:pic>
                         <pic:nvPicPr>
-                          <pic:cNvPr id="160" name="Picture 160" descr="image"/>
+                          <pic:cNvPr id="309" name="Picture 309" descr="image"/>
                           <pic:cNvPicPr>
                             <a:picLocks noChangeAspect="1"/>
                           </pic:cNvPicPr>
                         </pic:nvPicPr>
                         <pic:blipFill>
-                          <a:blip r:embed="rId13|rId109"/>
+                          <a:blip r:embed="rId13"/>
                           <a:stretch>
                             <a:fillRect/>
                           </a:stretch>
@@ -6399,7 +7435,44 @@
                         <pic:spPr>
                           <a:xfrm>
                             <a:off x="0" y="0"/>
-                            <a:ext cx="2571750" cy="2857500"/>
+                            <a:ext cx="257175" cy="200025"/>
+                          </a:xfrm>
+                          <a:prstGeom prst="rect">
+                            <a:avLst/>
+                          </a:prstGeom>
+                        </pic:spPr>
+                      </pic:pic>
+                    </a:graphicData>
+                  </a:graphic>
+                </wp:inline>
+              </w:drawing>
+              <w:drawing>
+                <wp:inline distT="0" distB="0" distL="0" distR="0">
+                  <wp:extent cx="1905000" cy="771525"/>
+                  <wp:effectExtent l="0" t="0" r="0" b="0"/>
+                  <wp:docPr id="310" name="Picture 310" descr="image"/>
+                  <wp:cNvGraphicFramePr>
+                    <a:graphicFrameLocks noChangeAspect="1"/>
+                  </wp:cNvGraphicFramePr>
+                  <a:graphic>
+                    <a:graphicData uri="http://schemas.openxmlformats.org/drawingml/2006/picture">
+                      <pic:pic>
+                        <pic:nvPicPr>
+                          <pic:cNvPr id="310" name="Picture 310" descr="image"/>
+                          <pic:cNvPicPr>
+                            <a:picLocks noChangeAspect="1"/>
+                          </pic:cNvPicPr>
+                        </pic:nvPicPr>
+                        <pic:blipFill>
+                          <a:blip r:embed="rId109"/>
+                          <a:stretch>
+                            <a:fillRect/>
+                          </a:stretch>
+                        </pic:blipFill>
+                        <pic:spPr>
+                          <a:xfrm>
+                            <a:off x="0" y="0"/>
+                            <a:ext cx="1905000" cy="771525"/>
                           </a:xfrm>
                           <a:prstGeom prst="rect">
                             <a:avLst/>
@@ -6463,23 +7536,23 @@
               </w:rPr>
               <w:drawing>
                 <wp:inline distT="0" distB="0" distL="0" distR="0">
-                  <wp:extent cx="2571750" cy="2857500"/>
+                  <wp:extent cx="257175" cy="200025"/>
                   <wp:effectExtent l="0" t="0" r="0" b="0"/>
-                  <wp:docPr id="161" name="Picture 161" descr="image"/>
+                  <wp:docPr id="311" name="Picture 311" descr="image"/>
                   <wp:cNvGraphicFramePr>
-                    <a:graphicFrameLocks xmlns:a="http://schemas.openxmlformats.org/drawingml/2006/main" noChangeAspect="1"/>
+                    <a:graphicFrameLocks noChangeAspect="1"/>
                   </wp:cNvGraphicFramePr>
-                  <a:graphic xmlns:a="http://schemas.openxmlformats.org/drawingml/2006/main">
+                  <a:graphic>
                     <a:graphicData uri="http://schemas.openxmlformats.org/drawingml/2006/picture">
-                      <pic:pic xmlns:pic="http://schemas.openxmlformats.org/drawingml/2006/picture">
+                      <pic:pic>
                         <pic:nvPicPr>
-                          <pic:cNvPr id="161" name="Picture 161" descr="image"/>
+                          <pic:cNvPr id="311" name="Picture 311" descr="image"/>
                           <pic:cNvPicPr>
                             <a:picLocks noChangeAspect="1"/>
                           </pic:cNvPicPr>
                         </pic:nvPicPr>
                         <pic:blipFill>
-                          <a:blip r:embed="rId6|rId111"/>
+                          <a:blip r:embed="rId6"/>
                           <a:stretch>
                             <a:fillRect/>
                           </a:stretch>
@@ -6487,7 +7560,44 @@
                         <pic:spPr>
                           <a:xfrm>
                             <a:off x="0" y="0"/>
-                            <a:ext cx="2571750" cy="2857500"/>
+                            <a:ext cx="257175" cy="200025"/>
+                          </a:xfrm>
+                          <a:prstGeom prst="rect">
+                            <a:avLst/>
+                          </a:prstGeom>
+                        </pic:spPr>
+                      </pic:pic>
+                    </a:graphicData>
+                  </a:graphic>
+                </wp:inline>
+              </w:drawing>
+              <w:drawing>
+                <wp:inline distT="0" distB="0" distL="0" distR="0">
+                  <wp:extent cx="1905000" cy="809625"/>
+                  <wp:effectExtent l="0" t="0" r="0" b="0"/>
+                  <wp:docPr id="312" name="Picture 312" descr="image"/>
+                  <wp:cNvGraphicFramePr>
+                    <a:graphicFrameLocks noChangeAspect="1"/>
+                  </wp:cNvGraphicFramePr>
+                  <a:graphic>
+                    <a:graphicData uri="http://schemas.openxmlformats.org/drawingml/2006/picture">
+                      <pic:pic>
+                        <pic:nvPicPr>
+                          <pic:cNvPr id="312" name="Picture 312" descr="image"/>
+                          <pic:cNvPicPr>
+                            <a:picLocks noChangeAspect="1"/>
+                          </pic:cNvPicPr>
+                        </pic:nvPicPr>
+                        <pic:blipFill>
+                          <a:blip r:embed="rId111"/>
+                          <a:stretch>
+                            <a:fillRect/>
+                          </a:stretch>
+                        </pic:blipFill>
+                        <pic:spPr>
+                          <a:xfrm>
+                            <a:off x="0" y="0"/>
+                            <a:ext cx="1905000" cy="809625"/>
                           </a:xfrm>
                           <a:prstGeom prst="rect">
                             <a:avLst/>
@@ -7026,23 +8136,23 @@
               </w:rPr>
               <w:drawing>
                 <wp:inline distT="0" distB="0" distL="0" distR="0">
-                  <wp:extent cx="2571750" cy="2857500"/>
+                  <wp:extent cx="257175" cy="200025"/>
                   <wp:effectExtent l="0" t="0" r="0" b="0"/>
-                  <wp:docPr id="167" name="Picture 167" descr="image"/>
+                  <wp:docPr id="313" name="Picture 313" descr="image"/>
                   <wp:cNvGraphicFramePr>
-                    <a:graphicFrameLocks xmlns:a="http://schemas.openxmlformats.org/drawingml/2006/main" noChangeAspect="1"/>
+                    <a:graphicFrameLocks noChangeAspect="1"/>
                   </wp:cNvGraphicFramePr>
-                  <a:graphic xmlns:a="http://schemas.openxmlformats.org/drawingml/2006/main">
+                  <a:graphic>
                     <a:graphicData uri="http://schemas.openxmlformats.org/drawingml/2006/picture">
-                      <pic:pic xmlns:pic="http://schemas.openxmlformats.org/drawingml/2006/picture">
+                      <pic:pic>
                         <pic:nvPicPr>
-                          <pic:cNvPr id="167" name="Picture 167" descr="image"/>
+                          <pic:cNvPr id="313" name="Picture 313" descr="image"/>
                           <pic:cNvPicPr>
                             <a:picLocks noChangeAspect="1"/>
                           </pic:cNvPicPr>
                         </pic:nvPicPr>
                         <pic:blipFill>
-                          <a:blip r:embed="rId6|rId118"/>
+                          <a:blip r:embed="rId6"/>
                           <a:stretch>
                             <a:fillRect/>
                           </a:stretch>
@@ -7050,7 +8160,44 @@
                         <pic:spPr>
                           <a:xfrm>
                             <a:off x="0" y="0"/>
-                            <a:ext cx="2571750" cy="2857500"/>
+                            <a:ext cx="257175" cy="200025"/>
+                          </a:xfrm>
+                          <a:prstGeom prst="rect">
+                            <a:avLst/>
+                          </a:prstGeom>
+                        </pic:spPr>
+                      </pic:pic>
+                    </a:graphicData>
+                  </a:graphic>
+                </wp:inline>
+              </w:drawing>
+              <w:drawing>
+                <wp:inline distT="0" distB="0" distL="0" distR="0">
+                  <wp:extent cx="1905000" cy="2305050"/>
+                  <wp:effectExtent l="0" t="0" r="0" b="0"/>
+                  <wp:docPr id="314" name="Picture 314" descr="image"/>
+                  <wp:cNvGraphicFramePr>
+                    <a:graphicFrameLocks noChangeAspect="1"/>
+                  </wp:cNvGraphicFramePr>
+                  <a:graphic>
+                    <a:graphicData uri="http://schemas.openxmlformats.org/drawingml/2006/picture">
+                      <pic:pic>
+                        <pic:nvPicPr>
+                          <pic:cNvPr id="314" name="Picture 314" descr="image"/>
+                          <pic:cNvPicPr>
+                            <a:picLocks noChangeAspect="1"/>
+                          </pic:cNvPicPr>
+                        </pic:nvPicPr>
+                        <pic:blipFill>
+                          <a:blip r:embed="rId118"/>
+                          <a:stretch>
+                            <a:fillRect/>
+                          </a:stretch>
+                        </pic:blipFill>
+                        <pic:spPr>
+                          <a:xfrm>
+                            <a:off x="0" y="0"/>
+                            <a:ext cx="1905000" cy="2305050"/>
                           </a:xfrm>
                           <a:prstGeom prst="rect">
                             <a:avLst/>
@@ -7114,23 +8261,23 @@
               </w:rPr>
               <w:drawing>
                 <wp:inline distT="0" distB="0" distL="0" distR="0">
-                  <wp:extent cx="2571750" cy="2857500"/>
+                  <wp:extent cx="257175" cy="200025"/>
                   <wp:effectExtent l="0" t="0" r="0" b="0"/>
-                  <wp:docPr id="168" name="Picture 168" descr="image"/>
+                  <wp:docPr id="315" name="Picture 315" descr="image"/>
                   <wp:cNvGraphicFramePr>
-                    <a:graphicFrameLocks xmlns:a="http://schemas.openxmlformats.org/drawingml/2006/main" noChangeAspect="1"/>
+                    <a:graphicFrameLocks noChangeAspect="1"/>
                   </wp:cNvGraphicFramePr>
-                  <a:graphic xmlns:a="http://schemas.openxmlformats.org/drawingml/2006/main">
+                  <a:graphic>
                     <a:graphicData uri="http://schemas.openxmlformats.org/drawingml/2006/picture">
-                      <pic:pic xmlns:pic="http://schemas.openxmlformats.org/drawingml/2006/picture">
+                      <pic:pic>
                         <pic:nvPicPr>
-                          <pic:cNvPr id="168" name="Picture 168" descr="image"/>
+                          <pic:cNvPr id="315" name="Picture 315" descr="image"/>
                           <pic:cNvPicPr>
                             <a:picLocks noChangeAspect="1"/>
                           </pic:cNvPicPr>
                         </pic:nvPicPr>
                         <pic:blipFill>
-                          <a:blip r:embed="rId6|rId120"/>
+                          <a:blip r:embed="rId6"/>
                           <a:stretch>
                             <a:fillRect/>
                           </a:stretch>
@@ -7138,7 +8285,44 @@
                         <pic:spPr>
                           <a:xfrm>
                             <a:off x="0" y="0"/>
-                            <a:ext cx="2571750" cy="2857500"/>
+                            <a:ext cx="257175" cy="200025"/>
+                          </a:xfrm>
+                          <a:prstGeom prst="rect">
+                            <a:avLst/>
+                          </a:prstGeom>
+                        </pic:spPr>
+                      </pic:pic>
+                    </a:graphicData>
+                  </a:graphic>
+                </wp:inline>
+              </w:drawing>
+              <w:drawing>
+                <wp:inline distT="0" distB="0" distL="0" distR="0">
+                  <wp:extent cx="1905000" cy="2266950"/>
+                  <wp:effectExtent l="0" t="0" r="0" b="0"/>
+                  <wp:docPr id="316" name="Picture 316" descr="image"/>
+                  <wp:cNvGraphicFramePr>
+                    <a:graphicFrameLocks noChangeAspect="1"/>
+                  </wp:cNvGraphicFramePr>
+                  <a:graphic>
+                    <a:graphicData uri="http://schemas.openxmlformats.org/drawingml/2006/picture">
+                      <pic:pic>
+                        <pic:nvPicPr>
+                          <pic:cNvPr id="316" name="Picture 316" descr="image"/>
+                          <pic:cNvPicPr>
+                            <a:picLocks noChangeAspect="1"/>
+                          </pic:cNvPicPr>
+                        </pic:nvPicPr>
+                        <pic:blipFill>
+                          <a:blip r:embed="rId120"/>
+                          <a:stretch>
+                            <a:fillRect/>
+                          </a:stretch>
+                        </pic:blipFill>
+                        <pic:spPr>
+                          <a:xfrm>
+                            <a:off x="0" y="0"/>
+                            <a:ext cx="1905000" cy="2266950"/>
                           </a:xfrm>
                           <a:prstGeom prst="rect">
                             <a:avLst/>
@@ -7207,23 +8391,23 @@
               </w:rPr>
               <w:drawing>
                 <wp:inline distT="0" distB="0" distL="0" distR="0">
-                  <wp:extent cx="2571750" cy="2857500"/>
+                  <wp:extent cx="257175" cy="200025"/>
                   <wp:effectExtent l="0" t="0" r="0" b="0"/>
-                  <wp:docPr id="169" name="Picture 169" descr="image"/>
+                  <wp:docPr id="317" name="Picture 317" descr="image"/>
                   <wp:cNvGraphicFramePr>
-                    <a:graphicFrameLocks xmlns:a="http://schemas.openxmlformats.org/drawingml/2006/main" noChangeAspect="1"/>
+                    <a:graphicFrameLocks noChangeAspect="1"/>
                   </wp:cNvGraphicFramePr>
-                  <a:graphic xmlns:a="http://schemas.openxmlformats.org/drawingml/2006/main">
+                  <a:graphic>
                     <a:graphicData uri="http://schemas.openxmlformats.org/drawingml/2006/picture">
-                      <pic:pic xmlns:pic="http://schemas.openxmlformats.org/drawingml/2006/picture">
+                      <pic:pic>
                         <pic:nvPicPr>
-                          <pic:cNvPr id="169" name="Picture 169" descr="image"/>
+                          <pic:cNvPr id="317" name="Picture 317" descr="image"/>
                           <pic:cNvPicPr>
                             <a:picLocks noChangeAspect="1"/>
                           </pic:cNvPicPr>
                         </pic:nvPicPr>
                         <pic:blipFill>
-                          <a:blip r:embed="rId6|rId122"/>
+                          <a:blip r:embed="rId6"/>
                           <a:stretch>
                             <a:fillRect/>
                           </a:stretch>
@@ -7231,7 +8415,44 @@
                         <pic:spPr>
                           <a:xfrm>
                             <a:off x="0" y="0"/>
-                            <a:ext cx="2571750" cy="2857500"/>
+                            <a:ext cx="257175" cy="200025"/>
+                          </a:xfrm>
+                          <a:prstGeom prst="rect">
+                            <a:avLst/>
+                          </a:prstGeom>
+                        </pic:spPr>
+                      </pic:pic>
+                    </a:graphicData>
+                  </a:graphic>
+                </wp:inline>
+              </w:drawing>
+              <w:drawing>
+                <wp:inline distT="0" distB="0" distL="0" distR="0">
+                  <wp:extent cx="1905000" cy="2200275"/>
+                  <wp:effectExtent l="0" t="0" r="0" b="0"/>
+                  <wp:docPr id="318" name="Picture 318" descr="image"/>
+                  <wp:cNvGraphicFramePr>
+                    <a:graphicFrameLocks noChangeAspect="1"/>
+                  </wp:cNvGraphicFramePr>
+                  <a:graphic>
+                    <a:graphicData uri="http://schemas.openxmlformats.org/drawingml/2006/picture">
+                      <pic:pic>
+                        <pic:nvPicPr>
+                          <pic:cNvPr id="318" name="Picture 318" descr="image"/>
+                          <pic:cNvPicPr>
+                            <a:picLocks noChangeAspect="1"/>
+                          </pic:cNvPicPr>
+                        </pic:nvPicPr>
+                        <pic:blipFill>
+                          <a:blip r:embed="rId122"/>
+                          <a:stretch>
+                            <a:fillRect/>
+                          </a:stretch>
+                        </pic:blipFill>
+                        <pic:spPr>
+                          <a:xfrm>
+                            <a:off x="0" y="0"/>
+                            <a:ext cx="1905000" cy="2200275"/>
                           </a:xfrm>
                           <a:prstGeom prst="rect">
                             <a:avLst/>
@@ -7295,23 +8516,23 @@
               </w:rPr>
               <w:drawing>
                 <wp:inline distT="0" distB="0" distL="0" distR="0">
-                  <wp:extent cx="2571750" cy="2857500"/>
+                  <wp:extent cx="257175" cy="200025"/>
                   <wp:effectExtent l="0" t="0" r="0" b="0"/>
-                  <wp:docPr id="170" name="Picture 170" descr="image"/>
+                  <wp:docPr id="319" name="Picture 319" descr="image"/>
                   <wp:cNvGraphicFramePr>
-                    <a:graphicFrameLocks xmlns:a="http://schemas.openxmlformats.org/drawingml/2006/main" noChangeAspect="1"/>
+                    <a:graphicFrameLocks noChangeAspect="1"/>
                   </wp:cNvGraphicFramePr>
-                  <a:graphic xmlns:a="http://schemas.openxmlformats.org/drawingml/2006/main">
+                  <a:graphic>
                     <a:graphicData uri="http://schemas.openxmlformats.org/drawingml/2006/picture">
-                      <pic:pic xmlns:pic="http://schemas.openxmlformats.org/drawingml/2006/picture">
+                      <pic:pic>
                         <pic:nvPicPr>
-                          <pic:cNvPr id="170" name="Picture 170" descr="image"/>
+                          <pic:cNvPr id="319" name="Picture 319" descr="image"/>
                           <pic:cNvPicPr>
                             <a:picLocks noChangeAspect="1"/>
                           </pic:cNvPicPr>
                         </pic:nvPicPr>
                         <pic:blipFill>
-                          <a:blip r:embed="rId13|rId124"/>
+                          <a:blip r:embed="rId13"/>
                           <a:stretch>
                             <a:fillRect/>
                           </a:stretch>
@@ -7319,7 +8540,44 @@
                         <pic:spPr>
                           <a:xfrm>
                             <a:off x="0" y="0"/>
-                            <a:ext cx="2571750" cy="2857500"/>
+                            <a:ext cx="257175" cy="200025"/>
+                          </a:xfrm>
+                          <a:prstGeom prst="rect">
+                            <a:avLst/>
+                          </a:prstGeom>
+                        </pic:spPr>
+                      </pic:pic>
+                    </a:graphicData>
+                  </a:graphic>
+                </wp:inline>
+              </w:drawing>
+              <w:drawing>
+                <wp:inline distT="0" distB="0" distL="0" distR="0">
+                  <wp:extent cx="1905000" cy="2162175"/>
+                  <wp:effectExtent l="0" t="0" r="0" b="0"/>
+                  <wp:docPr id="320" name="Picture 320" descr="image"/>
+                  <wp:cNvGraphicFramePr>
+                    <a:graphicFrameLocks noChangeAspect="1"/>
+                  </wp:cNvGraphicFramePr>
+                  <a:graphic>
+                    <a:graphicData uri="http://schemas.openxmlformats.org/drawingml/2006/picture">
+                      <pic:pic>
+                        <pic:nvPicPr>
+                          <pic:cNvPr id="320" name="Picture 320" descr="image"/>
+                          <pic:cNvPicPr>
+                            <a:picLocks noChangeAspect="1"/>
+                          </pic:cNvPicPr>
+                        </pic:nvPicPr>
+                        <pic:blipFill>
+                          <a:blip r:embed="rId124"/>
+                          <a:stretch>
+                            <a:fillRect/>
+                          </a:stretch>
+                        </pic:blipFill>
+                        <pic:spPr>
+                          <a:xfrm>
+                            <a:off x="0" y="0"/>
+                            <a:ext cx="1905000" cy="2162175"/>
                           </a:xfrm>
                           <a:prstGeom prst="rect">
                             <a:avLst/>
@@ -7447,23 +8705,23 @@
               </w:rPr>
               <w:drawing>
                 <wp:inline distT="0" distB="0" distL="0" distR="0">
-                  <wp:extent cx="2571750" cy="2857500"/>
+                  <wp:extent cx="257175" cy="200025"/>
                   <wp:effectExtent l="0" t="0" r="0" b="0"/>
-                  <wp:docPr id="171" name="Picture 171" descr="image"/>
+                  <wp:docPr id="321" name="Picture 321" descr="image"/>
                   <wp:cNvGraphicFramePr>
-                    <a:graphicFrameLocks xmlns:a="http://schemas.openxmlformats.org/drawingml/2006/main" noChangeAspect="1"/>
+                    <a:graphicFrameLocks noChangeAspect="1"/>
                   </wp:cNvGraphicFramePr>
-                  <a:graphic xmlns:a="http://schemas.openxmlformats.org/drawingml/2006/main">
+                  <a:graphic>
                     <a:graphicData uri="http://schemas.openxmlformats.org/drawingml/2006/picture">
-                      <pic:pic xmlns:pic="http://schemas.openxmlformats.org/drawingml/2006/picture">
+                      <pic:pic>
                         <pic:nvPicPr>
-                          <pic:cNvPr id="171" name="Picture 171" descr="image"/>
+                          <pic:cNvPr id="321" name="Picture 321" descr="image"/>
                           <pic:cNvPicPr>
                             <a:picLocks noChangeAspect="1"/>
                           </pic:cNvPicPr>
                         </pic:nvPicPr>
                         <pic:blipFill>
-                          <a:blip r:embed="rId6|rId126"/>
+                          <a:blip r:embed="rId6"/>
                           <a:stretch>
                             <a:fillRect/>
                           </a:stretch>
@@ -7471,7 +8729,44 @@
                         <pic:spPr>
                           <a:xfrm>
                             <a:off x="0" y="0"/>
-                            <a:ext cx="2571750" cy="2857500"/>
+                            <a:ext cx="257175" cy="200025"/>
+                          </a:xfrm>
+                          <a:prstGeom prst="rect">
+                            <a:avLst/>
+                          </a:prstGeom>
+                        </pic:spPr>
+                      </pic:pic>
+                    </a:graphicData>
+                  </a:graphic>
+                </wp:inline>
+              </w:drawing>
+              <w:drawing>
+                <wp:inline distT="0" distB="0" distL="0" distR="0">
+                  <wp:extent cx="2514600" cy="704850"/>
+                  <wp:effectExtent l="0" t="0" r="0" b="0"/>
+                  <wp:docPr id="322" name="Picture 322" descr="image"/>
+                  <wp:cNvGraphicFramePr>
+                    <a:graphicFrameLocks noChangeAspect="1"/>
+                  </wp:cNvGraphicFramePr>
+                  <a:graphic>
+                    <a:graphicData uri="http://schemas.openxmlformats.org/drawingml/2006/picture">
+                      <pic:pic>
+                        <pic:nvPicPr>
+                          <pic:cNvPr id="322" name="Picture 322" descr="image"/>
+                          <pic:cNvPicPr>
+                            <a:picLocks noChangeAspect="1"/>
+                          </pic:cNvPicPr>
+                        </pic:nvPicPr>
+                        <pic:blipFill>
+                          <a:blip r:embed="rId126"/>
+                          <a:stretch>
+                            <a:fillRect/>
+                          </a:stretch>
+                        </pic:blipFill>
+                        <pic:spPr>
+                          <a:xfrm>
+                            <a:off x="0" y="0"/>
+                            <a:ext cx="2514600" cy="704850"/>
                           </a:xfrm>
                           <a:prstGeom prst="rect">
                             <a:avLst/>
@@ -7535,23 +8830,23 @@
               </w:rPr>
               <w:drawing>
                 <wp:inline distT="0" distB="0" distL="0" distR="0">
-                  <wp:extent cx="2571750" cy="2857500"/>
+                  <wp:extent cx="257175" cy="200025"/>
                   <wp:effectExtent l="0" t="0" r="0" b="0"/>
-                  <wp:docPr id="172" name="Picture 172" descr="image"/>
+                  <wp:docPr id="323" name="Picture 323" descr="image"/>
                   <wp:cNvGraphicFramePr>
-                    <a:graphicFrameLocks xmlns:a="http://schemas.openxmlformats.org/drawingml/2006/main" noChangeAspect="1"/>
+                    <a:graphicFrameLocks noChangeAspect="1"/>
                   </wp:cNvGraphicFramePr>
-                  <a:graphic xmlns:a="http://schemas.openxmlformats.org/drawingml/2006/main">
+                  <a:graphic>
                     <a:graphicData uri="http://schemas.openxmlformats.org/drawingml/2006/picture">
-                      <pic:pic xmlns:pic="http://schemas.openxmlformats.org/drawingml/2006/picture">
+                      <pic:pic>
                         <pic:nvPicPr>
-                          <pic:cNvPr id="172" name="Picture 172" descr="image"/>
+                          <pic:cNvPr id="323" name="Picture 323" descr="image"/>
                           <pic:cNvPicPr>
                             <a:picLocks noChangeAspect="1"/>
                           </pic:cNvPicPr>
                         </pic:nvPicPr>
                         <pic:blipFill>
-                          <a:blip r:embed="rId13|rId128"/>
+                          <a:blip r:embed="rId13"/>
                           <a:stretch>
                             <a:fillRect/>
                           </a:stretch>
@@ -7559,7 +8854,44 @@
                         <pic:spPr>
                           <a:xfrm>
                             <a:off x="0" y="0"/>
-                            <a:ext cx="2571750" cy="2857500"/>
+                            <a:ext cx="257175" cy="200025"/>
+                          </a:xfrm>
+                          <a:prstGeom prst="rect">
+                            <a:avLst/>
+                          </a:prstGeom>
+                        </pic:spPr>
+                      </pic:pic>
+                    </a:graphicData>
+                  </a:graphic>
+                </wp:inline>
+              </w:drawing>
+              <w:drawing>
+                <wp:inline distT="0" distB="0" distL="0" distR="0">
+                  <wp:extent cx="1476375" cy="571500"/>
+                  <wp:effectExtent l="0" t="0" r="0" b="0"/>
+                  <wp:docPr id="324" name="Picture 324" descr="image"/>
+                  <wp:cNvGraphicFramePr>
+                    <a:graphicFrameLocks noChangeAspect="1"/>
+                  </wp:cNvGraphicFramePr>
+                  <a:graphic>
+                    <a:graphicData uri="http://schemas.openxmlformats.org/drawingml/2006/picture">
+                      <pic:pic>
+                        <pic:nvPicPr>
+                          <pic:cNvPr id="324" name="Picture 324" descr="image"/>
+                          <pic:cNvPicPr>
+                            <a:picLocks noChangeAspect="1"/>
+                          </pic:cNvPicPr>
+                        </pic:nvPicPr>
+                        <pic:blipFill>
+                          <a:blip r:embed="rId128"/>
+                          <a:stretch>
+                            <a:fillRect/>
+                          </a:stretch>
+                        </pic:blipFill>
+                        <pic:spPr>
+                          <a:xfrm>
+                            <a:off x="0" y="0"/>
+                            <a:ext cx="1476375" cy="571500"/>
                           </a:xfrm>
                           <a:prstGeom prst="rect">
                             <a:avLst/>
@@ -7628,23 +8960,23 @@
               </w:rPr>
               <w:drawing>
                 <wp:inline distT="0" distB="0" distL="0" distR="0">
-                  <wp:extent cx="2571750" cy="2857500"/>
+                  <wp:extent cx="257175" cy="200025"/>
                   <wp:effectExtent l="0" t="0" r="0" b="0"/>
-                  <wp:docPr id="173" name="Picture 173" descr="image"/>
+                  <wp:docPr id="325" name="Picture 325" descr="image"/>
                   <wp:cNvGraphicFramePr>
-                    <a:graphicFrameLocks xmlns:a="http://schemas.openxmlformats.org/drawingml/2006/main" noChangeAspect="1"/>
+                    <a:graphicFrameLocks noChangeAspect="1"/>
                   </wp:cNvGraphicFramePr>
-                  <a:graphic xmlns:a="http://schemas.openxmlformats.org/drawingml/2006/main">
+                  <a:graphic>
                     <a:graphicData uri="http://schemas.openxmlformats.org/drawingml/2006/picture">
-                      <pic:pic xmlns:pic="http://schemas.openxmlformats.org/drawingml/2006/picture">
+                      <pic:pic>
                         <pic:nvPicPr>
-                          <pic:cNvPr id="173" name="Picture 173" descr="image"/>
+                          <pic:cNvPr id="325" name="Picture 325" descr="image"/>
                           <pic:cNvPicPr>
                             <a:picLocks noChangeAspect="1"/>
                           </pic:cNvPicPr>
                         </pic:nvPicPr>
                         <pic:blipFill>
-                          <a:blip r:embed="rId6|rId130"/>
+                          <a:blip r:embed="rId6"/>
                           <a:stretch>
                             <a:fillRect/>
                           </a:stretch>
@@ -7652,7 +8984,44 @@
                         <pic:spPr>
                           <a:xfrm>
                             <a:off x="0" y="0"/>
-                            <a:ext cx="2571750" cy="2857500"/>
+                            <a:ext cx="257175" cy="200025"/>
+                          </a:xfrm>
+                          <a:prstGeom prst="rect">
+                            <a:avLst/>
+                          </a:prstGeom>
+                        </pic:spPr>
+                      </pic:pic>
+                    </a:graphicData>
+                  </a:graphic>
+                </wp:inline>
+              </w:drawing>
+              <w:drawing>
+                <wp:inline distT="0" distB="0" distL="0" distR="0">
+                  <wp:extent cx="657225" cy="571500"/>
+                  <wp:effectExtent l="0" t="0" r="0" b="0"/>
+                  <wp:docPr id="326" name="Picture 326" descr="image"/>
+                  <wp:cNvGraphicFramePr>
+                    <a:graphicFrameLocks noChangeAspect="1"/>
+                  </wp:cNvGraphicFramePr>
+                  <a:graphic>
+                    <a:graphicData uri="http://schemas.openxmlformats.org/drawingml/2006/picture">
+                      <pic:pic>
+                        <pic:nvPicPr>
+                          <pic:cNvPr id="326" name="Picture 326" descr="image"/>
+                          <pic:cNvPicPr>
+                            <a:picLocks noChangeAspect="1"/>
+                          </pic:cNvPicPr>
+                        </pic:nvPicPr>
+                        <pic:blipFill>
+                          <a:blip r:embed="rId130"/>
+                          <a:stretch>
+                            <a:fillRect/>
+                          </a:stretch>
+                        </pic:blipFill>
+                        <pic:spPr>
+                          <a:xfrm>
+                            <a:off x="0" y="0"/>
+                            <a:ext cx="657225" cy="571500"/>
                           </a:xfrm>
                           <a:prstGeom prst="rect">
                             <a:avLst/>
@@ -7716,23 +9085,23 @@
               </w:rPr>
               <w:drawing>
                 <wp:inline distT="0" distB="0" distL="0" distR="0">
-                  <wp:extent cx="2571750" cy="2857500"/>
+                  <wp:extent cx="257175" cy="200025"/>
                   <wp:effectExtent l="0" t="0" r="0" b="0"/>
-                  <wp:docPr id="174" name="Picture 174" descr="image"/>
+                  <wp:docPr id="327" name="Picture 327" descr="image"/>
                   <wp:cNvGraphicFramePr>
-                    <a:graphicFrameLocks xmlns:a="http://schemas.openxmlformats.org/drawingml/2006/main" noChangeAspect="1"/>
+                    <a:graphicFrameLocks noChangeAspect="1"/>
                   </wp:cNvGraphicFramePr>
-                  <a:graphic xmlns:a="http://schemas.openxmlformats.org/drawingml/2006/main">
+                  <a:graphic>
                     <a:graphicData uri="http://schemas.openxmlformats.org/drawingml/2006/picture">
-                      <pic:pic xmlns:pic="http://schemas.openxmlformats.org/drawingml/2006/picture">
+                      <pic:pic>
                         <pic:nvPicPr>
-                          <pic:cNvPr id="174" name="Picture 174" descr="image"/>
+                          <pic:cNvPr id="327" name="Picture 327" descr="image"/>
                           <pic:cNvPicPr>
                             <a:picLocks noChangeAspect="1"/>
                           </pic:cNvPicPr>
                         </pic:nvPicPr>
                         <pic:blipFill>
-                          <a:blip r:embed="rId6|rId132"/>
+                          <a:blip r:embed="rId6"/>
                           <a:stretch>
                             <a:fillRect/>
                           </a:stretch>
@@ -7740,7 +9109,44 @@
                         <pic:spPr>
                           <a:xfrm>
                             <a:off x="0" y="0"/>
-                            <a:ext cx="2571750" cy="2857500"/>
+                            <a:ext cx="257175" cy="200025"/>
+                          </a:xfrm>
+                          <a:prstGeom prst="rect">
+                            <a:avLst/>
+                          </a:prstGeom>
+                        </pic:spPr>
+                      </pic:pic>
+                    </a:graphicData>
+                  </a:graphic>
+                </wp:inline>
+              </w:drawing>
+              <w:drawing>
+                <wp:inline distT="0" distB="0" distL="0" distR="0">
+                  <wp:extent cx="1171575" cy="581025"/>
+                  <wp:effectExtent l="0" t="0" r="0" b="0"/>
+                  <wp:docPr id="328" name="Picture 328" descr="image"/>
+                  <wp:cNvGraphicFramePr>
+                    <a:graphicFrameLocks noChangeAspect="1"/>
+                  </wp:cNvGraphicFramePr>
+                  <a:graphic>
+                    <a:graphicData uri="http://schemas.openxmlformats.org/drawingml/2006/picture">
+                      <pic:pic>
+                        <pic:nvPicPr>
+                          <pic:cNvPr id="328" name="Picture 328" descr="image"/>
+                          <pic:cNvPicPr>
+                            <a:picLocks noChangeAspect="1"/>
+                          </pic:cNvPicPr>
+                        </pic:nvPicPr>
+                        <pic:blipFill>
+                          <a:blip r:embed="rId132"/>
+                          <a:stretch>
+                            <a:fillRect/>
+                          </a:stretch>
+                        </pic:blipFill>
+                        <pic:spPr>
+                          <a:xfrm>
+                            <a:off x="0" y="0"/>
+                            <a:ext cx="1171575" cy="581025"/>
                           </a:xfrm>
                           <a:prstGeom prst="rect">
                             <a:avLst/>
@@ -7868,23 +9274,23 @@
               </w:rPr>
               <w:drawing>
                 <wp:inline distT="0" distB="0" distL="0" distR="0">
-                  <wp:extent cx="2571750" cy="2857500"/>
+                  <wp:extent cx="257175" cy="200025"/>
                   <wp:effectExtent l="0" t="0" r="0" b="0"/>
-                  <wp:docPr id="175" name="Picture 175" descr="image"/>
+                  <wp:docPr id="329" name="Picture 329" descr="image"/>
                   <wp:cNvGraphicFramePr>
-                    <a:graphicFrameLocks xmlns:a="http://schemas.openxmlformats.org/drawingml/2006/main" noChangeAspect="1"/>
+                    <a:graphicFrameLocks noChangeAspect="1"/>
                   </wp:cNvGraphicFramePr>
-                  <a:graphic xmlns:a="http://schemas.openxmlformats.org/drawingml/2006/main">
+                  <a:graphic>
                     <a:graphicData uri="http://schemas.openxmlformats.org/drawingml/2006/picture">
-                      <pic:pic xmlns:pic="http://schemas.openxmlformats.org/drawingml/2006/picture">
+                      <pic:pic>
                         <pic:nvPicPr>
-                          <pic:cNvPr id="175" name="Picture 175" descr="image"/>
+                          <pic:cNvPr id="329" name="Picture 329" descr="image"/>
                           <pic:cNvPicPr>
                             <a:picLocks noChangeAspect="1"/>
                           </pic:cNvPicPr>
                         </pic:nvPicPr>
                         <pic:blipFill>
-                          <a:blip r:embed="rId13|rId134"/>
+                          <a:blip r:embed="rId13"/>
                           <a:stretch>
                             <a:fillRect/>
                           </a:stretch>
@@ -7892,7 +9298,44 @@
                         <pic:spPr>
                           <a:xfrm>
                             <a:off x="0" y="0"/>
-                            <a:ext cx="2571750" cy="2857500"/>
+                            <a:ext cx="257175" cy="200025"/>
+                          </a:xfrm>
+                          <a:prstGeom prst="rect">
+                            <a:avLst/>
+                          </a:prstGeom>
+                        </pic:spPr>
+                      </pic:pic>
+                    </a:graphicData>
+                  </a:graphic>
+                </wp:inline>
+              </w:drawing>
+              <w:drawing>
+                <wp:inline distT="0" distB="0" distL="0" distR="0">
+                  <wp:extent cx="1905000" cy="2047875"/>
+                  <wp:effectExtent l="0" t="0" r="0" b="0"/>
+                  <wp:docPr id="330" name="Picture 330" descr="image"/>
+                  <wp:cNvGraphicFramePr>
+                    <a:graphicFrameLocks noChangeAspect="1"/>
+                  </wp:cNvGraphicFramePr>
+                  <a:graphic>
+                    <a:graphicData uri="http://schemas.openxmlformats.org/drawingml/2006/picture">
+                      <pic:pic>
+                        <pic:nvPicPr>
+                          <pic:cNvPr id="330" name="Picture 330" descr="image"/>
+                          <pic:cNvPicPr>
+                            <a:picLocks noChangeAspect="1"/>
+                          </pic:cNvPicPr>
+                        </pic:nvPicPr>
+                        <pic:blipFill>
+                          <a:blip r:embed="rId134"/>
+                          <a:stretch>
+                            <a:fillRect/>
+                          </a:stretch>
+                        </pic:blipFill>
+                        <pic:spPr>
+                          <a:xfrm>
+                            <a:off x="0" y="0"/>
+                            <a:ext cx="1905000" cy="2047875"/>
                           </a:xfrm>
                           <a:prstGeom prst="rect">
                             <a:avLst/>
@@ -7956,23 +9399,23 @@
               </w:rPr>
               <w:drawing>
                 <wp:inline distT="0" distB="0" distL="0" distR="0">
-                  <wp:extent cx="2571750" cy="2857500"/>
+                  <wp:extent cx="257175" cy="200025"/>
                   <wp:effectExtent l="0" t="0" r="0" b="0"/>
-                  <wp:docPr id="176" name="Picture 176" descr="image"/>
+                  <wp:docPr id="331" name="Picture 331" descr="image"/>
                   <wp:cNvGraphicFramePr>
-                    <a:graphicFrameLocks xmlns:a="http://schemas.openxmlformats.org/drawingml/2006/main" noChangeAspect="1"/>
+                    <a:graphicFrameLocks noChangeAspect="1"/>
                   </wp:cNvGraphicFramePr>
-                  <a:graphic xmlns:a="http://schemas.openxmlformats.org/drawingml/2006/main">
+                  <a:graphic>
                     <a:graphicData uri="http://schemas.openxmlformats.org/drawingml/2006/picture">
-                      <pic:pic xmlns:pic="http://schemas.openxmlformats.org/drawingml/2006/picture">
+                      <pic:pic>
                         <pic:nvPicPr>
-                          <pic:cNvPr id="176" name="Picture 176" descr="image"/>
+                          <pic:cNvPr id="331" name="Picture 331" descr="image"/>
                           <pic:cNvPicPr>
                             <a:picLocks noChangeAspect="1"/>
                           </pic:cNvPicPr>
                         </pic:nvPicPr>
                         <pic:blipFill>
-                          <a:blip r:embed="rId6|rId136"/>
+                          <a:blip r:embed="rId6"/>
                           <a:stretch>
                             <a:fillRect/>
                           </a:stretch>
@@ -7980,7 +9423,44 @@
                         <pic:spPr>
                           <a:xfrm>
                             <a:off x="0" y="0"/>
-                            <a:ext cx="2571750" cy="2857500"/>
+                            <a:ext cx="257175" cy="200025"/>
+                          </a:xfrm>
+                          <a:prstGeom prst="rect">
+                            <a:avLst/>
+                          </a:prstGeom>
+                        </pic:spPr>
+                      </pic:pic>
+                    </a:graphicData>
+                  </a:graphic>
+                </wp:inline>
+              </w:drawing>
+              <w:drawing>
+                <wp:inline distT="0" distB="0" distL="0" distR="0">
+                  <wp:extent cx="1905000" cy="2028825"/>
+                  <wp:effectExtent l="0" t="0" r="0" b="0"/>
+                  <wp:docPr id="332" name="Picture 332" descr="image"/>
+                  <wp:cNvGraphicFramePr>
+                    <a:graphicFrameLocks noChangeAspect="1"/>
+                  </wp:cNvGraphicFramePr>
+                  <a:graphic>
+                    <a:graphicData uri="http://schemas.openxmlformats.org/drawingml/2006/picture">
+                      <pic:pic>
+                        <pic:nvPicPr>
+                          <pic:cNvPr id="332" name="Picture 332" descr="image"/>
+                          <pic:cNvPicPr>
+                            <a:picLocks noChangeAspect="1"/>
+                          </pic:cNvPicPr>
+                        </pic:nvPicPr>
+                        <pic:blipFill>
+                          <a:blip r:embed="rId136"/>
+                          <a:stretch>
+                            <a:fillRect/>
+                          </a:stretch>
+                        </pic:blipFill>
+                        <pic:spPr>
+                          <a:xfrm>
+                            <a:off x="0" y="0"/>
+                            <a:ext cx="1905000" cy="2028825"/>
                           </a:xfrm>
                           <a:prstGeom prst="rect">
                             <a:avLst/>
@@ -8049,23 +9529,23 @@
               </w:rPr>
               <w:drawing>
                 <wp:inline distT="0" distB="0" distL="0" distR="0">
-                  <wp:extent cx="2571750" cy="2857500"/>
+                  <wp:extent cx="257175" cy="200025"/>
                   <wp:effectExtent l="0" t="0" r="0" b="0"/>
-                  <wp:docPr id="177" name="Picture 177" descr="image"/>
+                  <wp:docPr id="333" name="Picture 333" descr="image"/>
                   <wp:cNvGraphicFramePr>
-                    <a:graphicFrameLocks xmlns:a="http://schemas.openxmlformats.org/drawingml/2006/main" noChangeAspect="1"/>
+                    <a:graphicFrameLocks noChangeAspect="1"/>
                   </wp:cNvGraphicFramePr>
-                  <a:graphic xmlns:a="http://schemas.openxmlformats.org/drawingml/2006/main">
+                  <a:graphic>
                     <a:graphicData uri="http://schemas.openxmlformats.org/drawingml/2006/picture">
-                      <pic:pic xmlns:pic="http://schemas.openxmlformats.org/drawingml/2006/picture">
+                      <pic:pic>
                         <pic:nvPicPr>
-                          <pic:cNvPr id="177" name="Picture 177" descr="image"/>
+                          <pic:cNvPr id="333" name="Picture 333" descr="image"/>
                           <pic:cNvPicPr>
                             <a:picLocks noChangeAspect="1"/>
                           </pic:cNvPicPr>
                         </pic:nvPicPr>
                         <pic:blipFill>
-                          <a:blip r:embed="rId6|rId138"/>
+                          <a:blip r:embed="rId6"/>
                           <a:stretch>
                             <a:fillRect/>
                           </a:stretch>
@@ -8073,7 +9553,44 @@
                         <pic:spPr>
                           <a:xfrm>
                             <a:off x="0" y="0"/>
-                            <a:ext cx="2571750" cy="2857500"/>
+                            <a:ext cx="257175" cy="200025"/>
+                          </a:xfrm>
+                          <a:prstGeom prst="rect">
+                            <a:avLst/>
+                          </a:prstGeom>
+                        </pic:spPr>
+                      </pic:pic>
+                    </a:graphicData>
+                  </a:graphic>
+                </wp:inline>
+              </w:drawing>
+              <w:drawing>
+                <wp:inline distT="0" distB="0" distL="0" distR="0">
+                  <wp:extent cx="1905000" cy="2028825"/>
+                  <wp:effectExtent l="0" t="0" r="0" b="0"/>
+                  <wp:docPr id="334" name="Picture 334" descr="image"/>
+                  <wp:cNvGraphicFramePr>
+                    <a:graphicFrameLocks noChangeAspect="1"/>
+                  </wp:cNvGraphicFramePr>
+                  <a:graphic>
+                    <a:graphicData uri="http://schemas.openxmlformats.org/drawingml/2006/picture">
+                      <pic:pic>
+                        <pic:nvPicPr>
+                          <pic:cNvPr id="334" name="Picture 334" descr="image"/>
+                          <pic:cNvPicPr>
+                            <a:picLocks noChangeAspect="1"/>
+                          </pic:cNvPicPr>
+                        </pic:nvPicPr>
+                        <pic:blipFill>
+                          <a:blip r:embed="rId138"/>
+                          <a:stretch>
+                            <a:fillRect/>
+                          </a:stretch>
+                        </pic:blipFill>
+                        <pic:spPr>
+                          <a:xfrm>
+                            <a:off x="0" y="0"/>
+                            <a:ext cx="1905000" cy="2028825"/>
                           </a:xfrm>
                           <a:prstGeom prst="rect">
                             <a:avLst/>
@@ -8137,23 +9654,23 @@
               </w:rPr>
               <w:drawing>
                 <wp:inline distT="0" distB="0" distL="0" distR="0">
-                  <wp:extent cx="2571750" cy="2857500"/>
+                  <wp:extent cx="257175" cy="200025"/>
                   <wp:effectExtent l="0" t="0" r="0" b="0"/>
-                  <wp:docPr id="178" name="Picture 178" descr="image"/>
+                  <wp:docPr id="335" name="Picture 335" descr="image"/>
                   <wp:cNvGraphicFramePr>
-                    <a:graphicFrameLocks xmlns:a="http://schemas.openxmlformats.org/drawingml/2006/main" noChangeAspect="1"/>
+                    <a:graphicFrameLocks noChangeAspect="1"/>
                   </wp:cNvGraphicFramePr>
-                  <a:graphic xmlns:a="http://schemas.openxmlformats.org/drawingml/2006/main">
+                  <a:graphic>
                     <a:graphicData uri="http://schemas.openxmlformats.org/drawingml/2006/picture">
-                      <pic:pic xmlns:pic="http://schemas.openxmlformats.org/drawingml/2006/picture">
+                      <pic:pic>
                         <pic:nvPicPr>
-                          <pic:cNvPr id="178" name="Picture 178" descr="image"/>
+                          <pic:cNvPr id="335" name="Picture 335" descr="image"/>
                           <pic:cNvPicPr>
                             <a:picLocks noChangeAspect="1"/>
                           </pic:cNvPicPr>
                         </pic:nvPicPr>
                         <pic:blipFill>
-                          <a:blip r:embed="rId6|rId140"/>
+                          <a:blip r:embed="rId6"/>
                           <a:stretch>
                             <a:fillRect/>
                           </a:stretch>
@@ -8161,7 +9678,44 @@
                         <pic:spPr>
                           <a:xfrm>
                             <a:off x="0" y="0"/>
-                            <a:ext cx="2571750" cy="2857500"/>
+                            <a:ext cx="257175" cy="200025"/>
+                          </a:xfrm>
+                          <a:prstGeom prst="rect">
+                            <a:avLst/>
+                          </a:prstGeom>
+                        </pic:spPr>
+                      </pic:pic>
+                    </a:graphicData>
+                  </a:graphic>
+                </wp:inline>
+              </w:drawing>
+              <w:drawing>
+                <wp:inline distT="0" distB="0" distL="0" distR="0">
+                  <wp:extent cx="1905000" cy="2019300"/>
+                  <wp:effectExtent l="0" t="0" r="0" b="0"/>
+                  <wp:docPr id="336" name="Picture 336" descr="image"/>
+                  <wp:cNvGraphicFramePr>
+                    <a:graphicFrameLocks noChangeAspect="1"/>
+                  </wp:cNvGraphicFramePr>
+                  <a:graphic>
+                    <a:graphicData uri="http://schemas.openxmlformats.org/drawingml/2006/picture">
+                      <pic:pic>
+                        <pic:nvPicPr>
+                          <pic:cNvPr id="336" name="Picture 336" descr="image"/>
+                          <pic:cNvPicPr>
+                            <a:picLocks noChangeAspect="1"/>
+                          </pic:cNvPicPr>
+                        </pic:nvPicPr>
+                        <pic:blipFill>
+                          <a:blip r:embed="rId140"/>
+                          <a:stretch>
+                            <a:fillRect/>
+                          </a:stretch>
+                        </pic:blipFill>
+                        <pic:spPr>
+                          <a:xfrm>
+                            <a:off x="0" y="0"/>
+                            <a:ext cx="1905000" cy="2019300"/>
                           </a:xfrm>
                           <a:prstGeom prst="rect">
                             <a:avLst/>
@@ -8289,23 +9843,23 @@
               </w:rPr>
               <w:drawing>
                 <wp:inline distT="0" distB="0" distL="0" distR="0">
-                  <wp:extent cx="2571750" cy="2857500"/>
+                  <wp:extent cx="257175" cy="200025"/>
                   <wp:effectExtent l="0" t="0" r="0" b="0"/>
-                  <wp:docPr id="179" name="Picture 179" descr="image"/>
+                  <wp:docPr id="337" name="Picture 337" descr="image"/>
                   <wp:cNvGraphicFramePr>
-                    <a:graphicFrameLocks xmlns:a="http://schemas.openxmlformats.org/drawingml/2006/main" noChangeAspect="1"/>
+                    <a:graphicFrameLocks noChangeAspect="1"/>
                   </wp:cNvGraphicFramePr>
-                  <a:graphic xmlns:a="http://schemas.openxmlformats.org/drawingml/2006/main">
+                  <a:graphic>
                     <a:graphicData uri="http://schemas.openxmlformats.org/drawingml/2006/picture">
-                      <pic:pic xmlns:pic="http://schemas.openxmlformats.org/drawingml/2006/picture">
+                      <pic:pic>
                         <pic:nvPicPr>
-                          <pic:cNvPr id="179" name="Picture 179" descr="image"/>
+                          <pic:cNvPr id="337" name="Picture 337" descr="image"/>
                           <pic:cNvPicPr>
                             <a:picLocks noChangeAspect="1"/>
                           </pic:cNvPicPr>
                         </pic:nvPicPr>
                         <pic:blipFill>
-                          <a:blip r:embed="rId13|rId142"/>
+                          <a:blip r:embed="rId13"/>
                           <a:stretch>
                             <a:fillRect/>
                           </a:stretch>
@@ -8313,7 +9867,44 @@
                         <pic:spPr>
                           <a:xfrm>
                             <a:off x="0" y="0"/>
-                            <a:ext cx="2571750" cy="2857500"/>
+                            <a:ext cx="257175" cy="200025"/>
+                          </a:xfrm>
+                          <a:prstGeom prst="rect">
+                            <a:avLst/>
+                          </a:prstGeom>
+                        </pic:spPr>
+                      </pic:pic>
+                    </a:graphicData>
+                  </a:graphic>
+                </wp:inline>
+              </w:drawing>
+              <w:drawing>
+                <wp:inline distT="0" distB="0" distL="0" distR="0">
+                  <wp:extent cx="1876425" cy="1028700"/>
+                  <wp:effectExtent l="0" t="0" r="0" b="0"/>
+                  <wp:docPr id="338" name="Picture 338" descr="image"/>
+                  <wp:cNvGraphicFramePr>
+                    <a:graphicFrameLocks noChangeAspect="1"/>
+                  </wp:cNvGraphicFramePr>
+                  <a:graphic>
+                    <a:graphicData uri="http://schemas.openxmlformats.org/drawingml/2006/picture">
+                      <pic:pic>
+                        <pic:nvPicPr>
+                          <pic:cNvPr id="338" name="Picture 338" descr="image"/>
+                          <pic:cNvPicPr>
+                            <a:picLocks noChangeAspect="1"/>
+                          </pic:cNvPicPr>
+                        </pic:nvPicPr>
+                        <pic:blipFill>
+                          <a:blip r:embed="rId142"/>
+                          <a:stretch>
+                            <a:fillRect/>
+                          </a:stretch>
+                        </pic:blipFill>
+                        <pic:spPr>
+                          <a:xfrm>
+                            <a:off x="0" y="0"/>
+                            <a:ext cx="1876425" cy="1028700"/>
                           </a:xfrm>
                           <a:prstGeom prst="rect">
                             <a:avLst/>
@@ -8377,23 +9968,23 @@
               </w:rPr>
               <w:drawing>
                 <wp:inline distT="0" distB="0" distL="0" distR="0">
-                  <wp:extent cx="2571750" cy="2857500"/>
+                  <wp:extent cx="257175" cy="200025"/>
                   <wp:effectExtent l="0" t="0" r="0" b="0"/>
-                  <wp:docPr id="180" name="Picture 180" descr="image"/>
+                  <wp:docPr id="339" name="Picture 339" descr="image"/>
                   <wp:cNvGraphicFramePr>
-                    <a:graphicFrameLocks xmlns:a="http://schemas.openxmlformats.org/drawingml/2006/main" noChangeAspect="1"/>
+                    <a:graphicFrameLocks noChangeAspect="1"/>
                   </wp:cNvGraphicFramePr>
-                  <a:graphic xmlns:a="http://schemas.openxmlformats.org/drawingml/2006/main">
+                  <a:graphic>
                     <a:graphicData uri="http://schemas.openxmlformats.org/drawingml/2006/picture">
-                      <pic:pic xmlns:pic="http://schemas.openxmlformats.org/drawingml/2006/picture">
+                      <pic:pic>
                         <pic:nvPicPr>
-                          <pic:cNvPr id="180" name="Picture 180" descr="image"/>
+                          <pic:cNvPr id="339" name="Picture 339" descr="image"/>
                           <pic:cNvPicPr>
                             <a:picLocks noChangeAspect="1"/>
                           </pic:cNvPicPr>
                         </pic:nvPicPr>
                         <pic:blipFill>
-                          <a:blip r:embed="rId6|rId144"/>
+                          <a:blip r:embed="rId6"/>
                           <a:stretch>
                             <a:fillRect/>
                           </a:stretch>
@@ -8401,7 +9992,44 @@
                         <pic:spPr>
                           <a:xfrm>
                             <a:off x="0" y="0"/>
-                            <a:ext cx="2571750" cy="2857500"/>
+                            <a:ext cx="257175" cy="200025"/>
+                          </a:xfrm>
+                          <a:prstGeom prst="rect">
+                            <a:avLst/>
+                          </a:prstGeom>
+                        </pic:spPr>
+                      </pic:pic>
+                    </a:graphicData>
+                  </a:graphic>
+                </wp:inline>
+              </w:drawing>
+              <w:drawing>
+                <wp:inline distT="0" distB="0" distL="0" distR="0">
+                  <wp:extent cx="2543175" cy="1019175"/>
+                  <wp:effectExtent l="0" t="0" r="0" b="0"/>
+                  <wp:docPr id="340" name="Picture 340" descr="image"/>
+                  <wp:cNvGraphicFramePr>
+                    <a:graphicFrameLocks noChangeAspect="1"/>
+                  </wp:cNvGraphicFramePr>
+                  <a:graphic>
+                    <a:graphicData uri="http://schemas.openxmlformats.org/drawingml/2006/picture">
+                      <pic:pic>
+                        <pic:nvPicPr>
+                          <pic:cNvPr id="340" name="Picture 340" descr="image"/>
+                          <pic:cNvPicPr>
+                            <a:picLocks noChangeAspect="1"/>
+                          </pic:cNvPicPr>
+                        </pic:nvPicPr>
+                        <pic:blipFill>
+                          <a:blip r:embed="rId144"/>
+                          <a:stretch>
+                            <a:fillRect/>
+                          </a:stretch>
+                        </pic:blipFill>
+                        <pic:spPr>
+                          <a:xfrm>
+                            <a:off x="0" y="0"/>
+                            <a:ext cx="2543175" cy="1019175"/>
                           </a:xfrm>
                           <a:prstGeom prst="rect">
                             <a:avLst/>
@@ -8470,23 +10098,23 @@
               </w:rPr>
               <w:drawing>
                 <wp:inline distT="0" distB="0" distL="0" distR="0">
-                  <wp:extent cx="2571750" cy="2857500"/>
+                  <wp:extent cx="257175" cy="200025"/>
                   <wp:effectExtent l="0" t="0" r="0" b="0"/>
-                  <wp:docPr id="181" name="Picture 181" descr="image"/>
+                  <wp:docPr id="341" name="Picture 341" descr="image"/>
                   <wp:cNvGraphicFramePr>
-                    <a:graphicFrameLocks xmlns:a="http://schemas.openxmlformats.org/drawingml/2006/main" noChangeAspect="1"/>
+                    <a:graphicFrameLocks noChangeAspect="1"/>
                   </wp:cNvGraphicFramePr>
-                  <a:graphic xmlns:a="http://schemas.openxmlformats.org/drawingml/2006/main">
+                  <a:graphic>
                     <a:graphicData uri="http://schemas.openxmlformats.org/drawingml/2006/picture">
-                      <pic:pic xmlns:pic="http://schemas.openxmlformats.org/drawingml/2006/picture">
+                      <pic:pic>
                         <pic:nvPicPr>
-                          <pic:cNvPr id="181" name="Picture 181" descr="image"/>
+                          <pic:cNvPr id="341" name="Picture 341" descr="image"/>
                           <pic:cNvPicPr>
                             <a:picLocks noChangeAspect="1"/>
                           </pic:cNvPicPr>
                         </pic:nvPicPr>
                         <pic:blipFill>
-                          <a:blip r:embed="rId6|rId146"/>
+                          <a:blip r:embed="rId6"/>
                           <a:stretch>
                             <a:fillRect/>
                           </a:stretch>
@@ -8494,7 +10122,44 @@
                         <pic:spPr>
                           <a:xfrm>
                             <a:off x="0" y="0"/>
-                            <a:ext cx="2571750" cy="2857500"/>
+                            <a:ext cx="257175" cy="200025"/>
+                          </a:xfrm>
+                          <a:prstGeom prst="rect">
+                            <a:avLst/>
+                          </a:prstGeom>
+                        </pic:spPr>
+                      </pic:pic>
+                    </a:graphicData>
+                  </a:graphic>
+                </wp:inline>
+              </w:drawing>
+              <w:drawing>
+                <wp:inline distT="0" distB="0" distL="0" distR="0">
+                  <wp:extent cx="1114425" cy="1000125"/>
+                  <wp:effectExtent l="0" t="0" r="0" b="0"/>
+                  <wp:docPr id="342" name="Picture 342" descr="image"/>
+                  <wp:cNvGraphicFramePr>
+                    <a:graphicFrameLocks noChangeAspect="1"/>
+                  </wp:cNvGraphicFramePr>
+                  <a:graphic>
+                    <a:graphicData uri="http://schemas.openxmlformats.org/drawingml/2006/picture">
+                      <pic:pic>
+                        <pic:nvPicPr>
+                          <pic:cNvPr id="342" name="Picture 342" descr="image"/>
+                          <pic:cNvPicPr>
+                            <a:picLocks noChangeAspect="1"/>
+                          </pic:cNvPicPr>
+                        </pic:nvPicPr>
+                        <pic:blipFill>
+                          <a:blip r:embed="rId146"/>
+                          <a:stretch>
+                            <a:fillRect/>
+                          </a:stretch>
+                        </pic:blipFill>
+                        <pic:spPr>
+                          <a:xfrm>
+                            <a:off x="0" y="0"/>
+                            <a:ext cx="1114425" cy="1000125"/>
                           </a:xfrm>
                           <a:prstGeom prst="rect">
                             <a:avLst/>
@@ -8558,23 +10223,23 @@
               </w:rPr>
               <w:drawing>
                 <wp:inline distT="0" distB="0" distL="0" distR="0">
-                  <wp:extent cx="2571750" cy="2857500"/>
+                  <wp:extent cx="257175" cy="200025"/>
                   <wp:effectExtent l="0" t="0" r="0" b="0"/>
-                  <wp:docPr id="182" name="Picture 182" descr="image"/>
+                  <wp:docPr id="343" name="Picture 343" descr="image"/>
                   <wp:cNvGraphicFramePr>
-                    <a:graphicFrameLocks xmlns:a="http://schemas.openxmlformats.org/drawingml/2006/main" noChangeAspect="1"/>
+                    <a:graphicFrameLocks noChangeAspect="1"/>
                   </wp:cNvGraphicFramePr>
-                  <a:graphic xmlns:a="http://schemas.openxmlformats.org/drawingml/2006/main">
+                  <a:graphic>
                     <a:graphicData uri="http://schemas.openxmlformats.org/drawingml/2006/picture">
-                      <pic:pic xmlns:pic="http://schemas.openxmlformats.org/drawingml/2006/picture">
+                      <pic:pic>
                         <pic:nvPicPr>
-                          <pic:cNvPr id="182" name="Picture 182" descr="image"/>
+                          <pic:cNvPr id="343" name="Picture 343" descr="image"/>
                           <pic:cNvPicPr>
                             <a:picLocks noChangeAspect="1"/>
                           </pic:cNvPicPr>
                         </pic:nvPicPr>
                         <pic:blipFill>
-                          <a:blip r:embed="rId6|rId148"/>
+                          <a:blip r:embed="rId6"/>
                           <a:stretch>
                             <a:fillRect/>
                           </a:stretch>
@@ -8582,7 +10247,44 @@
                         <pic:spPr>
                           <a:xfrm>
                             <a:off x="0" y="0"/>
-                            <a:ext cx="2571750" cy="2857500"/>
+                            <a:ext cx="257175" cy="200025"/>
+                          </a:xfrm>
+                          <a:prstGeom prst="rect">
+                            <a:avLst/>
+                          </a:prstGeom>
+                        </pic:spPr>
+                      </pic:pic>
+                    </a:graphicData>
+                  </a:graphic>
+                </wp:inline>
+              </w:drawing>
+              <w:drawing>
+                <wp:inline distT="0" distB="0" distL="0" distR="0">
+                  <wp:extent cx="981075" cy="1028700"/>
+                  <wp:effectExtent l="0" t="0" r="0" b="0"/>
+                  <wp:docPr id="344" name="Picture 344" descr="image"/>
+                  <wp:cNvGraphicFramePr>
+                    <a:graphicFrameLocks noChangeAspect="1"/>
+                  </wp:cNvGraphicFramePr>
+                  <a:graphic>
+                    <a:graphicData uri="http://schemas.openxmlformats.org/drawingml/2006/picture">
+                      <pic:pic>
+                        <pic:nvPicPr>
+                          <pic:cNvPr id="344" name="Picture 344" descr="image"/>
+                          <pic:cNvPicPr>
+                            <a:picLocks noChangeAspect="1"/>
+                          </pic:cNvPicPr>
+                        </pic:nvPicPr>
+                        <pic:blipFill>
+                          <a:blip r:embed="rId148"/>
+                          <a:stretch>
+                            <a:fillRect/>
+                          </a:stretch>
+                        </pic:blipFill>
+                        <pic:spPr>
+                          <a:xfrm>
+                            <a:off x="0" y="0"/>
+                            <a:ext cx="981075" cy="1028700"/>
                           </a:xfrm>
                           <a:prstGeom prst="rect">
                             <a:avLst/>
@@ -9475,23 +11177,23 @@
               </w:rPr>
               <w:drawing>
                 <wp:inline distT="0" distB="0" distL="0" distR="0">
-                  <wp:extent cx="2571750" cy="2857500"/>
+                  <wp:extent cx="257175" cy="200025"/>
                   <wp:effectExtent l="0" t="0" r="0" b="0"/>
-                  <wp:docPr id="192" name="Picture 192" descr="image"/>
+                  <wp:docPr id="345" name="Picture 345" descr="image"/>
                   <wp:cNvGraphicFramePr>
-                    <a:graphicFrameLocks xmlns:a="http://schemas.openxmlformats.org/drawingml/2006/main" noChangeAspect="1"/>
+                    <a:graphicFrameLocks noChangeAspect="1"/>
                   </wp:cNvGraphicFramePr>
-                  <a:graphic xmlns:a="http://schemas.openxmlformats.org/drawingml/2006/main">
+                  <a:graphic>
                     <a:graphicData uri="http://schemas.openxmlformats.org/drawingml/2006/picture">
-                      <pic:pic xmlns:pic="http://schemas.openxmlformats.org/drawingml/2006/picture">
+                      <pic:pic>
                         <pic:nvPicPr>
-                          <pic:cNvPr id="192" name="Picture 192" descr="image"/>
+                          <pic:cNvPr id="345" name="Picture 345" descr="image"/>
                           <pic:cNvPicPr>
                             <a:picLocks noChangeAspect="1"/>
                           </pic:cNvPicPr>
                         </pic:nvPicPr>
                         <pic:blipFill>
-                          <a:blip r:embed="rId13|rId159"/>
+                          <a:blip r:embed="rId13"/>
                           <a:stretch>
                             <a:fillRect/>
                           </a:stretch>
@@ -9499,7 +11201,44 @@
                         <pic:spPr>
                           <a:xfrm>
                             <a:off x="0" y="0"/>
-                            <a:ext cx="2571750" cy="2857500"/>
+                            <a:ext cx="257175" cy="200025"/>
+                          </a:xfrm>
+                          <a:prstGeom prst="rect">
+                            <a:avLst/>
+                          </a:prstGeom>
+                        </pic:spPr>
+                      </pic:pic>
+                    </a:graphicData>
+                  </a:graphic>
+                </wp:inline>
+              </w:drawing>
+              <w:drawing>
+                <wp:inline distT="0" distB="0" distL="0" distR="0">
+                  <wp:extent cx="2114550" cy="1038225"/>
+                  <wp:effectExtent l="0" t="0" r="0" b="0"/>
+                  <wp:docPr id="346" name="Picture 346" descr="image"/>
+                  <wp:cNvGraphicFramePr>
+                    <a:graphicFrameLocks noChangeAspect="1"/>
+                  </wp:cNvGraphicFramePr>
+                  <a:graphic>
+                    <a:graphicData uri="http://schemas.openxmlformats.org/drawingml/2006/picture">
+                      <pic:pic>
+                        <pic:nvPicPr>
+                          <pic:cNvPr id="346" name="Picture 346" descr="image"/>
+                          <pic:cNvPicPr>
+                            <a:picLocks noChangeAspect="1"/>
+                          </pic:cNvPicPr>
+                        </pic:nvPicPr>
+                        <pic:blipFill>
+                          <a:blip r:embed="rId159"/>
+                          <a:stretch>
+                            <a:fillRect/>
+                          </a:stretch>
+                        </pic:blipFill>
+                        <pic:spPr>
+                          <a:xfrm>
+                            <a:off x="0" y="0"/>
+                            <a:ext cx="2114550" cy="1038225"/>
                           </a:xfrm>
                           <a:prstGeom prst="rect">
                             <a:avLst/>
@@ -9563,23 +11302,23 @@
               </w:rPr>
               <w:drawing>
                 <wp:inline distT="0" distB="0" distL="0" distR="0">
-                  <wp:extent cx="2571750" cy="2857500"/>
+                  <wp:extent cx="257175" cy="200025"/>
                   <wp:effectExtent l="0" t="0" r="0" b="0"/>
-                  <wp:docPr id="193" name="Picture 193" descr="image"/>
+                  <wp:docPr id="347" name="Picture 347" descr="image"/>
                   <wp:cNvGraphicFramePr>
-                    <a:graphicFrameLocks xmlns:a="http://schemas.openxmlformats.org/drawingml/2006/main" noChangeAspect="1"/>
+                    <a:graphicFrameLocks noChangeAspect="1"/>
                   </wp:cNvGraphicFramePr>
-                  <a:graphic xmlns:a="http://schemas.openxmlformats.org/drawingml/2006/main">
+                  <a:graphic>
                     <a:graphicData uri="http://schemas.openxmlformats.org/drawingml/2006/picture">
-                      <pic:pic xmlns:pic="http://schemas.openxmlformats.org/drawingml/2006/picture">
+                      <pic:pic>
                         <pic:nvPicPr>
-                          <pic:cNvPr id="193" name="Picture 193" descr="image"/>
+                          <pic:cNvPr id="347" name="Picture 347" descr="image"/>
                           <pic:cNvPicPr>
                             <a:picLocks noChangeAspect="1"/>
                           </pic:cNvPicPr>
                         </pic:nvPicPr>
                         <pic:blipFill>
-                          <a:blip r:embed="rId6|rId161"/>
+                          <a:blip r:embed="rId6"/>
                           <a:stretch>
                             <a:fillRect/>
                           </a:stretch>
@@ -9587,7 +11326,44 @@
                         <pic:spPr>
                           <a:xfrm>
                             <a:off x="0" y="0"/>
-                            <a:ext cx="2571750" cy="2857500"/>
+                            <a:ext cx="257175" cy="200025"/>
+                          </a:xfrm>
+                          <a:prstGeom prst="rect">
+                            <a:avLst/>
+                          </a:prstGeom>
+                        </pic:spPr>
+                      </pic:pic>
+                    </a:graphicData>
+                  </a:graphic>
+                </wp:inline>
+              </w:drawing>
+              <w:drawing>
+                <wp:inline distT="0" distB="0" distL="0" distR="0">
+                  <wp:extent cx="2390775" cy="1047750"/>
+                  <wp:effectExtent l="0" t="0" r="0" b="0"/>
+                  <wp:docPr id="348" name="Picture 348" descr="image"/>
+                  <wp:cNvGraphicFramePr>
+                    <a:graphicFrameLocks noChangeAspect="1"/>
+                  </wp:cNvGraphicFramePr>
+                  <a:graphic>
+                    <a:graphicData uri="http://schemas.openxmlformats.org/drawingml/2006/picture">
+                      <pic:pic>
+                        <pic:nvPicPr>
+                          <pic:cNvPr id="348" name="Picture 348" descr="image"/>
+                          <pic:cNvPicPr>
+                            <a:picLocks noChangeAspect="1"/>
+                          </pic:cNvPicPr>
+                        </pic:nvPicPr>
+                        <pic:blipFill>
+                          <a:blip r:embed="rId161"/>
+                          <a:stretch>
+                            <a:fillRect/>
+                          </a:stretch>
+                        </pic:blipFill>
+                        <pic:spPr>
+                          <a:xfrm>
+                            <a:off x="0" y="0"/>
+                            <a:ext cx="2390775" cy="1047750"/>
                           </a:xfrm>
                           <a:prstGeom prst="rect">
                             <a:avLst/>
@@ -9656,23 +11432,23 @@
               </w:rPr>
               <w:drawing>
                 <wp:inline distT="0" distB="0" distL="0" distR="0">
-                  <wp:extent cx="2571750" cy="2857500"/>
+                  <wp:extent cx="257175" cy="200025"/>
                   <wp:effectExtent l="0" t="0" r="0" b="0"/>
-                  <wp:docPr id="194" name="Picture 194" descr="image"/>
+                  <wp:docPr id="349" name="Picture 349" descr="image"/>
                   <wp:cNvGraphicFramePr>
-                    <a:graphicFrameLocks xmlns:a="http://schemas.openxmlformats.org/drawingml/2006/main" noChangeAspect="1"/>
+                    <a:graphicFrameLocks noChangeAspect="1"/>
                   </wp:cNvGraphicFramePr>
-                  <a:graphic xmlns:a="http://schemas.openxmlformats.org/drawingml/2006/main">
+                  <a:graphic>
                     <a:graphicData uri="http://schemas.openxmlformats.org/drawingml/2006/picture">
-                      <pic:pic xmlns:pic="http://schemas.openxmlformats.org/drawingml/2006/picture">
+                      <pic:pic>
                         <pic:nvPicPr>
-                          <pic:cNvPr id="194" name="Picture 194" descr="image"/>
+                          <pic:cNvPr id="349" name="Picture 349" descr="image"/>
                           <pic:cNvPicPr>
                             <a:picLocks noChangeAspect="1"/>
                           </pic:cNvPicPr>
                         </pic:nvPicPr>
                         <pic:blipFill>
-                          <a:blip r:embed="rId6|rId163"/>
+                          <a:blip r:embed="rId6"/>
                           <a:stretch>
                             <a:fillRect/>
                           </a:stretch>
@@ -9680,7 +11456,44 @@
                         <pic:spPr>
                           <a:xfrm>
                             <a:off x="0" y="0"/>
-                            <a:ext cx="2571750" cy="2857500"/>
+                            <a:ext cx="257175" cy="200025"/>
+                          </a:xfrm>
+                          <a:prstGeom prst="rect">
+                            <a:avLst/>
+                          </a:prstGeom>
+                        </pic:spPr>
+                      </pic:pic>
+                    </a:graphicData>
+                  </a:graphic>
+                </wp:inline>
+              </w:drawing>
+              <w:drawing>
+                <wp:inline distT="0" distB="0" distL="0" distR="0">
+                  <wp:extent cx="2447925" cy="1009650"/>
+                  <wp:effectExtent l="0" t="0" r="0" b="0"/>
+                  <wp:docPr id="350" name="Picture 350" descr="image"/>
+                  <wp:cNvGraphicFramePr>
+                    <a:graphicFrameLocks noChangeAspect="1"/>
+                  </wp:cNvGraphicFramePr>
+                  <a:graphic>
+                    <a:graphicData uri="http://schemas.openxmlformats.org/drawingml/2006/picture">
+                      <pic:pic>
+                        <pic:nvPicPr>
+                          <pic:cNvPr id="350" name="Picture 350" descr="image"/>
+                          <pic:cNvPicPr>
+                            <a:picLocks noChangeAspect="1"/>
+                          </pic:cNvPicPr>
+                        </pic:nvPicPr>
+                        <pic:blipFill>
+                          <a:blip r:embed="rId163"/>
+                          <a:stretch>
+                            <a:fillRect/>
+                          </a:stretch>
+                        </pic:blipFill>
+                        <pic:spPr>
+                          <a:xfrm>
+                            <a:off x="0" y="0"/>
+                            <a:ext cx="2447925" cy="1009650"/>
                           </a:xfrm>
                           <a:prstGeom prst="rect">
                             <a:avLst/>
@@ -9744,23 +11557,23 @@
               </w:rPr>
               <w:drawing>
                 <wp:inline distT="0" distB="0" distL="0" distR="0">
-                  <wp:extent cx="2571750" cy="2857500"/>
+                  <wp:extent cx="257175" cy="200025"/>
                   <wp:effectExtent l="0" t="0" r="0" b="0"/>
-                  <wp:docPr id="195" name="Picture 195" descr="image"/>
+                  <wp:docPr id="351" name="Picture 351" descr="image"/>
                   <wp:cNvGraphicFramePr>
-                    <a:graphicFrameLocks xmlns:a="http://schemas.openxmlformats.org/drawingml/2006/main" noChangeAspect="1"/>
+                    <a:graphicFrameLocks noChangeAspect="1"/>
                   </wp:cNvGraphicFramePr>
-                  <a:graphic xmlns:a="http://schemas.openxmlformats.org/drawingml/2006/main">
+                  <a:graphic>
                     <a:graphicData uri="http://schemas.openxmlformats.org/drawingml/2006/picture">
-                      <pic:pic xmlns:pic="http://schemas.openxmlformats.org/drawingml/2006/picture">
+                      <pic:pic>
                         <pic:nvPicPr>
-                          <pic:cNvPr id="195" name="Picture 195" descr="image"/>
+                          <pic:cNvPr id="351" name="Picture 351" descr="image"/>
                           <pic:cNvPicPr>
                             <a:picLocks noChangeAspect="1"/>
                           </pic:cNvPicPr>
                         </pic:nvPicPr>
                         <pic:blipFill>
-                          <a:blip r:embed="rId6|rId165"/>
+                          <a:blip r:embed="rId6"/>
                           <a:stretch>
                             <a:fillRect/>
                           </a:stretch>
@@ -9768,7 +11581,44 @@
                         <pic:spPr>
                           <a:xfrm>
                             <a:off x="0" y="0"/>
-                            <a:ext cx="2571750" cy="2857500"/>
+                            <a:ext cx="257175" cy="200025"/>
+                          </a:xfrm>
+                          <a:prstGeom prst="rect">
+                            <a:avLst/>
+                          </a:prstGeom>
+                        </pic:spPr>
+                      </pic:pic>
+                    </a:graphicData>
+                  </a:graphic>
+                </wp:inline>
+              </w:drawing>
+              <w:drawing>
+                <wp:inline distT="0" distB="0" distL="0" distR="0">
+                  <wp:extent cx="2085975" cy="990600"/>
+                  <wp:effectExtent l="0" t="0" r="0" b="0"/>
+                  <wp:docPr id="352" name="Picture 352" descr="image"/>
+                  <wp:cNvGraphicFramePr>
+                    <a:graphicFrameLocks noChangeAspect="1"/>
+                  </wp:cNvGraphicFramePr>
+                  <a:graphic>
+                    <a:graphicData uri="http://schemas.openxmlformats.org/drawingml/2006/picture">
+                      <pic:pic>
+                        <pic:nvPicPr>
+                          <pic:cNvPr id="352" name="Picture 352" descr="image"/>
+                          <pic:cNvPicPr>
+                            <a:picLocks noChangeAspect="1"/>
+                          </pic:cNvPicPr>
+                        </pic:nvPicPr>
+                        <pic:blipFill>
+                          <a:blip r:embed="rId165"/>
+                          <a:stretch>
+                            <a:fillRect/>
+                          </a:stretch>
+                        </pic:blipFill>
+                        <pic:spPr>
+                          <a:xfrm>
+                            <a:off x="0" y="0"/>
+                            <a:ext cx="2085975" cy="990600"/>
                           </a:xfrm>
                           <a:prstGeom prst="rect">
                             <a:avLst/>
@@ -11408,23 +13258,23 @@
         </w:rPr>
         <w:drawing>
           <wp:inline distT="0" distB="0" distL="0" distR="0">
-            <wp:extent cx="3132000" cy="2857500"/>
+            <wp:extent cx="3152775" cy="3057525"/>
             <wp:effectExtent l="0" t="0" r="0" b="0"/>
-            <wp:docPr id="212" name="Picture 212" descr="image"/>
+            <wp:docPr id="353" name="Picture 353" descr="image"/>
             <wp:cNvGraphicFramePr>
-              <a:graphicFrameLocks xmlns:a="http://schemas.openxmlformats.org/drawingml/2006/main" noChangeAspect="1"/>
+              <a:graphicFrameLocks noChangeAspect="1"/>
             </wp:cNvGraphicFramePr>
-            <a:graphic xmlns:a="http://schemas.openxmlformats.org/drawingml/2006/main">
+            <a:graphic>
               <a:graphicData uri="http://schemas.openxmlformats.org/drawingml/2006/picture">
-                <pic:pic xmlns:pic="http://schemas.openxmlformats.org/drawingml/2006/picture">
+                <pic:pic>
                   <pic:nvPicPr>
-                    <pic:cNvPr id="212" name="Picture 212" descr="image"/>
+                    <pic:cNvPr id="353" name="Picture 353" descr="image"/>
                     <pic:cNvPicPr>
                       <a:picLocks noChangeAspect="1"/>
                     </pic:cNvPicPr>
                   </pic:nvPicPr>
                   <pic:blipFill>
-                    <a:blip r:embed="rId190|rId191"/>
+                    <a:blip r:embed="rId190"/>
                     <a:stretch>
                       <a:fillRect/>
                     </a:stretch>
@@ -11432,7 +13282,44 @@
                   <pic:spPr>
                     <a:xfrm>
                       <a:off x="0" y="0"/>
-                      <a:ext cx="3132000" cy="2857500"/>
+                      <a:ext cx="3152775" cy="3057525"/>
+                    </a:xfrm>
+                    <a:prstGeom prst="rect">
+                      <a:avLst/>
+                    </a:prstGeom>
+                  </pic:spPr>
+                </pic:pic>
+              </a:graphicData>
+            </a:graphic>
+          </wp:inline>
+        </w:drawing>
+        <w:drawing>
+          <wp:inline distT="0" distB="0" distL="0" distR="0">
+            <wp:extent cx="2181225" cy="2076450"/>
+            <wp:effectExtent l="0" t="0" r="0" b="0"/>
+            <wp:docPr id="354" name="Picture 354" descr="image"/>
+            <wp:cNvGraphicFramePr>
+              <a:graphicFrameLocks noChangeAspect="1"/>
+            </wp:cNvGraphicFramePr>
+            <a:graphic>
+              <a:graphicData uri="http://schemas.openxmlformats.org/drawingml/2006/picture">
+                <pic:pic>
+                  <pic:nvPicPr>
+                    <pic:cNvPr id="354" name="Picture 354" descr="image"/>
+                    <pic:cNvPicPr>
+                      <a:picLocks noChangeAspect="1"/>
+                    </pic:cNvPicPr>
+                  </pic:nvPicPr>
+                  <pic:blipFill>
+                    <a:blip r:embed="rId191"/>
+                    <a:stretch>
+                      <a:fillRect/>
+                    </a:stretch>
+                  </pic:blipFill>
+                  <pic:spPr>
+                    <a:xfrm>
+                      <a:off x="0" y="0"/>
+                      <a:ext cx="2181225" cy="2076450"/>
                     </a:xfrm>
                     <a:prstGeom prst="rect">
                       <a:avLst/>
@@ -14286,68 +16173,7 @@
 </w:document>
 </file>
 
-<file path=word\fontTable.xml><?xml version="1.0" encoding="utf-8"?>
-<w:fonts xmlns:mc="http://schemas.openxmlformats.org/markup-compatibility/2006" xmlns:r="http://schemas.openxmlformats.org/officeDocument/2006/relationships" xmlns:w="http://schemas.openxmlformats.org/wordprocessingml/2006/main" xmlns:w14="http://schemas.microsoft.com/office/word/2010/wordml" mc:Ignorable="w14">
-  <w:font w:name="Times New Roman">
-    <w:panose1 w:val="02020603050405020304"/>
-    <w:charset w:val="00"/>
-    <w:family w:val="roman"/>
-    <w:pitch w:val="variable"/>
-    <w:sig w:usb0="20007A87" w:usb1="80000000" w:usb2="00000008" w:usb3="00000000" w:csb0="000001FF" w:csb1="00000000"/>
-  </w:font>
-  <w:font w:name="宋体">
-    <w:panose1 w:val="02010600030101010101"/>
-    <w:charset w:val="86"/>
-    <w:family w:val="auto"/>
-    <w:pitch w:val="default"/>
-    <w:sig w:usb0="00000003" w:usb1="288F0000" w:usb2="00000006" w:usb3="00000000" w:csb0="00040001" w:csb1="00000000"/>
-  </w:font>
-  <w:font w:name="Wingdings">
-    <w:panose1 w:val="05000000000000000000"/>
-    <w:charset w:val="02"/>
-    <w:family w:val="auto"/>
-    <w:pitch w:val="default"/>
-    <w:sig w:usb0="00000000" w:usb1="00000000" w:usb2="00000000" w:usb3="00000000" w:csb0="80000000" w:csb1="00000000"/>
-  </w:font>
-  <w:font w:name="Arial">
-    <w:panose1 w:val="020B0604020202020204"/>
-    <w:charset w:val="01"/>
-    <w:family w:val="swiss"/>
-    <w:pitch w:val="default"/>
-    <w:sig w:usb0="E0002AFF" w:usb1="C0007843" w:usb2="00000009" w:usb3="00000000" w:csb0="400001FF" w:csb1="FFFF0000"/>
-  </w:font>
-  <w:font w:name="黑体">
-    <w:panose1 w:val="02010609060101010101"/>
-    <w:charset w:val="86"/>
-    <w:family w:val="auto"/>
-    <w:pitch w:val="default"/>
-    <w:sig w:usb0="800002BF" w:usb1="38CF7CFA" w:usb2="00000016" w:usb3="00000000" w:csb0="00040001" w:csb1="00000000"/>
-  </w:font>
-  <w:font w:name="Courier New">
-    <w:panose1 w:val="02070309020205020404"/>
-    <w:charset w:val="01"/>
-    <w:family w:val="modern"/>
-    <w:pitch w:val="default"/>
-    <w:sig w:usb0="E0002AFF" w:usb1="C0007843" w:usb2="00000009" w:usb3="00000000" w:csb0="400001FF" w:csb1="FFFF0000"/>
-  </w:font>
-  <w:font w:name="Symbol">
-    <w:panose1 w:val="05050102010706020507"/>
-    <w:charset w:val="02"/>
-    <w:family w:val="roman"/>
-    <w:pitch w:val="default"/>
-    <w:sig w:usb0="00000000" w:usb1="00000000" w:usb2="00000000" w:usb3="00000000" w:csb0="80000000" w:csb1="00000000"/>
-  </w:font>
-  <w:font w:name="Calibri">
-    <w:panose1 w:val="020F0502020204030204"/>
-    <w:charset w:val="00"/>
-    <w:family w:val="swiss"/>
-    <w:pitch w:val="default"/>
-    <w:sig w:usb0="E10002FF" w:usb1="4000ACFF" w:usb2="00000009" w:usb3="00000000" w:csb0="2000019F" w:csb1="00000000"/>
-  </w:font>
-</w:fonts>
-</file>
-
-<file path=word\footer1.xml><?xml version="1.0" encoding="utf-8"?>
+<file path=word/footer1.xml><?xml version="1.0" encoding="utf-8"?>
 <w:ftr xmlns:w="http://schemas.openxmlformats.org/wordprocessingml/2006/main">
   <w:p>
     <w:pPr>
@@ -14427,63 +16253,7 @@
 </w:ftr>
 </file>
 
-<file path=word\settings.xml><?xml version="1.0" encoding="utf-8"?>
-<w:settings xmlns:mc="http://schemas.openxmlformats.org/markup-compatibility/2006" xmlns:o="urn:schemas-microsoft-com:office:office" xmlns:r="http://schemas.openxmlformats.org/officeDocument/2006/relationships" xmlns:m="http://schemas.openxmlformats.org/officeDocument/2006/math" xmlns:v="urn:schemas-microsoft-com:vml" xmlns:w10="urn:schemas-microsoft-com:office:word" xmlns:w="http://schemas.openxmlformats.org/wordprocessingml/2006/main" xmlns:w14="http://schemas.microsoft.com/office/word/2010/wordml" xmlns:sl="http://schemas.openxmlformats.org/schemaLibrary/2006/main" xmlns:wpsCustomData="http://www.wps.cn/officeDocument/2013/wpsCustomData" mc:Ignorable="w14">
-  <w:zoom w:percent="140"/>
-  <w:embedSystemFonts/>
-  <w:bordersDoNotSurroundHeader w:val="0"/>
-  <w:bordersDoNotSurroundFooter w:val="0"/>
-  <w:documentProtection w:enforcement="0"/>
-  <w:defaultTabStop w:val="420"/>
-  <w:drawingGridVerticalSpacing w:val="156"/>
-  <w:displayHorizontalDrawingGridEvery w:val="1"/>
-  <w:displayVerticalDrawingGridEvery w:val="1"/>
-  <w:noPunctuationKerning w:val="1"/>
-  <w:characterSpacingControl w:val="compressPunctuation"/>
-  <w:compat>
-    <w:spaceForUL/>
-    <w:balanceSingleByteDoubleByteWidth/>
-    <w:doNotLeaveBackslashAlone/>
-    <w:ulTrailSpace/>
-    <w:doNotExpandShiftReturn/>
-    <w:adjustLineHeightInTable/>
-    <w:doNotWrapTextWithPunct/>
-    <w:doNotUseEastAsianBreakRules/>
-    <w:useFELayout/>
-    <w:doNotUseIndentAsNumberingTabStop/>
-    <w:compatSetting w:name="compatibilityMode" w:uri="http://schemas.microsoft.com/office/word" w:val="14"/>
-    <w:compatSetting w:name="overrideTableStyleFontSizeAndJustification" w:uri="http://schemas.microsoft.com/office/word" w:val="1"/>
-    <w:compatSetting w:name="enableOpenTypeFeatures" w:uri="http://schemas.microsoft.com/office/word" w:val="1"/>
-    <w:compatSetting w:name="doNotFlipMirrorIndents" w:uri="http://schemas.microsoft.com/office/word" w:val="1"/>
-  </w:compat>
-  <w:docVars>
-    <w:docVar w:name="commondata" w:val="eyJoZGlkIjoiYjNlNGMwODc5NGZhN2IzZjQ2YTBmMjBiZGE0Njg2NzkifQ=="/>
-  </w:docVars>
-  <w:rsids>
-    <w:rsidRoot w:val="0D477C92"/>
-    <w:rsid w:val="0D477C92"/>
-    <w:rsid w:val="76571F4C"/>
-  </w:rsids>
-  <m:mathPr>
-    <m:mathFont m:val="Cambria Math"/>
-    <m:brkBin m:val="before"/>
-    <m:brkBinSub m:val="--"/>
-    <m:smallFrac m:val="0"/>
-    <m:dispDef/>
-    <m:lMargin m:val="0"/>
-    <m:rMargin m:val="0"/>
-    <m:defJc m:val="centerGroup"/>
-    <m:wrapIndent m:val="1440"/>
-    <m:intLim m:val="subSup"/>
-    <m:naryLim m:val="undOvr"/>
-  </m:mathPr>
-  <w:themeFontLang w:val="en-US" w:eastAsia="zh-CN"/>
-  <w:clrSchemeMapping w:bg1="light1" w:t1="dark1" w:bg2="light2" w:t2="dark2" w:accent1="accent1" w:accent2="accent2" w:accent3="accent3" w:accent4="accent4" w:accent5="accent5" w:accent6="accent6" w:hyperlink="hyperlink" w:followedHyperlink="followedHyperlink"/>
-  <w:doNotIncludeSubdocsInStats/>
-</w:settings>
-</file>
-
-<file path=word\styles.xml><?xml version="1.0" encoding="utf-8"?>
+<file path=word/styles.xml><?xml version="1.0" encoding="utf-8"?>
 <w:styles xmlns:mc="http://schemas.openxmlformats.org/markup-compatibility/2006" xmlns:o="urn:schemas-microsoft-com:office:office" xmlns:r="http://schemas.openxmlformats.org/officeDocument/2006/relationships" xmlns:m="http://schemas.openxmlformats.org/officeDocument/2006/math" xmlns:v="urn:schemas-microsoft-com:vml" xmlns:w="http://schemas.openxmlformats.org/wordprocessingml/2006/main" xmlns:w14="http://schemas.microsoft.com/office/word/2010/wordml" xmlns:w10="urn:schemas-microsoft-com:office:word" xmlns:sl="http://schemas.openxmlformats.org/schemaLibrary/2006/main" xmlns:wpsCustomData="http://www.wps.cn/officeDocument/2013/wpsCustomData" mc:Ignorable="w14">
   <w:docDefaults>
     <w:rPrDefault>
@@ -14814,7 +16584,487 @@
 </w:styles>
 </file>
 
-<file path=word\theme\theme1.xml><?xml version="1.0" encoding="utf-8"?>
+<file path=word/activeX/activeX1.xml><?xml version="1.0" encoding="utf-8"?>
+<ax:ocx xmlns:ax="http://schemas.microsoft.com/office/2006/activeX" xmlns:r="http://schemas.openxmlformats.org/officeDocument/2006/relationships" ax:classid="{5512D118-5CC6-11CF-8D67-00AA00BDCE1D}" r:id="rId1" ax:persistence="persistStorage"/>
+</file>
+
+<file path=word/activeX/activeX10.xml><?xml version="1.0" encoding="utf-8"?>
+<ax:ocx xmlns:ax="http://schemas.microsoft.com/office/2006/activeX" xmlns:r="http://schemas.openxmlformats.org/officeDocument/2006/relationships" ax:classid="{5512D118-5CC6-11CF-8D67-00AA00BDCE1D}" r:id="rId1" ax:persistence="persistStorage"/>
+</file>
+
+<file path=word/activeX/activeX100.xml><?xml version="1.0" encoding="utf-8"?>
+<ax:ocx xmlns:ax="http://schemas.microsoft.com/office/2006/activeX" xmlns:r="http://schemas.openxmlformats.org/officeDocument/2006/relationships" ax:classid="{5512D118-5CC6-11CF-8D67-00AA00BDCE1D}" r:id="rId1" ax:persistence="persistStorage"/>
+</file>
+
+<file path=word/activeX/activeX101.xml><?xml version="1.0" encoding="utf-8"?>
+<ax:ocx xmlns:ax="http://schemas.microsoft.com/office/2006/activeX" xmlns:r="http://schemas.openxmlformats.org/officeDocument/2006/relationships" ax:classid="{5512D118-5CC6-11CF-8D67-00AA00BDCE1D}" r:id="rId1" ax:persistence="persistStorage"/>
+</file>
+
+<file path=word/activeX/activeX102.xml><?xml version="1.0" encoding="utf-8"?>
+<ax:ocx xmlns:ax="http://schemas.microsoft.com/office/2006/activeX" xmlns:r="http://schemas.openxmlformats.org/officeDocument/2006/relationships" ax:classid="{5512D118-5CC6-11CF-8D67-00AA00BDCE1D}" r:id="rId1" ax:persistence="persistStorage"/>
+</file>
+
+<file path=word/activeX/activeX103.xml><?xml version="1.0" encoding="utf-8"?>
+<ax:ocx xmlns:ax="http://schemas.microsoft.com/office/2006/activeX" xmlns:r="http://schemas.openxmlformats.org/officeDocument/2006/relationships" ax:classid="{5512D118-5CC6-11CF-8D67-00AA00BDCE1D}" r:id="rId1" ax:persistence="persistStorage"/>
+</file>
+
+<file path=word/activeX/activeX104.xml><?xml version="1.0" encoding="utf-8"?>
+<ax:ocx xmlns:ax="http://schemas.microsoft.com/office/2006/activeX" xmlns:r="http://schemas.openxmlformats.org/officeDocument/2006/relationships" ax:classid="{5512D118-5CC6-11CF-8D67-00AA00BDCE1D}" r:id="rId1" ax:persistence="persistStorage"/>
+</file>
+
+<file path=word/activeX/activeX105.xml><?xml version="1.0" encoding="utf-8"?>
+<ax:ocx xmlns:ax="http://schemas.microsoft.com/office/2006/activeX" xmlns:r="http://schemas.openxmlformats.org/officeDocument/2006/relationships" ax:classid="{5512D118-5CC6-11CF-8D67-00AA00BDCE1D}" r:id="rId1" ax:persistence="persistStorage"/>
+</file>
+
+<file path=word/activeX/activeX106.xml><?xml version="1.0" encoding="utf-8"?>
+<ax:ocx xmlns:ax="http://schemas.microsoft.com/office/2006/activeX" xmlns:r="http://schemas.openxmlformats.org/officeDocument/2006/relationships" ax:classid="{5512D118-5CC6-11CF-8D67-00AA00BDCE1D}" r:id="rId1" ax:persistence="persistStorage"/>
+</file>
+
+<file path=word/activeX/activeX107.xml><?xml version="1.0" encoding="utf-8"?>
+<ax:ocx xmlns:ax="http://schemas.microsoft.com/office/2006/activeX" xmlns:r="http://schemas.openxmlformats.org/officeDocument/2006/relationships" ax:classid="{5512D118-5CC6-11CF-8D67-00AA00BDCE1D}" r:id="rId1" ax:persistence="persistStorage"/>
+</file>
+
+<file path=word/activeX/activeX108.xml><?xml version="1.0" encoding="utf-8"?>
+<ax:ocx xmlns:ax="http://schemas.microsoft.com/office/2006/activeX" xmlns:r="http://schemas.openxmlformats.org/officeDocument/2006/relationships" ax:classid="{5512D118-5CC6-11CF-8D67-00AA00BDCE1D}" r:id="rId1" ax:persistence="persistStorage"/>
+</file>
+
+<file path=word/activeX/activeX109.xml><?xml version="1.0" encoding="utf-8"?>
+<ax:ocx xmlns:ax="http://schemas.microsoft.com/office/2006/activeX" xmlns:r="http://schemas.openxmlformats.org/officeDocument/2006/relationships" ax:classid="{5512D118-5CC6-11CF-8D67-00AA00BDCE1D}" r:id="rId1" ax:persistence="persistStorage"/>
+</file>
+
+<file path=word/activeX/activeX11.xml><?xml version="1.0" encoding="utf-8"?>
+<ax:ocx xmlns:ax="http://schemas.microsoft.com/office/2006/activeX" xmlns:r="http://schemas.openxmlformats.org/officeDocument/2006/relationships" ax:classid="{5512D118-5CC6-11CF-8D67-00AA00BDCE1D}" r:id="rId1" ax:persistence="persistStorage"/>
+</file>
+
+<file path=word/activeX/activeX110.xml><?xml version="1.0" encoding="utf-8"?>
+<ax:ocx xmlns:ax="http://schemas.microsoft.com/office/2006/activeX" xmlns:r="http://schemas.openxmlformats.org/officeDocument/2006/relationships" ax:classid="{5512D118-5CC6-11CF-8D67-00AA00BDCE1D}" r:id="rId1" ax:persistence="persistStorage"/>
+</file>
+
+<file path=word/activeX/activeX111.xml><?xml version="1.0" encoding="utf-8"?>
+<ax:ocx xmlns:ax="http://schemas.microsoft.com/office/2006/activeX" xmlns:r="http://schemas.openxmlformats.org/officeDocument/2006/relationships" ax:classid="{5512D118-5CC6-11CF-8D67-00AA00BDCE1D}" r:id="rId1" ax:persistence="persistStorage"/>
+</file>
+
+<file path=word/activeX/activeX112.xml><?xml version="1.0" encoding="utf-8"?>
+<ax:ocx xmlns:ax="http://schemas.microsoft.com/office/2006/activeX" xmlns:r="http://schemas.openxmlformats.org/officeDocument/2006/relationships" ax:classid="{5512D118-5CC6-11CF-8D67-00AA00BDCE1D}" r:id="rId1" ax:persistence="persistStorage"/>
+</file>
+
+<file path=word/activeX/activeX113.xml><?xml version="1.0" encoding="utf-8"?>
+<ax:ocx xmlns:ax="http://schemas.microsoft.com/office/2006/activeX" xmlns:r="http://schemas.openxmlformats.org/officeDocument/2006/relationships" ax:classid="{5512D118-5CC6-11CF-8D67-00AA00BDCE1D}" r:id="rId1" ax:persistence="persistStorage"/>
+</file>
+
+<file path=word/activeX/activeX114.xml><?xml version="1.0" encoding="utf-8"?>
+<ax:ocx xmlns:ax="http://schemas.microsoft.com/office/2006/activeX" xmlns:r="http://schemas.openxmlformats.org/officeDocument/2006/relationships" ax:classid="{5512D118-5CC6-11CF-8D67-00AA00BDCE1D}" r:id="rId1" ax:persistence="persistStorage"/>
+</file>
+
+<file path=word/activeX/activeX115.xml><?xml version="1.0" encoding="utf-8"?>
+<ax:ocx xmlns:ax="http://schemas.microsoft.com/office/2006/activeX" xmlns:r="http://schemas.openxmlformats.org/officeDocument/2006/relationships" ax:classid="{5512D118-5CC6-11CF-8D67-00AA00BDCE1D}" r:id="rId1" ax:persistence="persistStorage"/>
+</file>
+
+<file path=word/activeX/activeX116.xml><?xml version="1.0" encoding="utf-8"?>
+<ax:ocx xmlns:ax="http://schemas.microsoft.com/office/2006/activeX" xmlns:r="http://schemas.openxmlformats.org/officeDocument/2006/relationships" ax:classid="{5512D118-5CC6-11CF-8D67-00AA00BDCE1D}" r:id="rId1" ax:persistence="persistStorage"/>
+</file>
+
+<file path=word/activeX/activeX117.xml><?xml version="1.0" encoding="utf-8"?>
+<ax:ocx xmlns:ax="http://schemas.microsoft.com/office/2006/activeX" xmlns:r="http://schemas.openxmlformats.org/officeDocument/2006/relationships" ax:classid="{5512D118-5CC6-11CF-8D67-00AA00BDCE1D}" r:id="rId1" ax:persistence="persistStorage"/>
+</file>
+
+<file path=word/activeX/activeX118.xml><?xml version="1.0" encoding="utf-8"?>
+<ax:ocx xmlns:ax="http://schemas.microsoft.com/office/2006/activeX" xmlns:r="http://schemas.openxmlformats.org/officeDocument/2006/relationships" ax:classid="{5512D118-5CC6-11CF-8D67-00AA00BDCE1D}" r:id="rId1" ax:persistence="persistStorage"/>
+</file>
+
+<file path=word/activeX/activeX119.xml><?xml version="1.0" encoding="utf-8"?>
+<ax:ocx xmlns:ax="http://schemas.microsoft.com/office/2006/activeX" xmlns:r="http://schemas.openxmlformats.org/officeDocument/2006/relationships" ax:classid="{5512D118-5CC6-11CF-8D67-00AA00BDCE1D}" r:id="rId1" ax:persistence="persistStorage"/>
+</file>
+
+<file path=word/activeX/activeX12.xml><?xml version="1.0" encoding="utf-8"?>
+<ax:ocx xmlns:ax="http://schemas.microsoft.com/office/2006/activeX" xmlns:r="http://schemas.openxmlformats.org/officeDocument/2006/relationships" ax:classid="{5512D118-5CC6-11CF-8D67-00AA00BDCE1D}" r:id="rId1" ax:persistence="persistStorage"/>
+</file>
+
+<file path=word/activeX/activeX120.xml><?xml version="1.0" encoding="utf-8"?>
+<ax:ocx xmlns:ax="http://schemas.microsoft.com/office/2006/activeX" xmlns:r="http://schemas.openxmlformats.org/officeDocument/2006/relationships" ax:classid="{5512D118-5CC6-11CF-8D67-00AA00BDCE1D}" r:id="rId1" ax:persistence="persistStorage"/>
+</file>
+
+<file path=word/activeX/activeX13.xml><?xml version="1.0" encoding="utf-8"?>
+<ax:ocx xmlns:ax="http://schemas.microsoft.com/office/2006/activeX" xmlns:r="http://schemas.openxmlformats.org/officeDocument/2006/relationships" ax:classid="{5512D118-5CC6-11CF-8D67-00AA00BDCE1D}" r:id="rId1" ax:persistence="persistStorage"/>
+</file>
+
+<file path=word/activeX/activeX14.xml><?xml version="1.0" encoding="utf-8"?>
+<ax:ocx xmlns:ax="http://schemas.microsoft.com/office/2006/activeX" xmlns:r="http://schemas.openxmlformats.org/officeDocument/2006/relationships" ax:classid="{5512D118-5CC6-11CF-8D67-00AA00BDCE1D}" r:id="rId1" ax:persistence="persistStorage"/>
+</file>
+
+<file path=word/activeX/activeX15.xml><?xml version="1.0" encoding="utf-8"?>
+<ax:ocx xmlns:ax="http://schemas.microsoft.com/office/2006/activeX" xmlns:r="http://schemas.openxmlformats.org/officeDocument/2006/relationships" ax:classid="{5512D118-5CC6-11CF-8D67-00AA00BDCE1D}" r:id="rId1" ax:persistence="persistStorage"/>
+</file>
+
+<file path=word/activeX/activeX16.xml><?xml version="1.0" encoding="utf-8"?>
+<ax:ocx xmlns:ax="http://schemas.microsoft.com/office/2006/activeX" xmlns:r="http://schemas.openxmlformats.org/officeDocument/2006/relationships" ax:classid="{5512D118-5CC6-11CF-8D67-00AA00BDCE1D}" r:id="rId1" ax:persistence="persistStorage"/>
+</file>
+
+<file path=word/activeX/activeX17.xml><?xml version="1.0" encoding="utf-8"?>
+<ax:ocx xmlns:ax="http://schemas.microsoft.com/office/2006/activeX" xmlns:r="http://schemas.openxmlformats.org/officeDocument/2006/relationships" ax:classid="{5512D118-5CC6-11CF-8D67-00AA00BDCE1D}" r:id="rId1" ax:persistence="persistStorage"/>
+</file>
+
+<file path=word/activeX/activeX18.xml><?xml version="1.0" encoding="utf-8"?>
+<ax:ocx xmlns:ax="http://schemas.microsoft.com/office/2006/activeX" xmlns:r="http://schemas.openxmlformats.org/officeDocument/2006/relationships" ax:classid="{5512D118-5CC6-11CF-8D67-00AA00BDCE1D}" r:id="rId1" ax:persistence="persistStorage"/>
+</file>
+
+<file path=word/activeX/activeX19.xml><?xml version="1.0" encoding="utf-8"?>
+<ax:ocx xmlns:ax="http://schemas.microsoft.com/office/2006/activeX" xmlns:r="http://schemas.openxmlformats.org/officeDocument/2006/relationships" ax:classid="{5512D118-5CC6-11CF-8D67-00AA00BDCE1D}" r:id="rId1" ax:persistence="persistStorage"/>
+</file>
+
+<file path=word/activeX/activeX2.xml><?xml version="1.0" encoding="utf-8"?>
+<ax:ocx xmlns:ax="http://schemas.microsoft.com/office/2006/activeX" xmlns:r="http://schemas.openxmlformats.org/officeDocument/2006/relationships" ax:classid="{5512D118-5CC6-11CF-8D67-00AA00BDCE1D}" r:id="rId1" ax:persistence="persistStorage"/>
+</file>
+
+<file path=word/activeX/activeX20.xml><?xml version="1.0" encoding="utf-8"?>
+<ax:ocx xmlns:ax="http://schemas.microsoft.com/office/2006/activeX" xmlns:r="http://schemas.openxmlformats.org/officeDocument/2006/relationships" ax:classid="{5512D118-5CC6-11CF-8D67-00AA00BDCE1D}" r:id="rId1" ax:persistence="persistStorage"/>
+</file>
+
+<file path=word/activeX/activeX21.xml><?xml version="1.0" encoding="utf-8"?>
+<ax:ocx xmlns:ax="http://schemas.microsoft.com/office/2006/activeX" xmlns:r="http://schemas.openxmlformats.org/officeDocument/2006/relationships" ax:classid="{5512D118-5CC6-11CF-8D67-00AA00BDCE1D}" r:id="rId1" ax:persistence="persistStorage"/>
+</file>
+
+<file path=word/activeX/activeX22.xml><?xml version="1.0" encoding="utf-8"?>
+<ax:ocx xmlns:ax="http://schemas.microsoft.com/office/2006/activeX" xmlns:r="http://schemas.openxmlformats.org/officeDocument/2006/relationships" ax:classid="{5512D118-5CC6-11CF-8D67-00AA00BDCE1D}" r:id="rId1" ax:persistence="persistStorage"/>
+</file>
+
+<file path=word/activeX/activeX23.xml><?xml version="1.0" encoding="utf-8"?>
+<ax:ocx xmlns:ax="http://schemas.microsoft.com/office/2006/activeX" xmlns:r="http://schemas.openxmlformats.org/officeDocument/2006/relationships" ax:classid="{5512D118-5CC6-11CF-8D67-00AA00BDCE1D}" r:id="rId1" ax:persistence="persistStorage"/>
+</file>
+
+<file path=word/activeX/activeX24.xml><?xml version="1.0" encoding="utf-8"?>
+<ax:ocx xmlns:ax="http://schemas.microsoft.com/office/2006/activeX" xmlns:r="http://schemas.openxmlformats.org/officeDocument/2006/relationships" ax:classid="{5512D118-5CC6-11CF-8D67-00AA00BDCE1D}" r:id="rId1" ax:persistence="persistStorage"/>
+</file>
+
+<file path=word/activeX/activeX25.xml><?xml version="1.0" encoding="utf-8"?>
+<ax:ocx xmlns:ax="http://schemas.microsoft.com/office/2006/activeX" xmlns:r="http://schemas.openxmlformats.org/officeDocument/2006/relationships" ax:classid="{5512D118-5CC6-11CF-8D67-00AA00BDCE1D}" r:id="rId1" ax:persistence="persistStorage"/>
+</file>
+
+<file path=word/activeX/activeX26.xml><?xml version="1.0" encoding="utf-8"?>
+<ax:ocx xmlns:ax="http://schemas.microsoft.com/office/2006/activeX" xmlns:r="http://schemas.openxmlformats.org/officeDocument/2006/relationships" ax:classid="{5512D118-5CC6-11CF-8D67-00AA00BDCE1D}" r:id="rId1" ax:persistence="persistStorage"/>
+</file>
+
+<file path=word/activeX/activeX27.xml><?xml version="1.0" encoding="utf-8"?>
+<ax:ocx xmlns:ax="http://schemas.microsoft.com/office/2006/activeX" xmlns:r="http://schemas.openxmlformats.org/officeDocument/2006/relationships" ax:classid="{5512D118-5CC6-11CF-8D67-00AA00BDCE1D}" r:id="rId1" ax:persistence="persistStorage"/>
+</file>
+
+<file path=word/activeX/activeX28.xml><?xml version="1.0" encoding="utf-8"?>
+<ax:ocx xmlns:ax="http://schemas.microsoft.com/office/2006/activeX" xmlns:r="http://schemas.openxmlformats.org/officeDocument/2006/relationships" ax:classid="{5512D118-5CC6-11CF-8D67-00AA00BDCE1D}" r:id="rId1" ax:persistence="persistStorage"/>
+</file>
+
+<file path=word/activeX/activeX29.xml><?xml version="1.0" encoding="utf-8"?>
+<ax:ocx xmlns:ax="http://schemas.microsoft.com/office/2006/activeX" xmlns:r="http://schemas.openxmlformats.org/officeDocument/2006/relationships" ax:classid="{5512D118-5CC6-11CF-8D67-00AA00BDCE1D}" r:id="rId1" ax:persistence="persistStorage"/>
+</file>
+
+<file path=word/activeX/activeX3.xml><?xml version="1.0" encoding="utf-8"?>
+<ax:ocx xmlns:ax="http://schemas.microsoft.com/office/2006/activeX" xmlns:r="http://schemas.openxmlformats.org/officeDocument/2006/relationships" ax:classid="{5512D118-5CC6-11CF-8D67-00AA00BDCE1D}" r:id="rId1" ax:persistence="persistStorage"/>
+</file>
+
+<file path=word/activeX/activeX30.xml><?xml version="1.0" encoding="utf-8"?>
+<ax:ocx xmlns:ax="http://schemas.microsoft.com/office/2006/activeX" xmlns:r="http://schemas.openxmlformats.org/officeDocument/2006/relationships" ax:classid="{5512D118-5CC6-11CF-8D67-00AA00BDCE1D}" r:id="rId1" ax:persistence="persistStorage"/>
+</file>
+
+<file path=word/activeX/activeX31.xml><?xml version="1.0" encoding="utf-8"?>
+<ax:ocx xmlns:ax="http://schemas.microsoft.com/office/2006/activeX" xmlns:r="http://schemas.openxmlformats.org/officeDocument/2006/relationships" ax:classid="{5512D118-5CC6-11CF-8D67-00AA00BDCE1D}" r:id="rId1" ax:persistence="persistStorage"/>
+</file>
+
+<file path=word/activeX/activeX32.xml><?xml version="1.0" encoding="utf-8"?>
+<ax:ocx xmlns:ax="http://schemas.microsoft.com/office/2006/activeX" xmlns:r="http://schemas.openxmlformats.org/officeDocument/2006/relationships" ax:classid="{5512D118-5CC6-11CF-8D67-00AA00BDCE1D}" r:id="rId1" ax:persistence="persistStorage"/>
+</file>
+
+<file path=word/activeX/activeX33.xml><?xml version="1.0" encoding="utf-8"?>
+<ax:ocx xmlns:ax="http://schemas.microsoft.com/office/2006/activeX" xmlns:r="http://schemas.openxmlformats.org/officeDocument/2006/relationships" ax:classid="{5512D118-5CC6-11CF-8D67-00AA00BDCE1D}" r:id="rId1" ax:persistence="persistStorage"/>
+</file>
+
+<file path=word/activeX/activeX34.xml><?xml version="1.0" encoding="utf-8"?>
+<ax:ocx xmlns:ax="http://schemas.microsoft.com/office/2006/activeX" xmlns:r="http://schemas.openxmlformats.org/officeDocument/2006/relationships" ax:classid="{5512D118-5CC6-11CF-8D67-00AA00BDCE1D}" r:id="rId1" ax:persistence="persistStorage"/>
+</file>
+
+<file path=word/activeX/activeX35.xml><?xml version="1.0" encoding="utf-8"?>
+<ax:ocx xmlns:ax="http://schemas.microsoft.com/office/2006/activeX" xmlns:r="http://schemas.openxmlformats.org/officeDocument/2006/relationships" ax:classid="{5512D118-5CC6-11CF-8D67-00AA00BDCE1D}" r:id="rId1" ax:persistence="persistStorage"/>
+</file>
+
+<file path=word/activeX/activeX36.xml><?xml version="1.0" encoding="utf-8"?>
+<ax:ocx xmlns:ax="http://schemas.microsoft.com/office/2006/activeX" xmlns:r="http://schemas.openxmlformats.org/officeDocument/2006/relationships" ax:classid="{5512D118-5CC6-11CF-8D67-00AA00BDCE1D}" r:id="rId1" ax:persistence="persistStorage"/>
+</file>
+
+<file path=word/activeX/activeX37.xml><?xml version="1.0" encoding="utf-8"?>
+<ax:ocx xmlns:ax="http://schemas.microsoft.com/office/2006/activeX" xmlns:r="http://schemas.openxmlformats.org/officeDocument/2006/relationships" ax:classid="{5512D118-5CC6-11CF-8D67-00AA00BDCE1D}" r:id="rId1" ax:persistence="persistStorage"/>
+</file>
+
+<file path=word/activeX/activeX38.xml><?xml version="1.0" encoding="utf-8"?>
+<ax:ocx xmlns:ax="http://schemas.microsoft.com/office/2006/activeX" xmlns:r="http://schemas.openxmlformats.org/officeDocument/2006/relationships" ax:classid="{5512D118-5CC6-11CF-8D67-00AA00BDCE1D}" r:id="rId1" ax:persistence="persistStorage"/>
+</file>
+
+<file path=word/activeX/activeX39.xml><?xml version="1.0" encoding="utf-8"?>
+<ax:ocx xmlns:ax="http://schemas.microsoft.com/office/2006/activeX" xmlns:r="http://schemas.openxmlformats.org/officeDocument/2006/relationships" ax:classid="{5512D118-5CC6-11CF-8D67-00AA00BDCE1D}" r:id="rId1" ax:persistence="persistStorage"/>
+</file>
+
+<file path=word/activeX/activeX4.xml><?xml version="1.0" encoding="utf-8"?>
+<ax:ocx xmlns:ax="http://schemas.microsoft.com/office/2006/activeX" xmlns:r="http://schemas.openxmlformats.org/officeDocument/2006/relationships" ax:classid="{5512D118-5CC6-11CF-8D67-00AA00BDCE1D}" r:id="rId1" ax:persistence="persistStorage"/>
+</file>
+
+<file path=word/activeX/activeX40.xml><?xml version="1.0" encoding="utf-8"?>
+<ax:ocx xmlns:ax="http://schemas.microsoft.com/office/2006/activeX" xmlns:r="http://schemas.openxmlformats.org/officeDocument/2006/relationships" ax:classid="{5512D118-5CC6-11CF-8D67-00AA00BDCE1D}" r:id="rId1" ax:persistence="persistStorage"/>
+</file>
+
+<file path=word/activeX/activeX41.xml><?xml version="1.0" encoding="utf-8"?>
+<ax:ocx xmlns:ax="http://schemas.microsoft.com/office/2006/activeX" xmlns:r="http://schemas.openxmlformats.org/officeDocument/2006/relationships" ax:classid="{5512D118-5CC6-11CF-8D67-00AA00BDCE1D}" r:id="rId1" ax:persistence="persistStorage"/>
+</file>
+
+<file path=word/activeX/activeX42.xml><?xml version="1.0" encoding="utf-8"?>
+<ax:ocx xmlns:ax="http://schemas.microsoft.com/office/2006/activeX" xmlns:r="http://schemas.openxmlformats.org/officeDocument/2006/relationships" ax:classid="{5512D118-5CC6-11CF-8D67-00AA00BDCE1D}" r:id="rId1" ax:persistence="persistStorage"/>
+</file>
+
+<file path=word/activeX/activeX43.xml><?xml version="1.0" encoding="utf-8"?>
+<ax:ocx xmlns:ax="http://schemas.microsoft.com/office/2006/activeX" xmlns:r="http://schemas.openxmlformats.org/officeDocument/2006/relationships" ax:classid="{5512D118-5CC6-11CF-8D67-00AA00BDCE1D}" r:id="rId1" ax:persistence="persistStorage"/>
+</file>
+
+<file path=word/activeX/activeX44.xml><?xml version="1.0" encoding="utf-8"?>
+<ax:ocx xmlns:ax="http://schemas.microsoft.com/office/2006/activeX" xmlns:r="http://schemas.openxmlformats.org/officeDocument/2006/relationships" ax:classid="{5512D118-5CC6-11CF-8D67-00AA00BDCE1D}" r:id="rId1" ax:persistence="persistStorage"/>
+</file>
+
+<file path=word/activeX/activeX45.xml><?xml version="1.0" encoding="utf-8"?>
+<ax:ocx xmlns:ax="http://schemas.microsoft.com/office/2006/activeX" xmlns:r="http://schemas.openxmlformats.org/officeDocument/2006/relationships" ax:classid="{5512D118-5CC6-11CF-8D67-00AA00BDCE1D}" r:id="rId1" ax:persistence="persistStorage"/>
+</file>
+
+<file path=word/activeX/activeX46.xml><?xml version="1.0" encoding="utf-8"?>
+<ax:ocx xmlns:ax="http://schemas.microsoft.com/office/2006/activeX" xmlns:r="http://schemas.openxmlformats.org/officeDocument/2006/relationships" ax:classid="{5512D118-5CC6-11CF-8D67-00AA00BDCE1D}" r:id="rId1" ax:persistence="persistStorage"/>
+</file>
+
+<file path=word/activeX/activeX47.xml><?xml version="1.0" encoding="utf-8"?>
+<ax:ocx xmlns:ax="http://schemas.microsoft.com/office/2006/activeX" xmlns:r="http://schemas.openxmlformats.org/officeDocument/2006/relationships" ax:classid="{5512D118-5CC6-11CF-8D67-00AA00BDCE1D}" r:id="rId1" ax:persistence="persistStorage"/>
+</file>
+
+<file path=word/activeX/activeX48.xml><?xml version="1.0" encoding="utf-8"?>
+<ax:ocx xmlns:ax="http://schemas.microsoft.com/office/2006/activeX" xmlns:r="http://schemas.openxmlformats.org/officeDocument/2006/relationships" ax:classid="{5512D118-5CC6-11CF-8D67-00AA00BDCE1D}" r:id="rId1" ax:persistence="persistStorage"/>
+</file>
+
+<file path=word/activeX/activeX49.xml><?xml version="1.0" encoding="utf-8"?>
+<ax:ocx xmlns:ax="http://schemas.microsoft.com/office/2006/activeX" xmlns:r="http://schemas.openxmlformats.org/officeDocument/2006/relationships" ax:classid="{5512D118-5CC6-11CF-8D67-00AA00BDCE1D}" r:id="rId1" ax:persistence="persistStorage"/>
+</file>
+
+<file path=word/activeX/activeX5.xml><?xml version="1.0" encoding="utf-8"?>
+<ax:ocx xmlns:ax="http://schemas.microsoft.com/office/2006/activeX" xmlns:r="http://schemas.openxmlformats.org/officeDocument/2006/relationships" ax:classid="{5512D118-5CC6-11CF-8D67-00AA00BDCE1D}" r:id="rId1" ax:persistence="persistStorage"/>
+</file>
+
+<file path=word/activeX/activeX50.xml><?xml version="1.0" encoding="utf-8"?>
+<ax:ocx xmlns:ax="http://schemas.microsoft.com/office/2006/activeX" xmlns:r="http://schemas.openxmlformats.org/officeDocument/2006/relationships" ax:classid="{5512D118-5CC6-11CF-8D67-00AA00BDCE1D}" r:id="rId1" ax:persistence="persistStorage"/>
+</file>
+
+<file path=word/activeX/activeX51.xml><?xml version="1.0" encoding="utf-8"?>
+<ax:ocx xmlns:ax="http://schemas.microsoft.com/office/2006/activeX" xmlns:r="http://schemas.openxmlformats.org/officeDocument/2006/relationships" ax:classid="{5512D118-5CC6-11CF-8D67-00AA00BDCE1D}" r:id="rId1" ax:persistence="persistStorage"/>
+</file>
+
+<file path=word/activeX/activeX52.xml><?xml version="1.0" encoding="utf-8"?>
+<ax:ocx xmlns:ax="http://schemas.microsoft.com/office/2006/activeX" xmlns:r="http://schemas.openxmlformats.org/officeDocument/2006/relationships" ax:classid="{5512D118-5CC6-11CF-8D67-00AA00BDCE1D}" r:id="rId1" ax:persistence="persistStorage"/>
+</file>
+
+<file path=word/activeX/activeX53.xml><?xml version="1.0" encoding="utf-8"?>
+<ax:ocx xmlns:ax="http://schemas.microsoft.com/office/2006/activeX" xmlns:r="http://schemas.openxmlformats.org/officeDocument/2006/relationships" ax:classid="{5512D118-5CC6-11CF-8D67-00AA00BDCE1D}" r:id="rId1" ax:persistence="persistStorage"/>
+</file>
+
+<file path=word/activeX/activeX54.xml><?xml version="1.0" encoding="utf-8"?>
+<ax:ocx xmlns:ax="http://schemas.microsoft.com/office/2006/activeX" xmlns:r="http://schemas.openxmlformats.org/officeDocument/2006/relationships" ax:classid="{5512D118-5CC6-11CF-8D67-00AA00BDCE1D}" r:id="rId1" ax:persistence="persistStorage"/>
+</file>
+
+<file path=word/activeX/activeX55.xml><?xml version="1.0" encoding="utf-8"?>
+<ax:ocx xmlns:ax="http://schemas.microsoft.com/office/2006/activeX" xmlns:r="http://schemas.openxmlformats.org/officeDocument/2006/relationships" ax:classid="{5512D118-5CC6-11CF-8D67-00AA00BDCE1D}" r:id="rId1" ax:persistence="persistStorage"/>
+</file>
+
+<file path=word/activeX/activeX56.xml><?xml version="1.0" encoding="utf-8"?>
+<ax:ocx xmlns:ax="http://schemas.microsoft.com/office/2006/activeX" xmlns:r="http://schemas.openxmlformats.org/officeDocument/2006/relationships" ax:classid="{5512D118-5CC6-11CF-8D67-00AA00BDCE1D}" r:id="rId1" ax:persistence="persistStorage"/>
+</file>
+
+<file path=word/activeX/activeX57.xml><?xml version="1.0" encoding="utf-8"?>
+<ax:ocx xmlns:ax="http://schemas.microsoft.com/office/2006/activeX" xmlns:r="http://schemas.openxmlformats.org/officeDocument/2006/relationships" ax:classid="{5512D118-5CC6-11CF-8D67-00AA00BDCE1D}" r:id="rId1" ax:persistence="persistStorage"/>
+</file>
+
+<file path=word/activeX/activeX58.xml><?xml version="1.0" encoding="utf-8"?>
+<ax:ocx xmlns:ax="http://schemas.microsoft.com/office/2006/activeX" xmlns:r="http://schemas.openxmlformats.org/officeDocument/2006/relationships" ax:classid="{5512D118-5CC6-11CF-8D67-00AA00BDCE1D}" r:id="rId1" ax:persistence="persistStorage"/>
+</file>
+
+<file path=word/activeX/activeX59.xml><?xml version="1.0" encoding="utf-8"?>
+<ax:ocx xmlns:ax="http://schemas.microsoft.com/office/2006/activeX" xmlns:r="http://schemas.openxmlformats.org/officeDocument/2006/relationships" ax:classid="{5512D118-5CC6-11CF-8D67-00AA00BDCE1D}" r:id="rId1" ax:persistence="persistStorage"/>
+</file>
+
+<file path=word/activeX/activeX6.xml><?xml version="1.0" encoding="utf-8"?>
+<ax:ocx xmlns:ax="http://schemas.microsoft.com/office/2006/activeX" xmlns:r="http://schemas.openxmlformats.org/officeDocument/2006/relationships" ax:classid="{5512D118-5CC6-11CF-8D67-00AA00BDCE1D}" r:id="rId1" ax:persistence="persistStorage"/>
+</file>
+
+<file path=word/activeX/activeX60.xml><?xml version="1.0" encoding="utf-8"?>
+<ax:ocx xmlns:ax="http://schemas.microsoft.com/office/2006/activeX" xmlns:r="http://schemas.openxmlformats.org/officeDocument/2006/relationships" ax:classid="{5512D118-5CC6-11CF-8D67-00AA00BDCE1D}" r:id="rId1" ax:persistence="persistStorage"/>
+</file>
+
+<file path=word/activeX/activeX61.xml><?xml version="1.0" encoding="utf-8"?>
+<ax:ocx xmlns:ax="http://schemas.microsoft.com/office/2006/activeX" xmlns:r="http://schemas.openxmlformats.org/officeDocument/2006/relationships" ax:classid="{5512D118-5CC6-11CF-8D67-00AA00BDCE1D}" r:id="rId1" ax:persistence="persistStorage"/>
+</file>
+
+<file path=word/activeX/activeX62.xml><?xml version="1.0" encoding="utf-8"?>
+<ax:ocx xmlns:ax="http://schemas.microsoft.com/office/2006/activeX" xmlns:r="http://schemas.openxmlformats.org/officeDocument/2006/relationships" ax:classid="{5512D118-5CC6-11CF-8D67-00AA00BDCE1D}" r:id="rId1" ax:persistence="persistStorage"/>
+</file>
+
+<file path=word/activeX/activeX63.xml><?xml version="1.0" encoding="utf-8"?>
+<ax:ocx xmlns:ax="http://schemas.microsoft.com/office/2006/activeX" xmlns:r="http://schemas.openxmlformats.org/officeDocument/2006/relationships" ax:classid="{5512D118-5CC6-11CF-8D67-00AA00BDCE1D}" r:id="rId1" ax:persistence="persistStorage"/>
+</file>
+
+<file path=word/activeX/activeX64.xml><?xml version="1.0" encoding="utf-8"?>
+<ax:ocx xmlns:ax="http://schemas.microsoft.com/office/2006/activeX" xmlns:r="http://schemas.openxmlformats.org/officeDocument/2006/relationships" ax:classid="{5512D118-5CC6-11CF-8D67-00AA00BDCE1D}" r:id="rId1" ax:persistence="persistStorage"/>
+</file>
+
+<file path=word/activeX/activeX65.xml><?xml version="1.0" encoding="utf-8"?>
+<ax:ocx xmlns:ax="http://schemas.microsoft.com/office/2006/activeX" xmlns:r="http://schemas.openxmlformats.org/officeDocument/2006/relationships" ax:classid="{5512D118-5CC6-11CF-8D67-00AA00BDCE1D}" r:id="rId1" ax:persistence="persistStorage"/>
+</file>
+
+<file path=word/activeX/activeX66.xml><?xml version="1.0" encoding="utf-8"?>
+<ax:ocx xmlns:ax="http://schemas.microsoft.com/office/2006/activeX" xmlns:r="http://schemas.openxmlformats.org/officeDocument/2006/relationships" ax:classid="{5512D118-5CC6-11CF-8D67-00AA00BDCE1D}" r:id="rId1" ax:persistence="persistStorage"/>
+</file>
+
+<file path=word/activeX/activeX67.xml><?xml version="1.0" encoding="utf-8"?>
+<ax:ocx xmlns:ax="http://schemas.microsoft.com/office/2006/activeX" xmlns:r="http://schemas.openxmlformats.org/officeDocument/2006/relationships" ax:classid="{5512D118-5CC6-11CF-8D67-00AA00BDCE1D}" r:id="rId1" ax:persistence="persistStorage"/>
+</file>
+
+<file path=word/activeX/activeX68.xml><?xml version="1.0" encoding="utf-8"?>
+<ax:ocx xmlns:ax="http://schemas.microsoft.com/office/2006/activeX" xmlns:r="http://schemas.openxmlformats.org/officeDocument/2006/relationships" ax:classid="{5512D118-5CC6-11CF-8D67-00AA00BDCE1D}" r:id="rId1" ax:persistence="persistStorage"/>
+</file>
+
+<file path=word/activeX/activeX69.xml><?xml version="1.0" encoding="utf-8"?>
+<ax:ocx xmlns:ax="http://schemas.microsoft.com/office/2006/activeX" xmlns:r="http://schemas.openxmlformats.org/officeDocument/2006/relationships" ax:classid="{5512D118-5CC6-11CF-8D67-00AA00BDCE1D}" r:id="rId1" ax:persistence="persistStorage"/>
+</file>
+
+<file path=word/activeX/activeX7.xml><?xml version="1.0" encoding="utf-8"?>
+<ax:ocx xmlns:ax="http://schemas.microsoft.com/office/2006/activeX" xmlns:r="http://schemas.openxmlformats.org/officeDocument/2006/relationships" ax:classid="{5512D118-5CC6-11CF-8D67-00AA00BDCE1D}" r:id="rId1" ax:persistence="persistStorage"/>
+</file>
+
+<file path=word/activeX/activeX70.xml><?xml version="1.0" encoding="utf-8"?>
+<ax:ocx xmlns:ax="http://schemas.microsoft.com/office/2006/activeX" xmlns:r="http://schemas.openxmlformats.org/officeDocument/2006/relationships" ax:classid="{5512D118-5CC6-11CF-8D67-00AA00BDCE1D}" r:id="rId1" ax:persistence="persistStorage"/>
+</file>
+
+<file path=word/activeX/activeX71.xml><?xml version="1.0" encoding="utf-8"?>
+<ax:ocx xmlns:ax="http://schemas.microsoft.com/office/2006/activeX" xmlns:r="http://schemas.openxmlformats.org/officeDocument/2006/relationships" ax:classid="{5512D118-5CC6-11CF-8D67-00AA00BDCE1D}" r:id="rId1" ax:persistence="persistStorage"/>
+</file>
+
+<file path=word/activeX/activeX72.xml><?xml version="1.0" encoding="utf-8"?>
+<ax:ocx xmlns:ax="http://schemas.microsoft.com/office/2006/activeX" xmlns:r="http://schemas.openxmlformats.org/officeDocument/2006/relationships" ax:classid="{5512D118-5CC6-11CF-8D67-00AA00BDCE1D}" r:id="rId1" ax:persistence="persistStorage"/>
+</file>
+
+<file path=word/activeX/activeX73.xml><?xml version="1.0" encoding="utf-8"?>
+<ax:ocx xmlns:ax="http://schemas.microsoft.com/office/2006/activeX" xmlns:r="http://schemas.openxmlformats.org/officeDocument/2006/relationships" ax:classid="{5512D118-5CC6-11CF-8D67-00AA00BDCE1D}" r:id="rId1" ax:persistence="persistStorage"/>
+</file>
+
+<file path=word/activeX/activeX74.xml><?xml version="1.0" encoding="utf-8"?>
+<ax:ocx xmlns:ax="http://schemas.microsoft.com/office/2006/activeX" xmlns:r="http://schemas.openxmlformats.org/officeDocument/2006/relationships" ax:classid="{5512D118-5CC6-11CF-8D67-00AA00BDCE1D}" r:id="rId1" ax:persistence="persistStorage"/>
+</file>
+
+<file path=word/activeX/activeX75.xml><?xml version="1.0" encoding="utf-8"?>
+<ax:ocx xmlns:ax="http://schemas.microsoft.com/office/2006/activeX" xmlns:r="http://schemas.openxmlformats.org/officeDocument/2006/relationships" ax:classid="{5512D118-5CC6-11CF-8D67-00AA00BDCE1D}" r:id="rId1" ax:persistence="persistStorage"/>
+</file>
+
+<file path=word/activeX/activeX76.xml><?xml version="1.0" encoding="utf-8"?>
+<ax:ocx xmlns:ax="http://schemas.microsoft.com/office/2006/activeX" xmlns:r="http://schemas.openxmlformats.org/officeDocument/2006/relationships" ax:classid="{5512D118-5CC6-11CF-8D67-00AA00BDCE1D}" r:id="rId1" ax:persistence="persistStorage"/>
+</file>
+
+<file path=word/activeX/activeX77.xml><?xml version="1.0" encoding="utf-8"?>
+<ax:ocx xmlns:ax="http://schemas.microsoft.com/office/2006/activeX" xmlns:r="http://schemas.openxmlformats.org/officeDocument/2006/relationships" ax:classid="{5512D118-5CC6-11CF-8D67-00AA00BDCE1D}" r:id="rId1" ax:persistence="persistStorage"/>
+</file>
+
+<file path=word/activeX/activeX78.xml><?xml version="1.0" encoding="utf-8"?>
+<ax:ocx xmlns:ax="http://schemas.microsoft.com/office/2006/activeX" xmlns:r="http://schemas.openxmlformats.org/officeDocument/2006/relationships" ax:classid="{5512D118-5CC6-11CF-8D67-00AA00BDCE1D}" r:id="rId1" ax:persistence="persistStorage"/>
+</file>
+
+<file path=word/activeX/activeX79.xml><?xml version="1.0" encoding="utf-8"?>
+<ax:ocx xmlns:ax="http://schemas.microsoft.com/office/2006/activeX" xmlns:r="http://schemas.openxmlformats.org/officeDocument/2006/relationships" ax:classid="{5512D118-5CC6-11CF-8D67-00AA00BDCE1D}" r:id="rId1" ax:persistence="persistStorage"/>
+</file>
+
+<file path=word/activeX/activeX8.xml><?xml version="1.0" encoding="utf-8"?>
+<ax:ocx xmlns:ax="http://schemas.microsoft.com/office/2006/activeX" xmlns:r="http://schemas.openxmlformats.org/officeDocument/2006/relationships" ax:classid="{5512D118-5CC6-11CF-8D67-00AA00BDCE1D}" r:id="rId1" ax:persistence="persistStorage"/>
+</file>
+
+<file path=word/activeX/activeX80.xml><?xml version="1.0" encoding="utf-8"?>
+<ax:ocx xmlns:ax="http://schemas.microsoft.com/office/2006/activeX" xmlns:r="http://schemas.openxmlformats.org/officeDocument/2006/relationships" ax:classid="{5512D118-5CC6-11CF-8D67-00AA00BDCE1D}" r:id="rId1" ax:persistence="persistStorage"/>
+</file>
+
+<file path=word/activeX/activeX81.xml><?xml version="1.0" encoding="utf-8"?>
+<ax:ocx xmlns:ax="http://schemas.microsoft.com/office/2006/activeX" xmlns:r="http://schemas.openxmlformats.org/officeDocument/2006/relationships" ax:classid="{5512D118-5CC6-11CF-8D67-00AA00BDCE1D}" r:id="rId1" ax:persistence="persistStorage"/>
+</file>
+
+<file path=word/activeX/activeX82.xml><?xml version="1.0" encoding="utf-8"?>
+<ax:ocx xmlns:ax="http://schemas.microsoft.com/office/2006/activeX" xmlns:r="http://schemas.openxmlformats.org/officeDocument/2006/relationships" ax:classid="{5512D118-5CC6-11CF-8D67-00AA00BDCE1D}" r:id="rId1" ax:persistence="persistStorage"/>
+</file>
+
+<file path=word/activeX/activeX83.xml><?xml version="1.0" encoding="utf-8"?>
+<ax:ocx xmlns:ax="http://schemas.microsoft.com/office/2006/activeX" xmlns:r="http://schemas.openxmlformats.org/officeDocument/2006/relationships" ax:classid="{5512D118-5CC6-11CF-8D67-00AA00BDCE1D}" r:id="rId1" ax:persistence="persistStorage"/>
+</file>
+
+<file path=word/activeX/activeX84.xml><?xml version="1.0" encoding="utf-8"?>
+<ax:ocx xmlns:ax="http://schemas.microsoft.com/office/2006/activeX" xmlns:r="http://schemas.openxmlformats.org/officeDocument/2006/relationships" ax:classid="{5512D118-5CC6-11CF-8D67-00AA00BDCE1D}" r:id="rId1" ax:persistence="persistStorage"/>
+</file>
+
+<file path=word/activeX/activeX85.xml><?xml version="1.0" encoding="utf-8"?>
+<ax:ocx xmlns:ax="http://schemas.microsoft.com/office/2006/activeX" xmlns:r="http://schemas.openxmlformats.org/officeDocument/2006/relationships" ax:classid="{5512D118-5CC6-11CF-8D67-00AA00BDCE1D}" r:id="rId1" ax:persistence="persistStorage"/>
+</file>
+
+<file path=word/activeX/activeX86.xml><?xml version="1.0" encoding="utf-8"?>
+<ax:ocx xmlns:ax="http://schemas.microsoft.com/office/2006/activeX" xmlns:r="http://schemas.openxmlformats.org/officeDocument/2006/relationships" ax:classid="{5512D118-5CC6-11CF-8D67-00AA00BDCE1D}" r:id="rId1" ax:persistence="persistStorage"/>
+</file>
+
+<file path=word/activeX/activeX87.xml><?xml version="1.0" encoding="utf-8"?>
+<ax:ocx xmlns:ax="http://schemas.microsoft.com/office/2006/activeX" xmlns:r="http://schemas.openxmlformats.org/officeDocument/2006/relationships" ax:classid="{5512D118-5CC6-11CF-8D67-00AA00BDCE1D}" r:id="rId1" ax:persistence="persistStorage"/>
+</file>
+
+<file path=word/activeX/activeX88.xml><?xml version="1.0" encoding="utf-8"?>
+<ax:ocx xmlns:ax="http://schemas.microsoft.com/office/2006/activeX" xmlns:r="http://schemas.openxmlformats.org/officeDocument/2006/relationships" ax:classid="{5512D118-5CC6-11CF-8D67-00AA00BDCE1D}" r:id="rId1" ax:persistence="persistStorage"/>
+</file>
+
+<file path=word/activeX/activeX89.xml><?xml version="1.0" encoding="utf-8"?>
+<ax:ocx xmlns:ax="http://schemas.microsoft.com/office/2006/activeX" xmlns:r="http://schemas.openxmlformats.org/officeDocument/2006/relationships" ax:classid="{5512D118-5CC6-11CF-8D67-00AA00BDCE1D}" r:id="rId1" ax:persistence="persistStorage"/>
+</file>
+
+<file path=word/activeX/activeX9.xml><?xml version="1.0" encoding="utf-8"?>
+<ax:ocx xmlns:ax="http://schemas.microsoft.com/office/2006/activeX" xmlns:r="http://schemas.openxmlformats.org/officeDocument/2006/relationships" ax:classid="{5512D118-5CC6-11CF-8D67-00AA00BDCE1D}" r:id="rId1" ax:persistence="persistStorage"/>
+</file>
+
+<file path=word/activeX/activeX90.xml><?xml version="1.0" encoding="utf-8"?>
+<ax:ocx xmlns:ax="http://schemas.microsoft.com/office/2006/activeX" xmlns:r="http://schemas.openxmlformats.org/officeDocument/2006/relationships" ax:classid="{5512D118-5CC6-11CF-8D67-00AA00BDCE1D}" r:id="rId1" ax:persistence="persistStorage"/>
+</file>
+
+<file path=word/activeX/activeX91.xml><?xml version="1.0" encoding="utf-8"?>
+<ax:ocx xmlns:ax="http://schemas.microsoft.com/office/2006/activeX" xmlns:r="http://schemas.openxmlformats.org/officeDocument/2006/relationships" ax:classid="{5512D118-5CC6-11CF-8D67-00AA00BDCE1D}" r:id="rId1" ax:persistence="persistStorage"/>
+</file>
+
+<file path=word/activeX/activeX92.xml><?xml version="1.0" encoding="utf-8"?>
+<ax:ocx xmlns:ax="http://schemas.microsoft.com/office/2006/activeX" xmlns:r="http://schemas.openxmlformats.org/officeDocument/2006/relationships" ax:classid="{5512D118-5CC6-11CF-8D67-00AA00BDCE1D}" r:id="rId1" ax:persistence="persistStorage"/>
+</file>
+
+<file path=word/activeX/activeX93.xml><?xml version="1.0" encoding="utf-8"?>
+<ax:ocx xmlns:ax="http://schemas.microsoft.com/office/2006/activeX" xmlns:r="http://schemas.openxmlformats.org/officeDocument/2006/relationships" ax:classid="{5512D118-5CC6-11CF-8D67-00AA00BDCE1D}" r:id="rId1" ax:persistence="persistStorage"/>
+</file>
+
+<file path=word/activeX/activeX94.xml><?xml version="1.0" encoding="utf-8"?>
+<ax:ocx xmlns:ax="http://schemas.microsoft.com/office/2006/activeX" xmlns:r="http://schemas.openxmlformats.org/officeDocument/2006/relationships" ax:classid="{5512D118-5CC6-11CF-8D67-00AA00BDCE1D}" r:id="rId1" ax:persistence="persistStorage"/>
+</file>
+
+<file path=word/activeX/activeX95.xml><?xml version="1.0" encoding="utf-8"?>
+<ax:ocx xmlns:ax="http://schemas.microsoft.com/office/2006/activeX" xmlns:r="http://schemas.openxmlformats.org/officeDocument/2006/relationships" ax:classid="{5512D118-5CC6-11CF-8D67-00AA00BDCE1D}" r:id="rId1" ax:persistence="persistStorage"/>
+</file>
+
+<file path=word/activeX/activeX96.xml><?xml version="1.0" encoding="utf-8"?>
+<ax:ocx xmlns:ax="http://schemas.microsoft.com/office/2006/activeX" xmlns:r="http://schemas.openxmlformats.org/officeDocument/2006/relationships" ax:classid="{5512D118-5CC6-11CF-8D67-00AA00BDCE1D}" r:id="rId1" ax:persistence="persistStorage"/>
+</file>
+
+<file path=word/activeX/activeX97.xml><?xml version="1.0" encoding="utf-8"?>
+<ax:ocx xmlns:ax="http://schemas.microsoft.com/office/2006/activeX" xmlns:r="http://schemas.openxmlformats.org/officeDocument/2006/relationships" ax:classid="{5512D118-5CC6-11CF-8D67-00AA00BDCE1D}" r:id="rId1" ax:persistence="persistStorage"/>
+</file>
+
+<file path=word/activeX/activeX98.xml><?xml version="1.0" encoding="utf-8"?>
+<ax:ocx xmlns:ax="http://schemas.microsoft.com/office/2006/activeX" xmlns:r="http://schemas.openxmlformats.org/officeDocument/2006/relationships" ax:classid="{5512D118-5CC6-11CF-8D67-00AA00BDCE1D}" r:id="rId1" ax:persistence="persistStorage"/>
+</file>
+
+<file path=word/activeX/activeX99.xml><?xml version="1.0" encoding="utf-8"?>
+<ax:ocx xmlns:ax="http://schemas.microsoft.com/office/2006/activeX" xmlns:r="http://schemas.openxmlformats.org/officeDocument/2006/relationships" ax:classid="{5512D118-5CC6-11CF-8D67-00AA00BDCE1D}" r:id="rId1" ax:persistence="persistStorage"/>
+</file>
+
+<file path=word/theme/theme1.xml><?xml version="1.0" encoding="utf-8"?>
 <a:theme xmlns:a="http://schemas.openxmlformats.org/drawingml/2006/main" name="Office 主题">
   <a:themeElements>
     <a:clrScheme name="Office">
